--- a/latex/master thesis.docx
+++ b/latex/master thesis.docx
@@ -590,7 +590,7 @@
             </w:rPr>
             <w:fldChar w:fldCharType="separate"/>
           </w:r>
-          <w:hyperlink w:anchor="_Toc229556429" w:history="1">
+          <w:hyperlink w:anchor="_Toc229583070" w:history="1">
             <w:r>
               <w:rPr>
                 <w:rStyle w:val="Lienhypertexte"/>
@@ -645,7 +645,7 @@
                 <w:sz w:val="28"/>
                 <w:szCs w:val="28"/>
               </w:rPr>
-              <w:instrText xml:space="preserve"> PAGEREF _Toc229556429 \h </w:instrText>
+              <w:instrText xml:space="preserve"> PAGEREF _Toc229583070 \h </w:instrText>
             </w:r>
             <w:r>
               <w:rPr>
@@ -723,7 +723,7 @@
               <w14:ligatures w14:val="standardContextual"/>
             </w:rPr>
           </w:pPr>
-          <w:hyperlink w:anchor="_Toc229556430" w:history="1">
+          <w:hyperlink w:anchor="_Toc229583071" w:history="1">
             <w:r>
               <w:rPr>
                 <w:rStyle w:val="Lienhypertexte"/>
@@ -778,7 +778,7 @@
                 <w:sz w:val="28"/>
                 <w:szCs w:val="28"/>
               </w:rPr>
-              <w:instrText xml:space="preserve"> PAGEREF _Toc229556430 \h </w:instrText>
+              <w:instrText xml:space="preserve"> PAGEREF _Toc229583071 \h </w:instrText>
             </w:r>
             <w:r>
               <w:rPr>
@@ -819,7 +819,7 @@
                 <w:sz w:val="28"/>
                 <w:szCs w:val="28"/>
               </w:rPr>
-              <w:t>9</w:t>
+              <w:t>10</w:t>
             </w:r>
             <w:r>
               <w:rPr>
@@ -854,7 +854,7 @@
               <w14:ligatures w14:val="standardContextual"/>
             </w:rPr>
           </w:pPr>
-          <w:hyperlink w:anchor="_Toc229556431" w:history="1">
+          <w:hyperlink w:anchor="_Toc229583072" w:history="1">
             <w:r>
               <w:rPr>
                 <w:rStyle w:val="Lienhypertexte"/>
@@ -901,7 +901,7 @@
                 <w:sz w:val="28"/>
                 <w:szCs w:val="28"/>
               </w:rPr>
-              <w:instrText xml:space="preserve"> PAGEREF _Toc229556431 \h </w:instrText>
+              <w:instrText xml:space="preserve"> PAGEREF _Toc229583072 \h </w:instrText>
             </w:r>
             <w:r>
               <w:rPr>
@@ -936,7 +936,7 @@
                 <w:sz w:val="28"/>
                 <w:szCs w:val="28"/>
               </w:rPr>
-              <w:t>9</w:t>
+              <w:t>10</w:t>
             </w:r>
             <w:r>
               <w:rPr>
@@ -969,7 +969,7 @@
               <w14:ligatures w14:val="standardContextual"/>
             </w:rPr>
           </w:pPr>
-          <w:hyperlink w:anchor="_Toc229556432" w:history="1">
+          <w:hyperlink w:anchor="_Toc229583073" w:history="1">
             <w:r>
               <w:rPr>
                 <w:rStyle w:val="Lienhypertexte"/>
@@ -1016,7 +1016,7 @@
                 <w:sz w:val="28"/>
                 <w:szCs w:val="28"/>
               </w:rPr>
-              <w:instrText xml:space="preserve"> PAGEREF _Toc229556432 \h </w:instrText>
+              <w:instrText xml:space="preserve"> PAGEREF _Toc229583073 \h </w:instrText>
             </w:r>
             <w:r>
               <w:rPr>
@@ -1051,7 +1051,7 @@
                 <w:sz w:val="28"/>
                 <w:szCs w:val="28"/>
               </w:rPr>
-              <w:t>13</w:t>
+              <w:t>15</w:t>
             </w:r>
             <w:r>
               <w:rPr>
@@ -1084,7 +1084,7 @@
               <w14:ligatures w14:val="standardContextual"/>
             </w:rPr>
           </w:pPr>
-          <w:hyperlink w:anchor="_Toc229556433" w:history="1">
+          <w:hyperlink w:anchor="_Toc229583074" w:history="1">
             <w:r>
               <w:rPr>
                 <w:rStyle w:val="Lienhypertexte"/>
@@ -1131,7 +1131,7 @@
                 <w:sz w:val="28"/>
                 <w:szCs w:val="28"/>
               </w:rPr>
-              <w:instrText xml:space="preserve"> PAGEREF _Toc229556433 \h </w:instrText>
+              <w:instrText xml:space="preserve"> PAGEREF _Toc229583074 \h </w:instrText>
             </w:r>
             <w:r>
               <w:rPr>
@@ -1166,7 +1166,7 @@
                 <w:sz w:val="28"/>
                 <w:szCs w:val="28"/>
               </w:rPr>
-              <w:t>25</w:t>
+              <w:t>27</w:t>
             </w:r>
             <w:r>
               <w:rPr>
@@ -1201,7 +1201,7 @@
               <w14:ligatures w14:val="standardContextual"/>
             </w:rPr>
           </w:pPr>
-          <w:hyperlink w:anchor="_Toc229556434" w:history="1">
+          <w:hyperlink w:anchor="_Toc229583075" w:history="1">
             <w:r>
               <w:rPr>
                 <w:rStyle w:val="Lienhypertexte"/>
@@ -1214,35 +1214,7 @@
                 <w:sz w:val="28"/>
                 <w:szCs w:val="28"/>
               </w:rPr>
-              <w:t xml:space="preserve">2. Empirical study of the impact </w:t>
-            </w:r>
-            <w:r>
-              <w:rPr>
-                <w:rStyle w:val="Lienhypertexte"/>
-                <w:rFonts w:ascii="Times New Roman" w:hAnsi="Times New Roman"/>
-                <w:b w:val="0"/>
-                <w:bCs w:val="0"/>
-                <w:i w:val="0"/>
-                <w:iCs w:val="0"/>
-                <w:noProof/>
-                <w:sz w:val="28"/>
-                <w:szCs w:val="28"/>
-              </w:rPr>
-              <w:t>o</w:t>
-            </w:r>
-            <w:r>
-              <w:rPr>
-                <w:rStyle w:val="Lienhypertexte"/>
-                <w:rFonts w:ascii="Times New Roman" w:hAnsi="Times New Roman"/>
-                <w:b w:val="0"/>
-                <w:bCs w:val="0"/>
-                <w:i w:val="0"/>
-                <w:iCs w:val="0"/>
-                <w:noProof/>
-                <w:sz w:val="28"/>
-                <w:szCs w:val="28"/>
-              </w:rPr>
-              <w:t>f COVID-19 pandemic on employment outcomes of workers with disabilities.</w:t>
+              <w:t>2. Empirical study of the impact of COVID-19 pandemic on employment outcomes of workers with disabilities.</w:t>
             </w:r>
             <w:r>
               <w:rPr>
@@ -1284,7 +1256,7 @@
                 <w:sz w:val="28"/>
                 <w:szCs w:val="28"/>
               </w:rPr>
-              <w:instrText xml:space="preserve"> PAGEREF _Toc229556434 \h </w:instrText>
+              <w:instrText xml:space="preserve"> PAGEREF _Toc229583075 \h </w:instrText>
             </w:r>
             <w:r>
               <w:rPr>
@@ -1325,7 +1297,7 @@
                 <w:sz w:val="28"/>
                 <w:szCs w:val="28"/>
               </w:rPr>
-              <w:t>28</w:t>
+              <w:t>29</w:t>
             </w:r>
             <w:r>
               <w:rPr>
@@ -1360,7 +1332,7 @@
               <w14:ligatures w14:val="standardContextual"/>
             </w:rPr>
           </w:pPr>
-          <w:hyperlink w:anchor="_Toc229556435" w:history="1">
+          <w:hyperlink w:anchor="_Toc229583076" w:history="1">
             <w:r>
               <w:rPr>
                 <w:rStyle w:val="Lienhypertexte"/>
@@ -1407,7 +1379,7 @@
                 <w:sz w:val="28"/>
                 <w:szCs w:val="28"/>
               </w:rPr>
-              <w:instrText xml:space="preserve"> PAGEREF _Toc229556435 \h </w:instrText>
+              <w:instrText xml:space="preserve"> PAGEREF _Toc229583076 \h </w:instrText>
             </w:r>
             <w:r>
               <w:rPr>
@@ -1442,7 +1414,7 @@
                 <w:sz w:val="28"/>
                 <w:szCs w:val="28"/>
               </w:rPr>
-              <w:t>28</w:t>
+              <w:t>29</w:t>
             </w:r>
             <w:r>
               <w:rPr>
@@ -1475,7 +1447,7 @@
               <w14:ligatures w14:val="standardContextual"/>
             </w:rPr>
           </w:pPr>
-          <w:hyperlink w:anchor="_Toc229556436" w:history="1">
+          <w:hyperlink w:anchor="_Toc229583077" w:history="1">
             <w:r>
               <w:rPr>
                 <w:rStyle w:val="Lienhypertexte"/>
@@ -1522,7 +1494,7 @@
                 <w:sz w:val="28"/>
                 <w:szCs w:val="28"/>
               </w:rPr>
-              <w:instrText xml:space="preserve"> PAGEREF _Toc229556436 \h </w:instrText>
+              <w:instrText xml:space="preserve"> PAGEREF _Toc229583077 \h </w:instrText>
             </w:r>
             <w:r>
               <w:rPr>
@@ -1557,7 +1529,7 @@
                 <w:sz w:val="28"/>
                 <w:szCs w:val="28"/>
               </w:rPr>
-              <w:t>39</w:t>
+              <w:t>40</w:t>
             </w:r>
             <w:r>
               <w:rPr>
@@ -1590,7 +1562,7 @@
               <w14:ligatures w14:val="standardContextual"/>
             </w:rPr>
           </w:pPr>
-          <w:hyperlink w:anchor="_Toc229556437" w:history="1">
+          <w:hyperlink w:anchor="_Toc229583078" w:history="1">
             <w:r>
               <w:rPr>
                 <w:rStyle w:val="Lienhypertexte"/>
@@ -1637,7 +1609,7 @@
                 <w:sz w:val="28"/>
                 <w:szCs w:val="28"/>
               </w:rPr>
-              <w:instrText xml:space="preserve"> PAGEREF _Toc229556437 \h </w:instrText>
+              <w:instrText xml:space="preserve"> PAGEREF _Toc229583078 \h </w:instrText>
             </w:r>
             <w:r>
               <w:rPr>
@@ -1672,7 +1644,7 @@
                 <w:sz w:val="28"/>
                 <w:szCs w:val="28"/>
               </w:rPr>
-              <w:t>43</w:t>
+              <w:t>44</w:t>
             </w:r>
             <w:r>
               <w:rPr>
@@ -1707,7 +1679,7 @@
               <w14:ligatures w14:val="standardContextual"/>
             </w:rPr>
           </w:pPr>
-          <w:hyperlink w:anchor="_Toc229556438" w:history="1">
+          <w:hyperlink w:anchor="_Toc229583079" w:history="1">
             <w:r>
               <w:rPr>
                 <w:rStyle w:val="Lienhypertexte"/>
@@ -1762,7 +1734,7 @@
                 <w:sz w:val="28"/>
                 <w:szCs w:val="28"/>
               </w:rPr>
-              <w:instrText xml:space="preserve"> PAGEREF _Toc229556438 \h </w:instrText>
+              <w:instrText xml:space="preserve"> PAGEREF _Toc229583079 \h </w:instrText>
             </w:r>
             <w:r>
               <w:rPr>
@@ -1803,7 +1775,7 @@
                 <w:sz w:val="28"/>
                 <w:szCs w:val="28"/>
               </w:rPr>
-              <w:t>56</w:t>
+              <w:t>55</w:t>
             </w:r>
             <w:r>
               <w:rPr>
@@ -1812,6 +1784,236 @@
                 <w:bCs w:val="0"/>
                 <w:i w:val="0"/>
                 <w:iCs w:val="0"/>
+                <w:noProof/>
+                <w:webHidden/>
+                <w:sz w:val="28"/>
+                <w:szCs w:val="28"/>
+              </w:rPr>
+              <w:fldChar w:fldCharType="end"/>
+            </w:r>
+          </w:hyperlink>
+        </w:p>
+        <w:p>
+          <w:pPr>
+            <w:pStyle w:val="TM2"/>
+            <w:tabs>
+              <w:tab w:val="right" w:leader="dot" w:pos="9350"/>
+            </w:tabs>
+            <w:rPr>
+              <w:rFonts w:ascii="Times New Roman" w:eastAsiaTheme="minorEastAsia" w:hAnsi="Times New Roman"/>
+              <w:b w:val="0"/>
+              <w:bCs w:val="0"/>
+              <w:noProof/>
+              <w:kern w:val="2"/>
+              <w:sz w:val="28"/>
+              <w:szCs w:val="28"/>
+              <w14:ligatures w14:val="standardContextual"/>
+            </w:rPr>
+          </w:pPr>
+          <w:hyperlink w:anchor="_Toc229583080" w:history="1">
+            <w:r>
+              <w:rPr>
+                <w:rStyle w:val="Lienhypertexte"/>
+                <w:rFonts w:ascii="Times New Roman" w:hAnsi="Times New Roman"/>
+                <w:b w:val="0"/>
+                <w:bCs w:val="0"/>
+                <w:noProof/>
+                <w:sz w:val="28"/>
+                <w:szCs w:val="28"/>
+              </w:rPr>
+              <w:t>3.1 Methodological recommendations to improve quality of data collection</w:t>
+            </w:r>
+            <w:r>
+              <w:rPr>
+                <w:rFonts w:ascii="Times New Roman" w:hAnsi="Times New Roman"/>
+                <w:b w:val="0"/>
+                <w:bCs w:val="0"/>
+                <w:noProof/>
+                <w:webHidden/>
+                <w:sz w:val="28"/>
+                <w:szCs w:val="28"/>
+              </w:rPr>
+              <w:tab/>
+            </w:r>
+            <w:r>
+              <w:rPr>
+                <w:rFonts w:ascii="Times New Roman" w:hAnsi="Times New Roman"/>
+                <w:b w:val="0"/>
+                <w:bCs w:val="0"/>
+                <w:noProof/>
+                <w:webHidden/>
+                <w:sz w:val="28"/>
+                <w:szCs w:val="28"/>
+              </w:rPr>
+              <w:fldChar w:fldCharType="begin"/>
+            </w:r>
+            <w:r>
+              <w:rPr>
+                <w:rFonts w:ascii="Times New Roman" w:hAnsi="Times New Roman"/>
+                <w:b w:val="0"/>
+                <w:bCs w:val="0"/>
+                <w:noProof/>
+                <w:webHidden/>
+                <w:sz w:val="28"/>
+                <w:szCs w:val="28"/>
+              </w:rPr>
+              <w:instrText xml:space="preserve"> PAGEREF _Toc229583080 \h </w:instrText>
+            </w:r>
+            <w:r>
+              <w:rPr>
+                <w:rFonts w:ascii="Times New Roman" w:hAnsi="Times New Roman"/>
+                <w:b w:val="0"/>
+                <w:bCs w:val="0"/>
+                <w:noProof/>
+                <w:webHidden/>
+                <w:sz w:val="28"/>
+                <w:szCs w:val="28"/>
+              </w:rPr>
+            </w:r>
+            <w:r>
+              <w:rPr>
+                <w:rFonts w:ascii="Times New Roman" w:hAnsi="Times New Roman"/>
+                <w:b w:val="0"/>
+                <w:bCs w:val="0"/>
+                <w:noProof/>
+                <w:webHidden/>
+                <w:sz w:val="28"/>
+                <w:szCs w:val="28"/>
+              </w:rPr>
+              <w:fldChar w:fldCharType="separate"/>
+            </w:r>
+            <w:r>
+              <w:rPr>
+                <w:rFonts w:ascii="Times New Roman" w:hAnsi="Times New Roman"/>
+                <w:b w:val="0"/>
+                <w:bCs w:val="0"/>
+                <w:noProof/>
+                <w:webHidden/>
+                <w:sz w:val="28"/>
+                <w:szCs w:val="28"/>
+              </w:rPr>
+              <w:t>55</w:t>
+            </w:r>
+            <w:r>
+              <w:rPr>
+                <w:rFonts w:ascii="Times New Roman" w:hAnsi="Times New Roman"/>
+                <w:b w:val="0"/>
+                <w:bCs w:val="0"/>
+                <w:noProof/>
+                <w:webHidden/>
+                <w:sz w:val="28"/>
+                <w:szCs w:val="28"/>
+              </w:rPr>
+              <w:fldChar w:fldCharType="end"/>
+            </w:r>
+          </w:hyperlink>
+        </w:p>
+        <w:p>
+          <w:pPr>
+            <w:pStyle w:val="TM2"/>
+            <w:tabs>
+              <w:tab w:val="right" w:leader="dot" w:pos="9350"/>
+            </w:tabs>
+            <w:rPr>
+              <w:rFonts w:ascii="Times New Roman" w:eastAsiaTheme="minorEastAsia" w:hAnsi="Times New Roman"/>
+              <w:b w:val="0"/>
+              <w:bCs w:val="0"/>
+              <w:noProof/>
+              <w:kern w:val="2"/>
+              <w:sz w:val="28"/>
+              <w:szCs w:val="28"/>
+              <w14:ligatures w14:val="standardContextual"/>
+            </w:rPr>
+          </w:pPr>
+          <w:hyperlink w:anchor="_Toc229583081" w:history="1">
+            <w:r>
+              <w:rPr>
+                <w:rStyle w:val="Lienhypertexte"/>
+                <w:rFonts w:ascii="Times New Roman" w:hAnsi="Times New Roman"/>
+                <w:b w:val="0"/>
+                <w:bCs w:val="0"/>
+                <w:noProof/>
+                <w:sz w:val="28"/>
+                <w:szCs w:val="28"/>
+              </w:rPr>
+              <w:t>3.2 Policy recommendations to improve outcomes for disabled workers during similar crises</w:t>
+            </w:r>
+            <w:r>
+              <w:rPr>
+                <w:rFonts w:ascii="Times New Roman" w:hAnsi="Times New Roman"/>
+                <w:b w:val="0"/>
+                <w:bCs w:val="0"/>
+                <w:noProof/>
+                <w:webHidden/>
+                <w:sz w:val="28"/>
+                <w:szCs w:val="28"/>
+              </w:rPr>
+              <w:tab/>
+            </w:r>
+            <w:r>
+              <w:rPr>
+                <w:rFonts w:ascii="Times New Roman" w:hAnsi="Times New Roman"/>
+                <w:b w:val="0"/>
+                <w:bCs w:val="0"/>
+                <w:noProof/>
+                <w:webHidden/>
+                <w:sz w:val="28"/>
+                <w:szCs w:val="28"/>
+              </w:rPr>
+              <w:fldChar w:fldCharType="begin"/>
+            </w:r>
+            <w:r>
+              <w:rPr>
+                <w:rFonts w:ascii="Times New Roman" w:hAnsi="Times New Roman"/>
+                <w:b w:val="0"/>
+                <w:bCs w:val="0"/>
+                <w:noProof/>
+                <w:webHidden/>
+                <w:sz w:val="28"/>
+                <w:szCs w:val="28"/>
+              </w:rPr>
+              <w:instrText xml:space="preserve"> PAGEREF _Toc229583081 \h </w:instrText>
+            </w:r>
+            <w:r>
+              <w:rPr>
+                <w:rFonts w:ascii="Times New Roman" w:hAnsi="Times New Roman"/>
+                <w:b w:val="0"/>
+                <w:bCs w:val="0"/>
+                <w:noProof/>
+                <w:webHidden/>
+                <w:sz w:val="28"/>
+                <w:szCs w:val="28"/>
+              </w:rPr>
+            </w:r>
+            <w:r>
+              <w:rPr>
+                <w:rFonts w:ascii="Times New Roman" w:hAnsi="Times New Roman"/>
+                <w:b w:val="0"/>
+                <w:bCs w:val="0"/>
+                <w:noProof/>
+                <w:webHidden/>
+                <w:sz w:val="28"/>
+                <w:szCs w:val="28"/>
+              </w:rPr>
+              <w:fldChar w:fldCharType="separate"/>
+            </w:r>
+            <w:r>
+              <w:rPr>
+                <w:rFonts w:ascii="Times New Roman" w:hAnsi="Times New Roman"/>
+                <w:b w:val="0"/>
+                <w:bCs w:val="0"/>
+                <w:noProof/>
+                <w:webHidden/>
+                <w:sz w:val="28"/>
+                <w:szCs w:val="28"/>
+              </w:rPr>
+              <w:t>56</w:t>
+            </w:r>
+            <w:r>
+              <w:rPr>
+                <w:rFonts w:ascii="Times New Roman" w:hAnsi="Times New Roman"/>
+                <w:b w:val="0"/>
+                <w:bCs w:val="0"/>
                 <w:noProof/>
                 <w:webHidden/>
                 <w:sz w:val="28"/>
@@ -1840,7 +2042,7 @@
               <w14:ligatures w14:val="standardContextual"/>
             </w:rPr>
           </w:pPr>
-          <w:hyperlink w:anchor="_Toc229556439" w:history="1">
+          <w:hyperlink w:anchor="_Toc229583082" w:history="1">
             <w:r>
               <w:rPr>
                 <w:rStyle w:val="Lienhypertexte"/>
@@ -1895,7 +2097,7 @@
                 <w:sz w:val="28"/>
                 <w:szCs w:val="28"/>
               </w:rPr>
-              <w:instrText xml:space="preserve"> PAGEREF _Toc229556439 \h </w:instrText>
+              <w:instrText xml:space="preserve"> PAGEREF _Toc229583082 \h </w:instrText>
             </w:r>
             <w:r>
               <w:rPr>
@@ -1936,7 +2138,7 @@
                 <w:sz w:val="28"/>
                 <w:szCs w:val="28"/>
               </w:rPr>
-              <w:t>59</w:t>
+              <w:t>58</w:t>
             </w:r>
             <w:r>
               <w:rPr>
@@ -1973,7 +2175,7 @@
               <w14:ligatures w14:val="standardContextual"/>
             </w:rPr>
           </w:pPr>
-          <w:hyperlink w:anchor="_Toc229556440" w:history="1">
+          <w:hyperlink w:anchor="_Toc229583083" w:history="1">
             <w:r>
               <w:rPr>
                 <w:rStyle w:val="Lienhypertexte"/>
@@ -2028,7 +2230,7 @@
                 <w:sz w:val="28"/>
                 <w:szCs w:val="28"/>
               </w:rPr>
-              <w:instrText xml:space="preserve"> PAGEREF _Toc229556440 \h </w:instrText>
+              <w:instrText xml:space="preserve"> PAGEREF _Toc229583083 \h </w:instrText>
             </w:r>
             <w:r>
               <w:rPr>
@@ -2069,7 +2271,7 @@
                 <w:sz w:val="28"/>
                 <w:szCs w:val="28"/>
               </w:rPr>
-              <w:t>63</w:t>
+              <w:t>62</w:t>
             </w:r>
             <w:r>
               <w:rPr>
@@ -2106,7 +2308,7 @@
               <w14:ligatures w14:val="standardContextual"/>
             </w:rPr>
           </w:pPr>
-          <w:hyperlink w:anchor="_Toc229556441" w:history="1">
+          <w:hyperlink w:anchor="_Toc229583084" w:history="1">
             <w:r>
               <w:rPr>
                 <w:rStyle w:val="Lienhypertexte"/>
@@ -2161,7 +2363,7 @@
                 <w:sz w:val="28"/>
                 <w:szCs w:val="28"/>
               </w:rPr>
-              <w:instrText xml:space="preserve"> PAGEREF _Toc229556441 \h </w:instrText>
+              <w:instrText xml:space="preserve"> PAGEREF _Toc229583084 \h </w:instrText>
             </w:r>
             <w:r>
               <w:rPr>
@@ -2202,7 +2404,7 @@
                 <w:sz w:val="28"/>
                 <w:szCs w:val="28"/>
               </w:rPr>
-              <w:t>67</w:t>
+              <w:t>66</w:t>
             </w:r>
             <w:r>
               <w:rPr>
@@ -2239,7 +2441,7 @@
               <w14:ligatures w14:val="standardContextual"/>
             </w:rPr>
           </w:pPr>
-          <w:hyperlink w:anchor="_Toc229556442" w:history="1">
+          <w:hyperlink w:anchor="_Toc229583085" w:history="1">
             <w:r>
               <w:rPr>
                 <w:rStyle w:val="Lienhypertexte"/>
@@ -2295,7 +2497,7 @@
                 <w:sz w:val="28"/>
                 <w:szCs w:val="28"/>
               </w:rPr>
-              <w:instrText xml:space="preserve"> PAGEREF _Toc229556442 \h </w:instrText>
+              <w:instrText xml:space="preserve"> PAGEREF _Toc229583085 \h </w:instrText>
             </w:r>
             <w:r>
               <w:rPr>
@@ -2336,7 +2538,7 @@
                 <w:sz w:val="28"/>
                 <w:szCs w:val="28"/>
               </w:rPr>
-              <w:t>73</w:t>
+              <w:t>72</w:t>
             </w:r>
             <w:r>
               <w:rPr>
@@ -2375,12 +2577,14 @@
         <w:spacing w:after="160" w:line="278" w:lineRule="auto"/>
         <w:jc w:val="left"/>
         <w:rPr>
-          <w:rFonts w:eastAsiaTheme="majorEastAsia" w:cstheme="majorBidi"/>
-          <w:b/>
-          <w:szCs w:val="40"/>
-        </w:rPr>
-      </w:pPr>
-      <w:r>
+          <w:rFonts w:eastAsiaTheme="majorEastAsia"/>
+          <w:szCs w:val="28"/>
+        </w:rPr>
+      </w:pPr>
+      <w:r>
+        <w:rPr>
+          <w:szCs w:val="28"/>
+        </w:rPr>
         <w:br w:type="page"/>
       </w:r>
     </w:p>
@@ -2388,7 +2592,7 @@
       <w:pPr>
         <w:pStyle w:val="Titre1"/>
       </w:pPr>
-      <w:bookmarkStart w:id="1" w:name="_Toc229556429"/>
+      <w:bookmarkStart w:id="1" w:name="_Toc229583070"/>
       <w:r>
         <w:lastRenderedPageBreak/>
         <w:t>Introduction</w:t>
@@ -2431,7 +2635,13 @@
         <w:t xml:space="preserve"> about Russia</w:t>
       </w:r>
       <w:r>
-        <w:t>. Despite longstanding evidence that disabled workers face persistent employment and wage gaps under normal economic conditions, relatively little is known about how these disparities evolve during exogenous labour demand shocks.</w:t>
+        <w:t xml:space="preserve">. Despite longstanding evidence that disabled workers face persistent employment and wage gaps under normal economic conditions, relatively little is known about how these disparities evolve during exogenous </w:t>
+      </w:r>
+      <w:r>
+        <w:t>labor</w:t>
+      </w:r>
+      <w:r>
+        <w:t xml:space="preserve"> demand shocks.</w:t>
       </w:r>
     </w:p>
     <w:p>
@@ -2445,46 +2655,99 @@
         <w:t xml:space="preserve"> </w:t>
       </w:r>
       <w:r>
-        <w:t xml:space="preserve">initially prioritised general economic stabilisation measures over disability-specific safeguards. However, existing studies on pandemic labour market outcomes in Russia have largely focused on aggregate employment trends, gender disparities, or regional variation, leaving the specific experience of disabled workers largely unexplored. </w:t>
+        <w:t xml:space="preserve">initially prioritised general economic stabilisation measures over disability-specific safeguards. However, existing studies on pandemic </w:t>
+      </w:r>
+      <w:r>
+        <w:t>labor</w:t>
+      </w:r>
+      <w:r>
+        <w:t xml:space="preserve"> market outcomes in Russia have largely focused on aggregate employment trends, gender disparities, or regional variation, leaving the specific experience of disabled workers largely unexplored.</w:t>
       </w:r>
     </w:p>
     <w:p>
       <w:pPr>
         <w:ind w:firstLine="720"/>
+      </w:pPr>
+      <w:r>
+        <w:t xml:space="preserve">Meanwhile as presented in </w:t>
+      </w:r>
+      <w:r>
+        <w:t>ROSSTAT</w:t>
+      </w:r>
+      <w:r>
+        <w:t xml:space="preserve"> agency reports</w:t>
+      </w:r>
+      <w:r>
+        <w:t xml:space="preserve"> on disability in russia</w:t>
+      </w:r>
+      <w:r>
+        <w:t xml:space="preserve">, while during </w:t>
+      </w:r>
+      <w:r>
+        <w:t>period of 2018 to 2021 number of disabled people aged from 18 to 60 were decrising by approximately 2-3%, starting from 2022 the number of working age didabled people is increasing by 0,7-1% annually. Resulted upper trend increases importance of disability studies since number of vulnerable working age people continues to be one of the most vurnerable group in job market</w:t>
+      </w:r>
+      <w:r>
+        <w:rPr>
+          <w:rStyle w:val="Appelnotedebasdep"/>
+        </w:rPr>
+        <w:footnoteReference w:id="1"/>
+      </w:r>
+      <w:r>
+        <w:t xml:space="preserve">. </w:t>
+      </w:r>
+    </w:p>
+    <w:p>
+      <w:pPr>
+        <w:ind w:firstLine="720"/>
         <w:rPr>
           <w:szCs w:val="28"/>
         </w:rPr>
       </w:pPr>
       <w:r>
+        <w:lastRenderedPageBreak/>
         <w:t>The importance of disability-specific safeguards during black swan events such as the COVID-19 pandemic cannot be overstated. During catastrophic events, marginalized groups become more vulnerable to institutional discrimination and systemic neglect</w:t>
       </w:r>
       <w:r>
         <w:rPr>
           <w:rStyle w:val="Appelnotedebasdep"/>
         </w:rPr>
-        <w:footnoteReference w:id="1"/>
-      </w:r>
-      <w:r>
-        <w:t xml:space="preserve">. Healthcare systems become overwhelmed, social services are </w:t>
-      </w:r>
-      <w:r>
-        <w:lastRenderedPageBreak/>
-        <w:t>disrupted, and labour markets contract</w:t>
+        <w:footnoteReference w:id="2"/>
+      </w:r>
+      <w:r>
+        <w:t xml:space="preserve">. Healthcare systems become overwhelmed, social services are disrupted, and </w:t>
+      </w:r>
+      <w:r>
+        <w:t>labor</w:t>
+      </w:r>
+      <w:r>
+        <w:t xml:space="preserve"> markets contract</w:t>
       </w:r>
       <w:r>
         <w:t xml:space="preserve"> </w:t>
       </w:r>
       <w:r>
-        <w:t>often with the most severe consequences for those already facing structural disadvantages. For persons with disabilities, exogenous shocks create heightened health risks, disruption of essential support services, and disproportionate labour market exclusion</w:t>
+        <w:t xml:space="preserve">often with the most severe consequences for those already facing structural disadvantages. For persons with disabilities, exogenous shocks create heightened health risks, disruption of essential support services, and disproportionate </w:t>
+      </w:r>
+      <w:r>
+        <w:t>labor</w:t>
+      </w:r>
+      <w:r>
+        <w:t xml:space="preserve"> market exclusion</w:t>
       </w:r>
       <w:r>
         <w:rPr>
           <w:rStyle w:val="Appelnotedebasdep"/>
         </w:rPr>
-        <w:footnoteReference w:id="2"/>
-      </w:r>
-      <w:r>
-        <w:t>. Without targeted safeguards, the pre-existing employment and earnings gaps between disabled and non-disabled workers can widen dramatically, potentially creating permanent scarring effects that persist long after the immediate crisis has subsided. Understanding whether, how, and to what extent disability-based disparities evolve during such shocks is therefore critical for designing effective policy interventions that prevent crisis periods from entrenching long-term labour market inequalities</w:t>
+        <w:footnoteReference w:id="3"/>
+      </w:r>
+      <w:r>
+        <w:t xml:space="preserve">. Without targeted safeguards, the pre-existing employment and earnings gaps between disabled and non-disabled workers can widen dramatically, potentially creating permanent scarring effects that persist long after the immediate crisis has subsided. Understanding whether, how, and to what extent disability-based disparities evolve during such shocks is therefore critical for designing effective policy interventions that prevent crisis periods from entrenching long-term </w:t>
+      </w:r>
+      <w:r>
+        <w:t>labor</w:t>
+      </w:r>
+      <w:r>
+        <w:t xml:space="preserve"> market inequalities</w:t>
       </w:r>
     </w:p>
     <w:p>
@@ -2508,7 +2771,7 @@
           <w:iCs/>
           <w:szCs w:val="28"/>
         </w:rPr>
-        <w:footnoteReference w:id="3"/>
+        <w:footnoteReference w:id="4"/>
       </w:r>
       <w:r>
         <w:rPr>
@@ -2525,7 +2788,15 @@
           <w:i/>
           <w:iCs/>
         </w:rPr>
-        <w:t>Federal Law No. 178-FZ of July 17, 1999, “On State Social Assistance</w:t>
+        <w:t xml:space="preserve">Federal Law No. 178-FZ of </w:t>
+      </w:r>
+      <w:r>
+        <w:rPr>
+          <w:i/>
+          <w:iCs/>
+        </w:rPr>
+        <w:lastRenderedPageBreak/>
+        <w:t>July 17, 1999, “On State Social Assistance</w:t>
       </w:r>
       <w:r>
         <w:rPr>
@@ -2534,7 +2805,7 @@
           <w:iCs/>
           <w:szCs w:val="28"/>
         </w:rPr>
-        <w:footnoteReference w:id="4"/>
+        <w:footnoteReference w:id="5"/>
       </w:r>
       <w:r>
         <w:rPr>
@@ -2551,15 +2822,7 @@
           <w:i/>
           <w:iCs/>
         </w:rPr>
-        <w:t xml:space="preserve">Federal Law No. 181-FZ of November </w:t>
-      </w:r>
-      <w:r>
-        <w:rPr>
-          <w:i/>
-          <w:iCs/>
-        </w:rPr>
-        <w:lastRenderedPageBreak/>
-        <w:t>24, 1995, “On Social Protection of Disabled Persons in the Russian Federation</w:t>
+        <w:t>Federal Law No. 181-FZ of November 24, 1995, “On Social Protection of Disabled Persons in the Russian Federation</w:t>
       </w:r>
       <w:r>
         <w:rPr>
@@ -2568,7 +2831,7 @@
           <w:iCs/>
           <w:szCs w:val="28"/>
         </w:rPr>
-        <w:footnoteReference w:id="5"/>
+        <w:footnoteReference w:id="6"/>
       </w:r>
       <w:r>
         <w:rPr>
@@ -2627,6 +2890,8 @@
         <w:rPr>
           <w:rStyle w:val="lev"/>
           <w:rFonts w:eastAsiaTheme="majorEastAsia"/>
+          <w:b w:val="0"/>
+          <w:bCs w:val="0"/>
           <w:szCs w:val="28"/>
         </w:rPr>
         <w:t>employment quota system</w:t>
@@ -2639,14 +2904,14 @@
           <w:rStyle w:val="Appelnotedebasdep"/>
           <w:szCs w:val="28"/>
         </w:rPr>
-        <w:footnoteReference w:id="6"/>
-      </w:r>
-      <w:r>
-        <w:t xml:space="preserve">, this system has many drawbacks regarding quota-based employment system. While the system mandates that companies with a certain number of employees must allocate a percentage of jobs to people with disabilities, compliance is often superficial. Many employers either pay fines or create symbolic positions without genuine responsibilities, undermining the goal of integration. In some cases, quota-based system is not working altogether. Additionally, the quota system does not address broader issues such as workplace accessibility, stigma, or the mismatch between job requirements and the qualifications of disabled individuals. As a result, the system can inadvertently </w:t>
+        <w:footnoteReference w:id="7"/>
+      </w:r>
+      <w:r>
+        <w:t xml:space="preserve">, this system has many drawbacks regarding quota-based employment system. While the system mandates that companies with a certain number of employees must allocate a percentage of jobs to people with disabilities, compliance is often superficial. Many employers either pay fines or create symbolic positions without genuine responsibilities, undermining the goal of integration. In some cases, quota-based system is not working altogether. </w:t>
       </w:r>
       <w:r>
         <w:lastRenderedPageBreak/>
-        <w:t>reinforce marginalization rather than fostering meaningful employment opportunities and social inclusion</w:t>
+        <w:t>Additionally, the quota system does not address broader issues such as workplace accessibility, stigma, or the mismatch between job requirements and the qualifications of disabled individuals. As a result, the system can inadvertently reinforce marginalization rather than fostering meaningful employment opportunities and social inclusion</w:t>
       </w:r>
       <w:r>
         <w:t>.</w:t>
@@ -2674,7 +2939,13 @@
         </w:numPr>
       </w:pPr>
       <w:r>
-        <w:t>Systematize theoretical approaches to the analysis of labour market performance of people with disabilities and different types of discrimination frameworks.</w:t>
+        <w:t xml:space="preserve">Systematize theoretical approaches to the analysis of </w:t>
+      </w:r>
+      <w:r>
+        <w:t>labor</w:t>
+      </w:r>
+      <w:r>
+        <w:t xml:space="preserve"> market performance of people with disabilities and different types of discrimination frameworks.</w:t>
       </w:r>
     </w:p>
     <w:p>
@@ -2719,13 +2990,6 @@
           <w:lang w:val="en-US"/>
         </w:rPr>
       </w:pPr>
-    </w:p>
-    <w:p>
-      <w:pPr>
-        <w:rPr>
-          <w:lang w:val="en-US"/>
-        </w:rPr>
-      </w:pPr>
       <w:r>
         <w:t xml:space="preserve">The </w:t>
       </w:r>
@@ -2812,11 +3076,8 @@
         </w:numPr>
       </w:pPr>
       <w:r>
-        <w:t xml:space="preserve">Are the pandemic‑induced disparities in labor market outcomes between disabled and non‑disabled workers transitory (reversing as the economy </w:t>
-      </w:r>
-      <w:r>
         <w:lastRenderedPageBreak/>
-        <w:t>recovers) or persistent (creating a permanent divergence in employment and earnings trajectories)?</w:t>
+        <w:t>Are the pandemic‑induced disparities in labor market outcomes between disabled and non‑disabled workers transitory (reversing as the economy recovers) or persistent (creating a permanent divergence in employment and earnings trajectories)?</w:t>
       </w:r>
     </w:p>
     <w:p>
@@ -2984,6 +3245,41 @@
         </w:rPr>
         <w:t xml:space="preserve"> to address presented challenges in future shock events to mitigate the consequences for disabled people.</w:t>
       </w:r>
+      <w:r>
+        <w:rPr>
+          <w:lang w:val="en-US"/>
+        </w:rPr>
+        <w:t xml:space="preserve"> </w:t>
+      </w:r>
+    </w:p>
+    <w:p>
+      <w:pPr>
+        <w:rPr>
+          <w:lang w:val="en-US"/>
+        </w:rPr>
+      </w:pPr>
+      <w:r>
+        <w:rPr>
+          <w:lang w:val="en-US"/>
+        </w:rPr>
+        <w:lastRenderedPageBreak/>
+        <w:tab/>
+        <w:t xml:space="preserve">Practical importance of this study relies on acquired empirical results: total marginal effect of the pandemic </w:t>
+      </w:r>
+      <w:proofErr w:type="gramStart"/>
+      <w:r>
+        <w:rPr>
+          <w:lang w:val="en-US"/>
+        </w:rPr>
+        <w:t>impact,  acquired</w:t>
+      </w:r>
+      <w:proofErr w:type="gramEnd"/>
+      <w:r>
+        <w:rPr>
+          <w:lang w:val="en-US"/>
+        </w:rPr>
+        <w:t xml:space="preserve"> short term and mid-term effects and practical methodological and policy recommendations.</w:t>
+      </w:r>
     </w:p>
     <w:p>
       <w:pPr>
@@ -3014,12 +3310,18 @@
         <w:rPr>
           <w:lang w:val="en-US"/>
         </w:rPr>
-        <w:t>##</w:t>
+        <w:t>7</w:t>
       </w:r>
       <w:r>
         <w:rPr>
           <w:lang w:val="en-US"/>
         </w:rPr>
+        <w:t>2</w:t>
+      </w:r>
+      <w:r>
+        <w:rPr>
+          <w:lang w:val="en-US"/>
+        </w:rPr>
         <w:t xml:space="preserve"> pages. The total number of literature</w:t>
       </w:r>
       <w:r>
@@ -3038,13 +3340,32 @@
         <w:rPr>
           <w:lang w:val="en-US"/>
         </w:rPr>
-        <w:t>##</w:t>
+        <w:t>39</w:t>
       </w:r>
       <w:r>
         <w:rPr>
           <w:lang w:val="en-US"/>
         </w:rPr>
         <w:t>.</w:t>
+      </w:r>
+    </w:p>
+    <w:p>
+      <w:pPr>
+        <w:spacing w:after="160" w:line="278" w:lineRule="auto"/>
+        <w:jc w:val="left"/>
+        <w:rPr>
+          <w:rFonts w:eastAsiaTheme="majorEastAsia" w:cstheme="majorBidi"/>
+          <w:b/>
+          <w:szCs w:val="40"/>
+          <w:lang w:val="en-US"/>
+        </w:rPr>
+      </w:pPr>
+      <w:bookmarkStart w:id="2" w:name="_Toc198772486"/>
+      <w:r>
+        <w:rPr>
+          <w:lang w:val="en-US"/>
+        </w:rPr>
+        <w:br w:type="page"/>
       </w:r>
     </w:p>
     <w:p>
@@ -3052,8 +3373,7 @@
         <w:pStyle w:val="Titre1"/>
         <w:jc w:val="left"/>
       </w:pPr>
-      <w:bookmarkStart w:id="2" w:name="_Toc198772486"/>
-      <w:bookmarkStart w:id="3" w:name="_Toc229556430"/>
+      <w:bookmarkStart w:id="3" w:name="_Toc229583071"/>
       <w:r>
         <w:lastRenderedPageBreak/>
         <w:t xml:space="preserve">1. </w:t>
@@ -3070,7 +3390,7 @@
         <w:jc w:val="left"/>
       </w:pPr>
       <w:bookmarkStart w:id="4" w:name="_Toc198772487"/>
-      <w:bookmarkStart w:id="5" w:name="_Toc229556431"/>
+      <w:bookmarkStart w:id="5" w:name="_Toc229583072"/>
       <w:r>
         <w:t>1.1 Disability definition</w:t>
       </w:r>
@@ -3170,7 +3490,7 @@
         <w:rPr>
           <w:rStyle w:val="Appelnotedebasdep"/>
         </w:rPr>
-        <w:footnoteReference w:id="7"/>
+        <w:footnoteReference w:id="8"/>
       </w:r>
       <w:r>
         <w:t>. The medical model conceptualises disability as a direct consequence of an individual’s clinically diagnosed physical, sensory, or cognitive impairment, positing a causal chain from underlying pathology to functional limitation and, ultimately, to social and economic disadvantage</w:t>
@@ -3179,7 +3499,7 @@
         <w:rPr>
           <w:rStyle w:val="Appelnotedebasdep"/>
         </w:rPr>
-        <w:footnoteReference w:id="8"/>
+        <w:footnoteReference w:id="9"/>
       </w:r>
       <w:r>
         <w:t xml:space="preserve">. In socio-economic studies, this operationalisation often translates into binary variables derived from clinical screening questions, medical records, or administrative classifications such as receiving a disability pension based on a certified loss of </w:t>
@@ -3195,10 +3515,16 @@
         <w:rPr>
           <w:rStyle w:val="Appelnotedebasdep"/>
         </w:rPr>
-        <w:footnoteReference w:id="9"/>
-      </w:r>
-      <w:r>
-        <w:t xml:space="preserve">. The central analytical implication of this approach is its "atomistic individualism": it frames the labour market disadvantage as originating endogenously within the person’s functional </w:t>
+        <w:footnoteReference w:id="10"/>
+      </w:r>
+      <w:r>
+        <w:t xml:space="preserve">. The central analytical implication of this approach is its "atomistic individualism": it frames the </w:t>
+      </w:r>
+      <w:r>
+        <w:t>labor</w:t>
+      </w:r>
+      <w:r>
+        <w:t xml:space="preserve"> market disadvantage as originating endogenously within the person’s functional </w:t>
       </w:r>
       <w:r>
         <w:t>lack of capabilities</w:t>
@@ -3219,7 +3545,7 @@
         <w:rPr>
           <w:rStyle w:val="Appelnotedebasdep"/>
         </w:rPr>
-        <w:footnoteReference w:id="10"/>
+        <w:footnoteReference w:id="11"/>
       </w:r>
       <w:r>
         <w:t>.</w:t>
@@ -3247,7 +3573,7 @@
         <w:rPr>
           <w:rStyle w:val="Appelnotedebasdep"/>
         </w:rPr>
-        <w:footnoteReference w:id="11"/>
+        <w:footnoteReference w:id="12"/>
       </w:r>
       <w:r>
         <w:t>. Approach stands that the d</w:t>
@@ -3291,7 +3617,7 @@
         <w:rPr>
           <w:rStyle w:val="Appelnotedebasdep"/>
         </w:rPr>
-        <w:footnoteReference w:id="12"/>
+        <w:footnoteReference w:id="13"/>
       </w:r>
       <w:r>
         <w:t>. The model emphasizes on acknowledgment of social barriers and ways to remove them.</w:t>
@@ -3345,7 +3671,7 @@
         <w:rPr>
           <w:rStyle w:val="Appelnotedebasdep"/>
         </w:rPr>
-        <w:footnoteReference w:id="13"/>
+        <w:footnoteReference w:id="14"/>
       </w:r>
       <w:r>
         <w:t>.</w:t>
@@ -3360,7 +3686,7 @@
         <w:rPr>
           <w:rStyle w:val="Appelnotedebasdep"/>
         </w:rPr>
-        <w:footnoteReference w:id="14"/>
+        <w:footnoteReference w:id="15"/>
       </w:r>
       <w:r>
         <w:t xml:space="preserve">. </w:t>
@@ -3425,7 +3751,7 @@
         <w:rPr>
           <w:rStyle w:val="Appelnotedebasdep"/>
         </w:rPr>
-        <w:footnoteReference w:id="15"/>
+        <w:footnoteReference w:id="16"/>
       </w:r>
       <w:r>
         <w:t>.</w:t>
@@ -3437,12 +3763,354 @@
         <w:t>The field reframes disability not as a problem of exclusion from existing social and economic structures, but as a generative site of critical knowledge that exposes the instability, violence, and contingency of all claims to normalcy.</w:t>
       </w:r>
     </w:p>
+    <w:p/>
+    <w:p>
+      <w:r>
+        <w:t xml:space="preserve">Table 1. </w:t>
+      </w:r>
+      <w:r>
+        <w:t>Comparative table of</w:t>
+      </w:r>
+      <w:r>
+        <w:t xml:space="preserve"> main disability definition approaches and measures</w:t>
+      </w:r>
+    </w:p>
+    <w:tbl>
+      <w:tblPr>
+        <w:tblStyle w:val="Tableausimple3"/>
+        <w:tblW w:w="0" w:type="auto"/>
+        <w:tblLook w:val="04A0" w:firstRow="1" w:lastRow="0" w:firstColumn="1" w:lastColumn="0" w:noHBand="0" w:noVBand="1"/>
+      </w:tblPr>
+      <w:tblGrid>
+        <w:gridCol w:w="2977"/>
+        <w:gridCol w:w="6373"/>
+      </w:tblGrid>
+      <w:tr>
+        <w:trPr>
+          <w:cnfStyle w:val="100000000000" w:firstRow="1" w:lastRow="0" w:firstColumn="0" w:lastColumn="0" w:oddVBand="0" w:evenVBand="0" w:oddHBand="0" w:evenHBand="0" w:firstRowFirstColumn="0" w:firstRowLastColumn="0" w:lastRowFirstColumn="0" w:lastRowLastColumn="0"/>
+        </w:trPr>
+        <w:tc>
+          <w:tcPr>
+            <w:cnfStyle w:val="001000000100" w:firstRow="0" w:lastRow="0" w:firstColumn="1" w:lastColumn="0" w:oddVBand="0" w:evenVBand="0" w:oddHBand="0" w:evenHBand="0" w:firstRowFirstColumn="1" w:firstRowLastColumn="0" w:lastRowFirstColumn="0" w:lastRowLastColumn="0"/>
+            <w:tcW w:w="2977" w:type="dxa"/>
+            <w:vAlign w:val="bottom"/>
+          </w:tcPr>
+          <w:p>
+            <w:pPr>
+              <w:jc w:val="center"/>
+              <w:rPr>
+                <w:b w:val="0"/>
+                <w:bCs w:val="0"/>
+              </w:rPr>
+            </w:pPr>
+            <w:r>
+              <w:t>D</w:t>
+            </w:r>
+            <w:r>
+              <w:rPr>
+                <w:caps w:val="0"/>
+              </w:rPr>
+              <w:t>isability</w:t>
+            </w:r>
+          </w:p>
+          <w:p>
+            <w:pPr>
+              <w:jc w:val="center"/>
+            </w:pPr>
+            <w:r>
+              <w:rPr>
+                <w:caps w:val="0"/>
+              </w:rPr>
+              <w:t>definition model</w:t>
+            </w:r>
+          </w:p>
+        </w:tc>
+        <w:tc>
+          <w:tcPr>
+            <w:tcW w:w="6373" w:type="dxa"/>
+            <w:vAlign w:val="bottom"/>
+          </w:tcPr>
+          <w:p>
+            <w:pPr>
+              <w:jc w:val="center"/>
+              <w:cnfStyle w:val="100000000000" w:firstRow="1" w:lastRow="0" w:firstColumn="0" w:lastColumn="0" w:oddVBand="0" w:evenVBand="0" w:oddHBand="0" w:evenHBand="0" w:firstRowFirstColumn="0" w:firstRowLastColumn="0" w:lastRowFirstColumn="0" w:lastRowLastColumn="0"/>
+            </w:pPr>
+            <w:r>
+              <w:rPr>
+                <w:caps w:val="0"/>
+              </w:rPr>
+              <w:t>Main points</w:t>
+            </w:r>
+          </w:p>
+        </w:tc>
+      </w:tr>
+      <w:tr>
+        <w:trPr>
+          <w:cnfStyle w:val="000000100000" w:firstRow="0" w:lastRow="0" w:firstColumn="0" w:lastColumn="0" w:oddVBand="0" w:evenVBand="0" w:oddHBand="1" w:evenHBand="0" w:firstRowFirstColumn="0" w:firstRowLastColumn="0" w:lastRowFirstColumn="0" w:lastRowLastColumn="0"/>
+        </w:trPr>
+        <w:tc>
+          <w:tcPr>
+            <w:cnfStyle w:val="001000000000" w:firstRow="0" w:lastRow="0" w:firstColumn="1" w:lastColumn="0" w:oddVBand="0" w:evenVBand="0" w:oddHBand="0" w:evenHBand="0" w:firstRowFirstColumn="0" w:firstRowLastColumn="0" w:lastRowFirstColumn="0" w:lastRowLastColumn="0"/>
+            <w:tcW w:w="2977" w:type="dxa"/>
+          </w:tcPr>
+          <w:p>
+            <w:pPr>
+              <w:rPr>
+                <w:b w:val="0"/>
+                <w:bCs w:val="0"/>
+              </w:rPr>
+            </w:pPr>
+            <w:r>
+              <w:rPr>
+                <w:b w:val="0"/>
+                <w:bCs w:val="0"/>
+                <w:caps w:val="0"/>
+              </w:rPr>
+              <w:t>medical model</w:t>
+            </w:r>
+          </w:p>
+        </w:tc>
+        <w:tc>
+          <w:tcPr>
+            <w:tcW w:w="6373" w:type="dxa"/>
+          </w:tcPr>
+          <w:p>
+            <w:pPr>
+              <w:cnfStyle w:val="000000100000" w:firstRow="0" w:lastRow="0" w:firstColumn="0" w:lastColumn="0" w:oddVBand="0" w:evenVBand="0" w:oddHBand="1" w:evenHBand="0" w:firstRowFirstColumn="0" w:firstRowLastColumn="0" w:lastRowFirstColumn="0" w:lastRowLastColumn="0"/>
+            </w:pPr>
+            <w:r>
+              <w:t>The medical model defines disability as an individual problem stemming from a clinically diagnosed impairment, focusing on treatment and rehabilitation while overlooking societal barriers</w:t>
+            </w:r>
+            <w:r>
+              <w:t>. R</w:t>
+            </w:r>
+            <w:r>
+              <w:t>elatively easy to measure using binary variables derived from clinical screening questions, medical records</w:t>
+            </w:r>
+            <w:r>
+              <w:t>.</w:t>
+            </w:r>
+          </w:p>
+        </w:tc>
+      </w:tr>
+      <w:tr>
+        <w:tc>
+          <w:tcPr>
+            <w:cnfStyle w:val="001000000000" w:firstRow="0" w:lastRow="0" w:firstColumn="1" w:lastColumn="0" w:oddVBand="0" w:evenVBand="0" w:oddHBand="0" w:evenHBand="0" w:firstRowFirstColumn="0" w:firstRowLastColumn="0" w:lastRowFirstColumn="0" w:lastRowLastColumn="0"/>
+            <w:tcW w:w="2977" w:type="dxa"/>
+          </w:tcPr>
+          <w:p>
+            <w:pPr>
+              <w:rPr>
+                <w:b w:val="0"/>
+                <w:bCs w:val="0"/>
+              </w:rPr>
+            </w:pPr>
+            <w:r>
+              <w:rPr>
+                <w:b w:val="0"/>
+                <w:bCs w:val="0"/>
+                <w:caps w:val="0"/>
+              </w:rPr>
+              <w:t>social model</w:t>
+            </w:r>
+          </w:p>
+        </w:tc>
+        <w:tc>
+          <w:tcPr>
+            <w:tcW w:w="6373" w:type="dxa"/>
+          </w:tcPr>
+          <w:p>
+            <w:pPr>
+              <w:cnfStyle w:val="000000000000" w:firstRow="0" w:lastRow="0" w:firstColumn="0" w:lastColumn="0" w:oddVBand="0" w:evenVBand="0" w:oddHBand="0" w:evenHBand="0" w:firstRowFirstColumn="0" w:firstRowLastColumn="0" w:lastRowFirstColumn="0" w:lastRowLastColumn="0"/>
+              <w:rPr>
+                <w:lang w:val="en-US"/>
+              </w:rPr>
+            </w:pPr>
+            <w:r>
+              <w:rPr>
+                <w:lang w:val="en-US"/>
+              </w:rPr>
+              <w:t>The social model defines disability as the result of societal barriers</w:t>
+            </w:r>
+            <w:r>
+              <w:rPr>
+                <w:lang w:val="en-US"/>
+              </w:rPr>
+              <w:t xml:space="preserve"> (inaccessibility, </w:t>
+            </w:r>
+            <w:r>
+              <w:rPr>
+                <w:lang w:val="en-US"/>
+              </w:rPr>
+              <w:t>discrimination, and exclusion</w:t>
+            </w:r>
+            <w:r>
+              <w:rPr>
+                <w:lang w:val="en-US"/>
+              </w:rPr>
+              <w:t xml:space="preserve">) and impairment. Challenging to </w:t>
+            </w:r>
+            <w:proofErr w:type="gramStart"/>
+            <w:r>
+              <w:rPr>
+                <w:lang w:val="en-US"/>
+              </w:rPr>
+              <w:t>measure:</w:t>
+            </w:r>
+            <w:proofErr w:type="gramEnd"/>
+            <w:r>
+              <w:rPr>
+                <w:lang w:val="en-US"/>
+              </w:rPr>
+              <w:t xml:space="preserve"> requires capturing external environmental and attitudinal barriers rather than relying on individual</w:t>
+            </w:r>
+            <w:r>
+              <w:rPr>
+                <w:lang w:val="en-US"/>
+              </w:rPr>
+              <w:t xml:space="preserve"> indicators</w:t>
+            </w:r>
+          </w:p>
+        </w:tc>
+      </w:tr>
+      <w:tr>
+        <w:trPr>
+          <w:cnfStyle w:val="000000100000" w:firstRow="0" w:lastRow="0" w:firstColumn="0" w:lastColumn="0" w:oddVBand="0" w:evenVBand="0" w:oddHBand="1" w:evenHBand="0" w:firstRowFirstColumn="0" w:firstRowLastColumn="0" w:lastRowFirstColumn="0" w:lastRowLastColumn="0"/>
+        </w:trPr>
+        <w:tc>
+          <w:tcPr>
+            <w:cnfStyle w:val="001000000000" w:firstRow="0" w:lastRow="0" w:firstColumn="1" w:lastColumn="0" w:oddVBand="0" w:evenVBand="0" w:oddHBand="0" w:evenHBand="0" w:firstRowFirstColumn="0" w:firstRowLastColumn="0" w:lastRowFirstColumn="0" w:lastRowLastColumn="0"/>
+            <w:tcW w:w="2977" w:type="dxa"/>
+          </w:tcPr>
+          <w:p>
+            <w:pPr>
+              <w:rPr>
+                <w:b w:val="0"/>
+                <w:bCs w:val="0"/>
+              </w:rPr>
+            </w:pPr>
+            <w:r>
+              <w:rPr>
+                <w:b w:val="0"/>
+                <w:bCs w:val="0"/>
+                <w:caps w:val="0"/>
+              </w:rPr>
+              <w:t>human rights model</w:t>
+            </w:r>
+          </w:p>
+        </w:tc>
+        <w:tc>
+          <w:tcPr>
+            <w:tcW w:w="6373" w:type="dxa"/>
+          </w:tcPr>
+          <w:p>
+            <w:pPr>
+              <w:cnfStyle w:val="000000100000" w:firstRow="0" w:lastRow="0" w:firstColumn="0" w:lastColumn="0" w:oddVBand="0" w:evenVBand="0" w:oddHBand="1" w:evenHBand="0" w:firstRowFirstColumn="0" w:firstRowLastColumn="0" w:lastRowFirstColumn="0" w:lastRowLastColumn="0"/>
+              <w:rPr>
+                <w:lang w:val="en-US"/>
+              </w:rPr>
+            </w:pPr>
+            <w:r>
+              <w:rPr>
+                <w:lang w:val="en-US"/>
+              </w:rPr>
+              <w:t>O</w:t>
+            </w:r>
+            <w:r>
+              <w:rPr>
+                <w:lang w:val="en-US"/>
+              </w:rPr>
+              <w:t xml:space="preserve">perationalized through the WHO’s ICF framework, integrates biological, psychological, and social factors </w:t>
+            </w:r>
+            <w:r>
+              <w:rPr>
+                <w:lang w:val="en-US"/>
+              </w:rPr>
+              <w:lastRenderedPageBreak/>
+              <w:t>by defining disability as a dynamic interaction between impairments, activity limitations, and participation restrictions, modulated by environmental and personal factors</w:t>
+            </w:r>
+            <w:r>
+              <w:rPr>
+                <w:lang w:val="en-US"/>
+              </w:rPr>
+              <w:t xml:space="preserve">. Requires separate </w:t>
+            </w:r>
+            <w:r>
+              <w:rPr>
+                <w:lang w:val="en-US"/>
+              </w:rPr>
+              <w:t>multi-domain indicators on body functions, activities, participation, and environmental barriers</w:t>
+            </w:r>
+            <w:r>
+              <w:rPr>
+                <w:lang w:val="en-US"/>
+              </w:rPr>
+              <w:t>.</w:t>
+            </w:r>
+          </w:p>
+        </w:tc>
+      </w:tr>
+      <w:tr>
+        <w:tc>
+          <w:tcPr>
+            <w:cnfStyle w:val="001000000000" w:firstRow="0" w:lastRow="0" w:firstColumn="1" w:lastColumn="0" w:oddVBand="0" w:evenVBand="0" w:oddHBand="0" w:evenHBand="0" w:firstRowFirstColumn="0" w:firstRowLastColumn="0" w:lastRowFirstColumn="0" w:lastRowLastColumn="0"/>
+            <w:tcW w:w="2977" w:type="dxa"/>
+          </w:tcPr>
+          <w:p>
+            <w:pPr>
+              <w:rPr>
+                <w:b w:val="0"/>
+                <w:bCs w:val="0"/>
+              </w:rPr>
+            </w:pPr>
+            <w:r>
+              <w:rPr>
+                <w:b w:val="0"/>
+                <w:bCs w:val="0"/>
+                <w:caps w:val="0"/>
+              </w:rPr>
+              <w:t>critical disability studies</w:t>
+            </w:r>
+          </w:p>
+        </w:tc>
+        <w:tc>
+          <w:tcPr>
+            <w:tcW w:w="6373" w:type="dxa"/>
+          </w:tcPr>
+          <w:p>
+            <w:pPr>
+              <w:cnfStyle w:val="000000000000" w:firstRow="0" w:lastRow="0" w:firstColumn="0" w:lastColumn="0" w:oddVBand="0" w:evenVBand="0" w:oddHBand="0" w:evenHBand="0" w:firstRowFirstColumn="0" w:firstRowLastColumn="0" w:lastRowFirstColumn="0" w:lastRowLastColumn="0"/>
+              <w:rPr>
+                <w:lang w:val="en-US"/>
+              </w:rPr>
+            </w:pPr>
+            <w:r>
+              <w:rPr>
+                <w:lang w:val="en-US"/>
+              </w:rPr>
+              <w:t>Critical Disability Studies rejects traditional models by emphasizing intersectionality with race, gender, and class, and challenges the very concept of normality itself</w:t>
+            </w:r>
+            <w:r>
+              <w:rPr>
+                <w:lang w:val="en-US"/>
+              </w:rPr>
+              <w:t>. It is not suitable to quantitative methods.</w:t>
+            </w:r>
+          </w:p>
+        </w:tc>
+      </w:tr>
+    </w:tbl>
+    <w:p/>
     <w:p>
       <w:pPr>
         <w:ind w:firstLine="720"/>
       </w:pPr>
       <w:r>
-        <w:t xml:space="preserve">Regarding disability definitions social model is most appropriate in context of econometrical study. Thus, shifting focus of influential factors from results of medical examinations to discrimination caused by individual’s impairments and their perceptions by society. </w:t>
+        <w:t>As highlighted in table 1,</w:t>
+      </w:r>
+      <w:r>
+        <w:t xml:space="preserve"> social model is most appropriate in context of econometrical study. Thus, shifting focus of influential factors from results of medical examinations to discrimination caused by individual’s impairments and their perceptions by society. </w:t>
       </w:r>
     </w:p>
     <w:p>
@@ -3484,7 +4152,7 @@
         <w:rPr>
           <w:rStyle w:val="Appelnotedebasdep"/>
         </w:rPr>
-        <w:footnoteReference w:id="16"/>
+        <w:footnoteReference w:id="17"/>
       </w:r>
       <w:r>
         <w:t xml:space="preserve">. </w:t>
@@ -3508,7 +4176,11 @@
         <w:t xml:space="preserve">It involves direct testing of physical capabilities rather than reported status by the respondent. </w:t>
       </w:r>
       <w:r>
-        <w:t>Physical health measures can be used, such as grip strength and the ability to get up from a chair</w:t>
+        <w:t xml:space="preserve">Physical health measures can be used, such as grip strength and the ability to get up </w:t>
+      </w:r>
+      <w:r>
+        <w:lastRenderedPageBreak/>
+        <w:t>from a chair</w:t>
       </w:r>
       <w:r>
         <w:t xml:space="preserve">. </w:t>
@@ -3517,11 +4189,7 @@
         <w:t>To o</w:t>
       </w:r>
       <w:r>
-        <w:t xml:space="preserve">bjective measures we can also assign agencies’ assessments, as an </w:t>
-      </w:r>
-      <w:r>
-        <w:lastRenderedPageBreak/>
-        <w:t>example Russian social-medical expertise committee.</w:t>
+        <w:t>bjective measures we can also assign agencies’ assessments, as an example Russian social-medical expertise committee.</w:t>
       </w:r>
       <w:r>
         <w:t xml:space="preserve"> Even if they may be gained through the results are reported by person directly, the result of assessment is not biased by the respondent.</w:t>
@@ -3550,7 +4218,7 @@
         <w:jc w:val="left"/>
       </w:pPr>
       <w:bookmarkStart w:id="6" w:name="_Toc198772488"/>
-      <w:bookmarkStart w:id="7" w:name="_Toc229556432"/>
+      <w:bookmarkStart w:id="7" w:name="_Toc229583073"/>
       <w:r>
         <w:t>1.2 Theoretical frameworks regarding disability and labor market</w:t>
       </w:r>
@@ -3653,7 +4321,7 @@
         <w:rPr>
           <w:rStyle w:val="Appelnotedebasdep"/>
         </w:rPr>
-        <w:footnoteReference w:id="17"/>
+        <w:footnoteReference w:id="18"/>
       </w:r>
       <w:r>
         <w:t xml:space="preserve">. He delineates several critical </w:t>
@@ -3677,7 +4345,7 @@
         <w:rPr>
           <w:rStyle w:val="Appelnotedebasdep"/>
         </w:rPr>
-        <w:footnoteReference w:id="18"/>
+        <w:footnoteReference w:id="19"/>
       </w:r>
       <w:r>
         <w:t xml:space="preserve">. </w:t>
@@ -3689,7 +4357,7 @@
         <w:rPr>
           <w:rStyle w:val="Appelnotedebasdep"/>
         </w:rPr>
-        <w:footnoteReference w:id="19"/>
+        <w:footnoteReference w:id="20"/>
       </w:r>
       <w:r>
         <w:t xml:space="preserve">. Econometric models, incorporating human capital variables such as education and work experience, can help quantify the pandemic’s differential impact on workers with disabilities compared to their non-disabled </w:t>
@@ -3742,7 +4410,7 @@
         <w:rPr>
           <w:rStyle w:val="Appelnotedebasdep"/>
         </w:rPr>
-        <w:footnoteReference w:id="20"/>
+        <w:footnoteReference w:id="21"/>
       </w:r>
       <w:r>
         <w:t>. This creates a suboptimal equilibrium: lower demand for labor leads to lower expected returns, which in turn reduces investment incentives, perpetuating lower employment and earnings</w:t>
@@ -3795,7 +4463,7 @@
         <w:rPr>
           <w:rStyle w:val="Appelnotedebasdep"/>
         </w:rPr>
-        <w:footnoteReference w:id="21"/>
+        <w:footnoteReference w:id="22"/>
       </w:r>
       <w:r>
         <w:t>.</w:t>
@@ -3812,7 +4480,7 @@
         <w:rPr>
           <w:rStyle w:val="Appelnotedebasdep"/>
         </w:rPr>
-        <w:footnoteReference w:id="22"/>
+        <w:footnoteReference w:id="23"/>
       </w:r>
       <w:r>
         <w:t>.</w:t>
@@ -3834,7 +4502,7 @@
           <w:rStyle w:val="Appelnotedebasdep"/>
           <w:lang w:val="ru-RU"/>
         </w:rPr>
-        <w:footnoteReference w:id="23"/>
+        <w:footnoteReference w:id="24"/>
       </w:r>
       <w:r>
         <w:t xml:space="preserve">. </w:t>
@@ -3860,7 +4528,7 @@
         <w:rPr>
           <w:rStyle w:val="Appelnotedebasdep"/>
         </w:rPr>
-        <w:footnoteReference w:id="24"/>
+        <w:footnoteReference w:id="25"/>
       </w:r>
       <w:r>
         <w:t xml:space="preserve">. Newer econometric approaches, such as structural equation modeling, </w:t>
@@ -3873,7 +4541,7 @@
         <w:rPr>
           <w:rStyle w:val="Appelnotedebasdep"/>
         </w:rPr>
-        <w:footnoteReference w:id="25"/>
+        <w:footnoteReference w:id="26"/>
       </w:r>
       <w:r>
         <w:t>.</w:t>
@@ -3914,7 +4582,7 @@
         <w:rPr>
           <w:rStyle w:val="Appelnotedebasdep"/>
         </w:rPr>
-        <w:footnoteReference w:id="26"/>
+        <w:footnoteReference w:id="27"/>
       </w:r>
       <w:r>
         <w:t xml:space="preserve">. This framework distinguishes between functionings (what people actually do and are) and capabilities (the genuine freedoms they </w:t>
@@ -3929,7 +4597,7 @@
         <w:rPr>
           <w:rStyle w:val="Appelnotedebasdep"/>
         </w:rPr>
-        <w:footnoteReference w:id="27"/>
+        <w:footnoteReference w:id="28"/>
       </w:r>
       <w:r>
         <w:t>.</w:t>
@@ -3952,26 +4620,69 @@
         <w:t>:</w:t>
       </w:r>
       <w:r>
-        <w:t xml:space="preserve"> including life, bodily health, and political participation offer a normative framework for policy evaluation. When applied to school closures, this reveals how digital divides not only affected education (a functioning) but diminished future capabilities like labor market </w:t>
-      </w:r>
+        <w:t xml:space="preserve"> including life, bodily health, and political participation offer a normative framework for policy evaluation. When applied to school closures, this reveals how digital divides not only affected education (a functioning) but diminished future capabilities like labor market participation</w:t>
+      </w:r>
+      <w:r>
+        <w:rPr>
+          <w:rStyle w:val="Appelnotedebasdep"/>
+        </w:rPr>
+        <w:footnoteReference w:id="29"/>
+      </w:r>
+      <w:r>
+        <w:t>. Structural equation modeling demonstrates these intergenerational capability deprivations particularly impacted girls in low-income countries</w:t>
+      </w:r>
+      <w:r>
+        <w:rPr>
+          <w:rStyle w:val="Appelnotedebasdep"/>
+        </w:rPr>
+        <w:footnoteReference w:id="30"/>
+      </w:r>
+      <w:r>
+        <w:t>.</w:t>
+      </w:r>
+    </w:p>
+    <w:p>
+      <w:pPr>
+        <w:ind w:firstLine="720"/>
+      </w:pPr>
       <w:r>
         <w:lastRenderedPageBreak/>
-        <w:t>participation</w:t>
-      </w:r>
-      <w:r>
-        <w:rPr>
-          <w:rStyle w:val="Appelnotedebasdep"/>
-        </w:rPr>
-        <w:footnoteReference w:id="28"/>
-      </w:r>
-      <w:r>
-        <w:t>. Structural equation modeling demonstrates these intergenerational capability deprivations particularly impacted girls in low-income countries</w:t>
-      </w:r>
-      <w:r>
-        <w:rPr>
-          <w:rStyle w:val="Appelnotedebasdep"/>
-        </w:rPr>
-        <w:footnoteReference w:id="29"/>
+        <w:t>The approach's emphasis on agency freedom challenges conventional policy tradeoffs. Sen's analysis of famines shows starvation occurs not from absolute food shortages but entitlement failures</w:t>
+      </w:r>
+      <w:r>
+        <w:t xml:space="preserve">: </w:t>
+      </w:r>
+      <w:r>
+        <w:t>a</w:t>
+      </w:r>
+      <w:r>
+        <w:t>n</w:t>
+      </w:r>
+      <w:r>
+        <w:t xml:space="preserve"> insight applicable to pandemic medical shortages. Countries following capability-oriented policies prioritized both ICU beds (health functioning) and fair allocation systems (health agency), outperforming nations focused solely on medical outputs</w:t>
+      </w:r>
+      <w:r>
+        <w:t xml:space="preserve">. </w:t>
+      </w:r>
+      <w:r>
+        <w:t>Randomized evaluations of vaccine distribution confirm that participatory approaches</w:t>
+      </w:r>
+      <w:r>
+        <w:t>:</w:t>
+      </w:r>
+      <w:r>
+        <w:t xml:space="preserve"> involving communities in priority-setting increased both uptake and perceived fairness. Such findings underscore the approach's core thesis: development must expand people's ability to shape their lives, not just deliver goods.</w:t>
+      </w:r>
+    </w:p>
+    <w:p>
+      <w:pPr>
+        <w:ind w:firstLine="720"/>
+        <w:rPr>
+          <w:lang w:val="en-US"/>
+        </w:rPr>
+      </w:pPr>
+      <w:r>
+        <w:t>This directly addresses a limitation of both Becker's and Grossman's human capital frameworks, which assume relatively homogeneous conversion capacities. For disabled people, the Capability Approach insists that equality of resources (e.g., same income or education as non-disabled peers) is insufficient for achieving genuine equality of capabilities. Two persons with identical financial resources may have vastly different real freedoms: one with a mobility impairment requires accessible transport and ramps to achieve the functioning of moving freely, whereas a non-disabled person does not. Therefore, justice demands not merely equal inputs but equal capabilities, meaning targeted accommodations and structural changes to remove barriers to conversion</w:t>
       </w:r>
       <w:r>
         <w:t>.</w:t>
@@ -3980,57 +4691,11 @@
     <w:p>
       <w:pPr>
         <w:ind w:firstLine="720"/>
-      </w:pPr>
-      <w:r>
-        <w:t>The approach's emphasis on agency freedom challenges conventional policy tradeoffs. Sen's analysis of famines shows starvation occurs not from absolute food shortages but entitlement failures</w:t>
-      </w:r>
-      <w:r>
-        <w:t xml:space="preserve">: </w:t>
-      </w:r>
-      <w:r>
-        <w:t>a</w:t>
-      </w:r>
-      <w:r>
-        <w:t>n</w:t>
-      </w:r>
-      <w:r>
-        <w:t xml:space="preserve"> insight applicable to pandemic medical shortages. Countries following capability-oriented policies prioritized both ICU beds (health functioning) and fair allocation systems (health agency), outperforming nations focused solely on medical outputs</w:t>
-      </w:r>
-      <w:r>
-        <w:t xml:space="preserve">. </w:t>
-      </w:r>
-      <w:r>
-        <w:t>Randomized evaluations of vaccine distribution confirm that participatory approaches</w:t>
-      </w:r>
-      <w:r>
-        <w:t>:</w:t>
-      </w:r>
-      <w:r>
-        <w:t xml:space="preserve"> involving communities in priority-setting increased both uptake and perceived fairness. Such findings underscore the approach's core thesis: development must expand people's ability to shape their lives, not just deliver goods.</w:t>
-      </w:r>
-    </w:p>
-    <w:p>
-      <w:pPr>
-        <w:ind w:firstLine="720"/>
         <w:rPr>
           <w:lang w:val="en-US"/>
         </w:rPr>
       </w:pPr>
       <w:r>
-        <w:t>This directly addresses a limitation of both Becker's and Grossman's human capital frameworks, which assume relatively homogeneous conversion capacities. For disabled people, the Capability Approach insists that equality of resources (e.g., same income or education as non-disabled peers) is insufficient for achieving genuine equality of capabilities. Two persons with identical financial resources may have vastly different real freedoms: one with a mobility impairment requires accessible transport and ramps to achieve the functioning of moving freely, whereas a non-disabled person does not. Therefore, justice demands not merely equal inputs but equal capabilities, meaning targeted accommodations and structural changes to remove barriers to conversion</w:t>
-      </w:r>
-      <w:r>
-        <w:t>.</w:t>
-      </w:r>
-    </w:p>
-    <w:p>
-      <w:pPr>
-        <w:ind w:firstLine="720"/>
-        <w:rPr>
-          <w:lang w:val="en-US"/>
-        </w:rPr>
-      </w:pPr>
-      <w:r>
         <w:t>In summary, t</w:t>
       </w:r>
       <w:r>
@@ -4043,11 +4708,11 @@
         <w:t xml:space="preserve"> </w:t>
       </w:r>
       <w:r>
-        <w:t xml:space="preserve">rather than resources, utility, or productivity. It defines well-being as the ability to achieve valuable </w:t>
+        <w:t xml:space="preserve">rather than resources, utility, or productivity. It defines well-being as the ability to achieve valuable functionings, such as working, participating in community life, and maintaining health, while explicitly accounting for human diversity and conversion factors. For disabled people, the approach is particularly powerful because it reveals that equal resources cannot guarantee equal opportunities when personal, social, and </w:t>
       </w:r>
       <w:r>
         <w:lastRenderedPageBreak/>
-        <w:t xml:space="preserve">functionings, such as working, participating in community life, and maintaining health, while explicitly accounting for human diversity and conversion factors. For disabled people, the approach is particularly powerful because it reveals that equal resources cannot guarantee equal opportunities when personal, social, and environmental barriers exist. In the employment domain, the Capability Approach advocates for systemic removal of disabling barriers, reasonable accommodations, and respect for diverse work-related choices, rather than narrowly focusing on earnings or labor market outputs. </w:t>
+        <w:t xml:space="preserve">environmental barriers exist. In the employment domain, the Capability Approach advocates for systemic removal of disabling barriers, reasonable accommodations, and respect for diverse work-related choices, rather than narrowly focusing on earnings or labor market outputs. </w:t>
       </w:r>
     </w:p>
     <w:p>
@@ -4081,7 +4746,7 @@
         <w:rPr>
           <w:rStyle w:val="Appelnotedebasdep"/>
         </w:rPr>
-        <w:footnoteReference w:id="30"/>
+        <w:footnoteReference w:id="31"/>
       </w:r>
       <w:r>
         <w:t xml:space="preserve">, </w:t>
@@ -4104,11 +4769,23 @@
         <w:ind w:firstLine="720"/>
       </w:pPr>
       <w:r>
-        <w:t xml:space="preserve">The primary sector consists of jobs offering high wages, employment stability, opportunities for advancement, due process protections, fringe benefits, and positive working conditions. These jobs are often located in core industries (e.g., </w:t>
+        <w:t xml:space="preserve">The primary sector consists of jobs offering high wages, employment stability, opportunities for advancement, due process protections, fringe benefits, and positive working conditions. These jobs are often located in core industries (e.g., manufacturing, finance, public administration) and are typically filled through internal </w:t>
+      </w:r>
+      <w:r>
+        <w:t>labor</w:t>
+      </w:r>
+      <w:r>
+        <w:t xml:space="preserve"> markets, where hiring occurs from within the organization and wages are attached to job positions rather than to individual productivity. In contrast, the secondary sector comprises low-wage, precarious employment characterized by high turnover, limited or no promotion prospects, few benefits, arbitrary supervision, </w:t>
       </w:r>
       <w:r>
         <w:lastRenderedPageBreak/>
-        <w:t>manufacturing, finance, public administration) and are typically filled through internal labour markets, where hiring occurs from within the organization and wages are attached to job positions rather than to individual productivity. In contrast, the secondary sector comprises low-wage, precarious employment characterized by high turnover, limited or no promotion prospects, few benefits, arbitrary supervision, and minimal legal or collective protections. Secondary sector jobs are concentrated in peripheral industries (e.g., retail, hospitality, temporary agencies, domestic work) and operate under external labour markets, where wages are determined by spot market competition.</w:t>
+        <w:t xml:space="preserve">and minimal legal or collective protections. Secondary sector jobs are concentrated in peripheral industries (e.g., retail, hospitality, temporary agencies, domestic work) and operate under external </w:t>
+      </w:r>
+      <w:r>
+        <w:t>labor</w:t>
+      </w:r>
+      <w:r>
+        <w:t xml:space="preserve"> markets, where wages are determined by spot market competition.</w:t>
       </w:r>
     </w:p>
     <w:p>
@@ -4131,7 +4808,13 @@
         <w:t>I</w:t>
       </w:r>
       <w:r>
-        <w:t>nternal labour markets in the primary sector often use standardised entry requirements (e.g., physical fitness tests, certain educational credentials obtained within normative timeframes) that implicitly exclude many disabled people without any job-relevant justification. Fourth, the theory predicts that even when disabled workers enter primary sector employment, they may face a "secondary segment within the primary sector"—lower-tier positions with fewer advancement opportunities—a phenomenon sometimes termed internal segmentation.</w:t>
+        <w:t xml:space="preserve">nternal </w:t>
+      </w:r>
+      <w:r>
+        <w:t>labor</w:t>
+      </w:r>
+      <w:r>
+        <w:t xml:space="preserve"> markets in the primary sector often use standardised entry requirements (e.g., physical fitness tests, certain educational credentials obtained within normative timeframes) that implicitly exclude many disabled people without any job-relevant justification. Fourth, the theory predicts that even when disabled workers enter primary sector employment, they may face a "secondary segment within the primary sector"—lower-tier positions with fewer advancement opportunities—a phenomenon sometimes termed internal segmentation.</w:t>
       </w:r>
     </w:p>
     <w:p>
@@ -4154,11 +4837,7 @@
         <w:t xml:space="preserve"> and regural workers. E</w:t>
       </w:r>
       <w:r>
-        <w:t xml:space="preserve">ven when entering primary sector employment, they often face </w:t>
-      </w:r>
-      <w:r>
-        <w:lastRenderedPageBreak/>
-        <w:t>internal segmentation.</w:t>
+        <w:t>ven when entering primary sector employment, they often face internal segmentation.</w:t>
       </w:r>
       <w:r>
         <w:t xml:space="preserve"> This framework is highly adaptable both with social definition of disability and policy evaluation strategies.</w:t>
@@ -4188,13 +4867,17 @@
         <w:ind w:firstLine="720"/>
       </w:pPr>
       <w:r>
-        <w:t>Developed primarily by Fiona Kumari Campbell in her seminal 2009 monograph, Contours of Ableism: The Production of Disability and Abledness, and further developed it in subsequent articles such as “Inciting Legal Fictions: Disability’s Date with Ontology and the Ableist Body of the Law” (2001) and “Exploring Internalized Ableism Using Critical Race Theory” (2008). Drawing from poststructuralist and critical race traditions, Campbell moved beyond individual or attitudinal models of prejudice to expose how ableism operates as an entrenched, often invisible, logic embedded within the rules, practices, and norms of modern institutions. For Campbell, institutional ableism is not merely a collection of discriminatory acts but a deep-seated ontological framework that privileges “abledness” as the natural, desirable, and neutral standard of human being, thereby rendering disability as a deficit, a deviation, or a state of incompleteness</w:t>
+        <w:t xml:space="preserve">Developed primarily by Fiona Kumari Campbell in her seminal 2009 monograph, Contours of Ableism: The Production of Disability and Abledness, and further developed it in subsequent articles such as “Inciting Legal Fictions: </w:t>
+      </w:r>
+      <w:r>
+        <w:lastRenderedPageBreak/>
+        <w:t>Disability’s Date with Ontology and the Ableist Body of the Law” (2001) and “Exploring Internalized Ableism Using Critical Race Theory” (2008). Drawing from poststructuralist and critical race traditions, Campbell moved beyond individual or attitudinal models of prejudice to expose how ableism operates as an entrenched, often invisible, logic embedded within the rules, practices, and norms of modern institutions. For Campbell, institutional ableism is not merely a collection of discriminatory acts but a deep-seated ontological framework that privileges “abledness” as the natural, desirable, and neutral standard of human being, thereby rendering disability as a deficit, a deviation, or a state of incompleteness</w:t>
       </w:r>
       <w:r>
         <w:rPr>
           <w:rStyle w:val="Appelnotedebasdep"/>
         </w:rPr>
-        <w:footnoteReference w:id="31"/>
+        <w:footnoteReference w:id="32"/>
       </w:r>
       <w:r>
         <w:t>.</w:t>
@@ -4225,18 +4908,15 @@
         <w:t>institutional</w:t>
       </w:r>
       <w:r>
-        <w:t xml:space="preserve"> ableism, which she defines as the systematic production of disability through governance, architecture, policy, and professional epistemologies. She argues that institutions such as education, healthcare, law, and employment operate on unexamined assumptions about human functionality, time, productivity, and spatial organization that systematically exclude or marginalize disabled people. A key aspect is what Campbell terms the “tyranny of the normative”—the relentless demand that bodies and minds conform to statistical averages or idealized capacities. This normativity is not neutral but actively constructed through institutional routines: standardized testing, nine-to-five work schedules, linear career trajectories, and architectural designs that presume </w:t>
-      </w:r>
+        <w:t xml:space="preserve"> ableism, which she defines as the systematic production of disability through governance, architecture, policy, and professional epistemologies. She argues that institutions such as education, healthcare, law, and employment operate on unexamined assumptions about human functionality, time, productivity, and spatial organization that systematically exclude or marginalize disabled people. A key aspect is what Campbell terms the “tyranny of the normative”—the relentless demand that bodies and minds conform to statistical averages or idealized capacities. This normativity is not neutral but actively constructed through institutional routines: standardized testing, nine-to-five work schedules, linear career trajectories, and architectural designs that presume bipedal mobility and sensory typicality. Moreover, Campbell emphasizes that institutional ableism is often enacted with benevolent intent, masked by discourses of “reasonable accommodation” or “special needs,” which paradoxically reinforce the disabled person’s status as an exception to an otherwise unmarked, able-bodied rule.</w:t>
+      </w:r>
+    </w:p>
+    <w:p>
+      <w:pPr>
+        <w:ind w:firstLine="720"/>
+      </w:pPr>
       <w:r>
         <w:lastRenderedPageBreak/>
-        <w:t>bipedal mobility and sensory typicality. Moreover, Campbell emphasizes that institutional ableism is often enacted with benevolent intent, masked by discourses of “reasonable accommodation” or “special needs,” which paradoxically reinforce the disabled person’s status as an exception to an otherwise unmarked, able-bodied rule.</w:t>
-      </w:r>
-    </w:p>
-    <w:p>
-      <w:pPr>
-        <w:ind w:firstLine="720"/>
-      </w:pPr>
-      <w:r>
         <w:t xml:space="preserve">Another foundational component of Campbell’s approach is the concept of </w:t>
       </w:r>
       <w:r>
@@ -4300,7 +4980,6 @@
         <w:ind w:firstLine="720"/>
       </w:pPr>
       <w:r>
-        <w:lastRenderedPageBreak/>
         <w:t>To determine the most effective theoretical approach that explains the broadest impact of monetary policy on economic growth, the method of comparative alternatives will be used:</w:t>
       </w:r>
     </w:p>
@@ -4479,7 +5158,6 @@
         </w:tc>
       </w:tr>
     </w:tbl>
-    <w:p/>
     <w:p>
       <w:r>
         <w:t>Where:</w:t>
@@ -4487,6 +5165,7 @@
     </w:p>
     <w:p>
       <w:r>
+        <w:lastRenderedPageBreak/>
         <w:t xml:space="preserve"> n – is a number of criterions;</w:t>
       </w:r>
     </w:p>
@@ -4619,7 +5298,13 @@
     <w:p/>
     <w:p>
       <w:r>
-        <w:t>Table 1.</w:t>
+        <w:t xml:space="preserve">Table </w:t>
+      </w:r>
+      <w:r>
+        <w:t>2</w:t>
+      </w:r>
+      <w:r>
+        <w:t>.</w:t>
       </w:r>
       <w:r>
         <w:t xml:space="preserve"> </w:t>
@@ -4759,7 +5444,13 @@
     </w:p>
     <w:p>
       <w:r>
-        <w:t>Table 2.</w:t>
+        <w:t xml:space="preserve">Table </w:t>
+      </w:r>
+      <w:r>
+        <w:t>3</w:t>
+      </w:r>
+      <w:r>
+        <w:t>.</w:t>
       </w:r>
       <w:r>
         <w:t xml:space="preserve"> </w:t>
@@ -4852,7 +5543,6 @@
               <w:rPr>
                 <w:sz w:val="24"/>
               </w:rPr>
-              <w:lastRenderedPageBreak/>
               <w:t>Appliable to the problem</w:t>
             </w:r>
           </w:p>
@@ -4975,10 +5665,20 @@
         </w:tc>
       </w:tr>
     </w:tbl>
-    <w:p/>
-    <w:p>
-      <w:r>
-        <w:t>Table 3.</w:t>
+    <w:p>
+      <w:r>
+        <w:t>Source:</w:t>
+      </w:r>
+    </w:p>
+    <w:p>
+      <w:r>
+        <w:t xml:space="preserve">Table </w:t>
+      </w:r>
+      <w:r>
+        <w:t>4</w:t>
+      </w:r>
+      <w:r>
+        <w:t>.</w:t>
       </w:r>
       <w:r>
         <w:t xml:space="preserve"> </w:t>
@@ -6007,78 +6707,268 @@
       </w:tr>
     </w:tbl>
     <w:p>
+      <w:r>
+        <w:t xml:space="preserve">Source: </w:t>
+      </w:r>
+      <w:r>
+        <w:t xml:space="preserve">compiled by the author based on the analysis of </w:t>
+      </w:r>
+      <w:r>
+        <w:t>presented theoretical frameworks</w:t>
+      </w:r>
+    </w:p>
+    <w:p/>
+    <w:p>
+      <w:pPr>
+        <w:ind w:firstLine="720"/>
+      </w:pPr>
+      <w:r>
+        <w:t xml:space="preserve">As a result – the most scored framework of all </w:t>
+      </w:r>
+      <w:r>
+        <w:t>five</w:t>
+      </w:r>
+      <w:r>
+        <w:t xml:space="preserve"> presented is </w:t>
+      </w:r>
+      <w:r>
+        <w:rPr>
+          <w:b/>
+          <w:bCs/>
+        </w:rPr>
+        <w:t xml:space="preserve">Labor Market Segmentation Theory </w:t>
+      </w:r>
+      <w:r>
+        <w:t xml:space="preserve">(Table </w:t>
+      </w:r>
+      <w:r>
+        <w:t>4</w:t>
+      </w:r>
+      <w:r>
+        <w:t xml:space="preserve">). </w:t>
+      </w:r>
+      <w:r>
+        <w:t xml:space="preserve">This approach incoroporates socioal model of disability well and adequate by all presented metrics. It addressess discrimination of disabled people by both structural and institutional dimentions. It considers shock events as drivers of structural changes in secondary sector of employment. We will be using the theory proposed by </w:t>
+      </w:r>
+      <w:r>
+        <w:t>Peter Doeringer and Michael Piore</w:t>
+      </w:r>
+      <w:r>
+        <w:t xml:space="preserve"> whose studies have demonstrated their applicability and relevance in this context.</w:t>
+      </w:r>
+    </w:p>
+    <w:p>
+      <w:pPr>
+        <w:ind w:firstLine="720"/>
+      </w:pPr>
+    </w:p>
+    <w:p>
+      <w:pPr>
+        <w:pStyle w:val="Titre2"/>
+        <w:jc w:val="left"/>
+      </w:pPr>
+      <w:bookmarkStart w:id="8" w:name="_Toc229583074"/>
+      <w:r>
+        <w:lastRenderedPageBreak/>
+        <w:t xml:space="preserve">1.3 Application of </w:t>
+      </w:r>
+      <w:r>
+        <w:t>labor market segmentation theory</w:t>
+      </w:r>
+      <w:r>
+        <w:t xml:space="preserve"> to analyze impact of pandemic restrictions on disabled person income</w:t>
+      </w:r>
+      <w:bookmarkEnd w:id="8"/>
+    </w:p>
+    <w:p>
+      <w:pPr>
+        <w:ind w:firstLine="720"/>
+      </w:pPr>
+      <w:r>
+        <w:t>Labor Market Segmentation Theory (LMST) provides a powerful analytical framework for understanding why disabled workers experience sharper relative wage declines during economic crises compared to their non-disabled counterparts. Central to LMST is the distinction between the primary and secondary labor markets. The primary sector is characterized by stable employment, high wages, job security, fringe benefits, and internal labor markets with promotion ladders. In contrast, the secondary sector offers low wages, precarious contracts, limited benefits, high turnover, and little to no job protection. Disabled workers, due to persistent structural discrimination, lower average educational attainment resulting from earlier exclusion, and employer perceptions of lower productivity or higher accommodation costs, are disproportionately sorted into secondary sector jobs. This overrepresentation means that their employment conditions are intrinsically tied to the volatility of the secondary market.</w:t>
+      </w:r>
+    </w:p>
+    <w:p>
+      <w:pPr>
+        <w:ind w:firstLine="720"/>
+      </w:pPr>
+      <w:r>
+        <w:t>In this context, secondary</w:t>
+      </w:r>
+      <w:r>
+        <w:t xml:space="preserve"> sector is not merely a repository of low-paid work but a shock-absorbing buffer for the wider economy. </w:t>
+      </w:r>
+      <w:r>
+        <w:t>Regurally</w:t>
+      </w:r>
+      <w:r>
+        <w:t>, wage differentials between primary and secondary sectors remain relatively stable, as secondary sector wages are often determined by minimum wage floors, supply and demand for low-skill labor, and institutional factors. However, in a crisis</w:t>
+      </w:r>
+      <w:r>
+        <w:t xml:space="preserve"> </w:t>
+      </w:r>
+      <w:r>
+        <w:t>such as a pandemic-induced lockdown</w:t>
+      </w:r>
+      <w:r>
+        <w:t xml:space="preserve"> </w:t>
+      </w:r>
+      <w:r>
+        <w:t xml:space="preserve">firms in the secondary sector face immediate demand contractions, credit constraints, and the need for rapid cost reduction. Unlike primary sector employers, who may resort to internal adjustments such as wage freezes, reduced hours with benefits, or temporary layoffs with rehiring commitments, secondary sector employers have no such buffers. Their response is swift and brutal: wage cuts, contract non-renewals, and outright dismissals. Because disabled workers are overrepresented in this sector, they bear a disproportionate share of these </w:t>
+      </w:r>
+      <w:r>
+        <w:lastRenderedPageBreak/>
+        <w:t>adjustments, leading to a measurable fall in their average wages relative to non-disabled workers, who remain more sheltered in the primary sector.</w:t>
+      </w:r>
+    </w:p>
+    <w:p>
+      <w:pPr>
+        <w:ind w:firstLine="720"/>
+      </w:pPr>
+      <w:r>
+        <w:t xml:space="preserve">Crucially, LMST posits that the secondary sector operates under fundamentally different institutional logics during crises compared to ordinary times. In ordinary times, secondary sector wages may be “sticky” at the bottom due to statutory minimum wages or social norms, but these minima do not prevent cuts in hours, overtime, or piece rates. More importantly, during a crisis, the equilibrium of the secondary market shifts: the labor supply expands as displaced primary sector workers temporarily accept secondary jobs, while labor demand contracts. Since secondary sector jobs already feature weak bargaining power and high substitutability, employers can unilaterally reduce real wages without fear of organized resistance. Disabled workers, facing </w:t>
+      </w:r>
+      <w:r>
+        <w:t>those</w:t>
+      </w:r>
+      <w:r>
+        <w:t xml:space="preserve"> barriers </w:t>
+      </w:r>
+      <w:r>
+        <w:t xml:space="preserve">have to rely on social  system resources </w:t>
+      </w:r>
+      <w:r>
+        <w:t xml:space="preserve">more heavily </w:t>
+      </w:r>
+      <w:r>
+        <w:t xml:space="preserve">to compensate lost earnings. </w:t>
+      </w:r>
+    </w:p>
+    <w:p>
+      <w:pPr>
+        <w:ind w:firstLine="720"/>
+        <w:rPr>
+          <w:lang w:val="en-US"/>
+        </w:rPr>
+      </w:pPr>
+      <w:r>
+        <w:rPr>
+          <w:lang w:val="en-US"/>
+        </w:rPr>
+        <w:t xml:space="preserve">During </w:t>
+      </w:r>
+      <w:r>
+        <w:rPr>
+          <w:lang w:val="en-US"/>
+        </w:rPr>
+        <w:t xml:space="preserve">first wave of restrictions in </w:t>
+      </w:r>
+      <w:r>
+        <w:rPr>
+          <w:lang w:val="en-US"/>
+        </w:rPr>
+        <w:t>March 2020 through economic disruption, the divergent behavior of the primary and secondary labor markets became starkly visible, directly informing the wage decline of disabled workers relative to non-disabled workers. In the primary most non-disabled workers retained their employment, often transitioning to remote work with preserved wages, supported by government-mandated paid leave and enterprise-level collective agreements. By contrast, the secondary sector underwent a sudden and deep contraction; disabled workers, who were overrepresented in these precarious roles due to prior hiring discrimination and limited access to primary sector employment, faced immediate consequences such as unpaid leave. Consequently,</w:t>
+      </w:r>
+      <w:r>
+        <w:rPr>
+          <w:lang w:val="en-US"/>
+        </w:rPr>
+        <w:t xml:space="preserve"> disabled workers experienced wage </w:t>
+      </w:r>
+      <w:proofErr w:type="gramStart"/>
+      <w:r>
+        <w:rPr>
+          <w:lang w:val="en-US"/>
+        </w:rPr>
+        <w:t>fall</w:t>
+      </w:r>
+      <w:proofErr w:type="gramEnd"/>
+      <w:r>
+        <w:rPr>
+          <w:lang w:val="en-US"/>
+        </w:rPr>
+        <w:t xml:space="preserve"> </w:t>
+      </w:r>
+      <w:r>
+        <w:rPr>
+          <w:lang w:val="en-US"/>
+        </w:rPr>
+        <w:t>much harsher compared to non-disabled workers.</w:t>
+      </w:r>
+    </w:p>
+    <w:p>
+      <w:pPr>
+        <w:ind w:firstLine="720"/>
+        <w:rPr>
+          <w:lang w:val="en-US"/>
+        </w:rPr>
+      </w:pPr>
+      <w:r>
+        <w:t>In order to measure first wave of pandemic restrictions we will employ difference in differences method on average earnings in order to assess wage decline.</w:t>
+      </w:r>
+    </w:p>
+    <w:p>
+      <w:pPr>
+        <w:spacing w:after="160" w:line="278" w:lineRule="auto"/>
+        <w:jc w:val="left"/>
+        <w:rPr>
+          <w:lang w:val="en-US"/>
+        </w:rPr>
+      </w:pPr>
+      <w:r>
+        <w:rPr>
+          <w:lang w:val="en-US"/>
+        </w:rPr>
+        <w:br w:type="page"/>
+      </w:r>
+    </w:p>
+    <w:p>
       <w:pPr>
         <w:pStyle w:val="Titre1"/>
         <w:jc w:val="left"/>
-        <w:rPr>
-          <w:rFonts w:ascii="Courier New" w:hAnsi="Courier New" w:cs="Courier New"/>
-          <w:color w:val="3A3432"/>
-          <w:sz w:val="16"/>
-          <w:szCs w:val="16"/>
-        </w:rPr>
-      </w:pPr>
-    </w:p>
-    <w:p>
-      <w:pPr>
-        <w:ind w:firstLine="720"/>
-      </w:pPr>
-      <w:r>
-        <w:t xml:space="preserve">As a result – the most scored framework of all </w:t>
-      </w:r>
-      <w:r>
-        <w:t>five</w:t>
-      </w:r>
-      <w:r>
-        <w:t xml:space="preserve"> presented is </w:t>
-      </w:r>
-      <w:r>
-        <w:rPr>
-          <w:b/>
-          <w:bCs/>
-        </w:rPr>
-        <w:t xml:space="preserve">Labor Market Segmentation Theory </w:t>
-      </w:r>
-      <w:r>
-        <w:t xml:space="preserve">(Table 3). </w:t>
-      </w:r>
-      <w:r>
-        <w:t xml:space="preserve">This approach incoroporates socioal model of disability well and adequate by all presented metrics. It addressess discrimination of disabled people by both structural and institutional dimentions. It considers shock events as drivers of structural changes in secondary sector of employment. We will </w:t>
-      </w:r>
+      </w:pPr>
+      <w:bookmarkStart w:id="9" w:name="_Toc229583075"/>
       <w:r>
         <w:lastRenderedPageBreak/>
-        <w:t xml:space="preserve">be using the theory proposed by </w:t>
-      </w:r>
-      <w:r>
-        <w:t>Peter Doeringer and Michael Piore</w:t>
-      </w:r>
-      <w:r>
-        <w:t xml:space="preserve"> whose studies have demonstrated their applicability and relevance in this context.</w:t>
-      </w:r>
-    </w:p>
-    <w:p/>
+        <w:t xml:space="preserve">2. Empirical study of the impact of </w:t>
+      </w:r>
+      <w:r>
+        <w:t>COVID-19 pandemic on employment outcomes of workers with disabilities.</w:t>
+      </w:r>
+      <w:bookmarkEnd w:id="9"/>
+    </w:p>
     <w:p>
       <w:pPr>
         <w:pStyle w:val="Titre2"/>
         <w:jc w:val="left"/>
       </w:pPr>
-      <w:bookmarkStart w:id="8" w:name="_Toc229556433"/>
-      <w:r>
-        <w:t xml:space="preserve">1.3 Application of </w:t>
-      </w:r>
-      <w:r>
-        <w:t>labor market segmentation theory</w:t>
-      </w:r>
-      <w:r>
-        <w:t xml:space="preserve"> to analyze impact of pandemic restrictions on disabled person income</w:t>
-      </w:r>
-      <w:bookmarkEnd w:id="8"/>
+      <w:bookmarkStart w:id="10" w:name="_Toc229583076"/>
+      <w:r>
+        <w:t xml:space="preserve">2.1 Analysis of empirical approaches </w:t>
+      </w:r>
+      <w:r>
+        <w:t>to assess outcome variables and socio demographic factors of disability as social status.</w:t>
+      </w:r>
+      <w:bookmarkEnd w:id="10"/>
     </w:p>
     <w:p>
       <w:pPr>
         <w:ind w:firstLine="720"/>
       </w:pPr>
       <w:r>
-        <w:t>Labor Market Segmentation Theory (LMST) provides a powerful analytical framework for understanding why disabled workers experience sharper relative wage declines during economic crises compared to their non-disabled counterparts. Central to LMST is the distinction between the primary and secondary labor markets. The primary sector is characterized by stable employment, high wages, job security, fringe benefits, and internal labor markets with promotion ladders. In contrast, the secondary sector offers low wages, precarious contracts, limited benefits, high turnover, and little to no job protection. Disabled workers, due to persistent structural discrimination, lower average educational attainment resulting from earlier exclusion, and employer perceptions of lower productivity or higher accommodation costs, are disproportionately sorted into secondary sector jobs. This overrepresentation means that their employment conditions are intrinsically tied to the volatility of the secondary market.</w:t>
+        <w:t xml:space="preserve">This section will review empirical research on the employment outcomes during pandemic for people with disabilities. Additionally </w:t>
+      </w:r>
+      <w:r>
+        <w:t>we will research</w:t>
+      </w:r>
+      <w:r>
+        <w:t xml:space="preserve"> socio-demographic factiors </w:t>
+      </w:r>
+      <w:r>
+        <w:t>that influence disability</w:t>
+      </w:r>
+      <w:r>
+        <w:t>.</w:t>
       </w:r>
     </w:p>
     <w:p>
@@ -6086,209 +6976,37 @@
         <w:ind w:firstLine="720"/>
       </w:pPr>
       <w:r>
-        <w:t>In this context, secondary</w:t>
-      </w:r>
-      <w:r>
-        <w:t xml:space="preserve"> sector is not merely a repository of low-paid work but a shock-absorbing buffer for the wider economy. </w:t>
-      </w:r>
-      <w:r>
-        <w:t>Regurally</w:t>
-      </w:r>
-      <w:r>
-        <w:t>, wage differentials between primary and secondary sectors remain relatively stable, as secondary sector wages are often determined by minimum wage floors, supply and demand for low-skill labor, and institutional factors. However, in a crisis</w:t>
-      </w:r>
-      <w:r>
-        <w:t xml:space="preserve"> </w:t>
-      </w:r>
-      <w:r>
-        <w:t>such as a pandemic-induced lockdown</w:t>
-      </w:r>
-      <w:r>
-        <w:t xml:space="preserve"> </w:t>
-      </w:r>
-      <w:r>
-        <w:t xml:space="preserve">firms in the secondary sector face immediate demand contractions, credit constraints, and the need for rapid cost reduction. Unlike primary sector employers, who may resort to internal adjustments such as wage freezes, reduced hours with benefits, or temporary layoffs with rehiring commitments, secondary sector </w:t>
-      </w:r>
-      <w:r>
-        <w:lastRenderedPageBreak/>
-        <w:t>employers have no such buffers. Their response is swift and brutal: wage cuts, contract non-renewals, and outright dismissals. Because disabled workers are overrepresented in this sector, they bear a disproportionate share of these adjustments, leading to a measurable fall in their average wages relative to non-disabled workers, who remain more sheltered in the primary sector.</w:t>
-      </w:r>
-    </w:p>
-    <w:p>
-      <w:pPr>
-        <w:ind w:firstLine="720"/>
-      </w:pPr>
-      <w:r>
-        <w:t xml:space="preserve">Crucially, LMST posits that the secondary sector operates under fundamentally different institutional logics during crises compared to ordinary times. In ordinary times, secondary sector wages may be “sticky” at the bottom due to statutory minimum wages or social norms, but these minima do not prevent cuts in hours, overtime, or piece rates. More importantly, during a crisis, the equilibrium of the secondary market shifts: the labor supply expands as displaced primary sector workers temporarily accept secondary jobs, while labor demand contracts. Since secondary sector jobs already feature weak bargaining power and high substitutability, employers can unilaterally reduce real wages without fear of organized resistance. Disabled workers, facing </w:t>
-      </w:r>
-      <w:r>
-        <w:t>those</w:t>
-      </w:r>
-      <w:r>
-        <w:t xml:space="preserve"> barriers </w:t>
-      </w:r>
-      <w:r>
-        <w:t xml:space="preserve">have to rely on social  system resources </w:t>
-      </w:r>
-      <w:r>
-        <w:t xml:space="preserve">more heavily </w:t>
-      </w:r>
-      <w:r>
-        <w:t xml:space="preserve">to compensate lost earnings. </w:t>
-      </w:r>
-    </w:p>
-    <w:p>
-      <w:pPr>
-        <w:ind w:firstLine="720"/>
-        <w:rPr>
-          <w:lang w:val="en-US"/>
-        </w:rPr>
-      </w:pPr>
-      <w:r>
-        <w:rPr>
-          <w:lang w:val="en-US"/>
-        </w:rPr>
-        <w:t xml:space="preserve">During </w:t>
-      </w:r>
-      <w:r>
-        <w:rPr>
-          <w:lang w:val="en-US"/>
-        </w:rPr>
-        <w:t xml:space="preserve">first wave of restrictions in </w:t>
-      </w:r>
-      <w:r>
-        <w:rPr>
-          <w:lang w:val="en-US"/>
-        </w:rPr>
-        <w:t>March 2020 through economic disruption, the divergent behavior of the primary and secondary labor markets became starkly visible, directly informing the wage decline of disabled workers relative to non-disabled workers. In the primary most non-disabled workers retained their employment, often transitioning to remote work with preserved wages, supported by government-mandated paid leave and enterprise-level collective agreements. By contrast, the secondary sector underwent a sudden and deep contraction; disabled workers, who were overrepresented in these precarious roles due to prior hiring discrimination and limited access to primary sector employment, faced immediate consequences such as unpaid leave. Consequently,</w:t>
-      </w:r>
-      <w:r>
-        <w:rPr>
-          <w:lang w:val="en-US"/>
-        </w:rPr>
-        <w:t xml:space="preserve"> disabled workers experienced wage </w:t>
-      </w:r>
-      <w:proofErr w:type="gramStart"/>
-      <w:r>
-        <w:rPr>
-          <w:lang w:val="en-US"/>
-        </w:rPr>
-        <w:t>fall</w:t>
-      </w:r>
-      <w:proofErr w:type="gramEnd"/>
-      <w:r>
-        <w:rPr>
-          <w:lang w:val="en-US"/>
-        </w:rPr>
-        <w:t xml:space="preserve"> </w:t>
-      </w:r>
-      <w:r>
-        <w:rPr>
-          <w:lang w:val="en-US"/>
-        </w:rPr>
-        <w:t>much harsher compared to non-disabled workers.</w:t>
-      </w:r>
-    </w:p>
-    <w:p>
-      <w:pPr>
-        <w:ind w:firstLine="720"/>
-        <w:rPr>
-          <w:lang w:val="en-US"/>
-        </w:rPr>
-      </w:pPr>
-      <w:r>
-        <w:lastRenderedPageBreak/>
-        <w:t>In order to measure first wave of pandemic restrictions we will employ difference in differences method on average earnings in order to assess wage decline.</w:t>
-      </w:r>
-    </w:p>
-    <w:p>
-      <w:pPr>
-        <w:spacing w:after="160" w:line="278" w:lineRule="auto"/>
-        <w:jc w:val="left"/>
-        <w:rPr>
-          <w:lang w:val="en-US"/>
-        </w:rPr>
-      </w:pPr>
-      <w:r>
-        <w:rPr>
-          <w:lang w:val="en-US"/>
-        </w:rPr>
-        <w:br w:type="page"/>
-      </w:r>
-    </w:p>
-    <w:p>
-      <w:pPr>
-        <w:pStyle w:val="Titre1"/>
-        <w:jc w:val="left"/>
-      </w:pPr>
-      <w:bookmarkStart w:id="9" w:name="_Toc229556434"/>
-      <w:r>
-        <w:lastRenderedPageBreak/>
-        <w:t xml:space="preserve">2. Empirical study of the impact of </w:t>
-      </w:r>
-      <w:r>
-        <w:t>COVID-19 pandemic on employment outcomes of workers with disabilities.</w:t>
-      </w:r>
-      <w:bookmarkEnd w:id="9"/>
-    </w:p>
-    <w:p>
-      <w:pPr>
-        <w:pStyle w:val="Titre2"/>
-        <w:jc w:val="left"/>
-      </w:pPr>
-      <w:bookmarkStart w:id="10" w:name="_Toc229556435"/>
-      <w:r>
-        <w:t xml:space="preserve">2.1 Analysis of empirical approaches </w:t>
-      </w:r>
-      <w:r>
-        <w:t>to assess outcome variables and socio demographic factors of disability as social status.</w:t>
-      </w:r>
-      <w:bookmarkEnd w:id="10"/>
-    </w:p>
-    <w:p>
-      <w:pPr>
-        <w:ind w:firstLine="720"/>
-      </w:pPr>
-      <w:r>
-        <w:t xml:space="preserve">This section will review empirical research on the employment outcomes during pandemic for people with disabilities. Additionally </w:t>
-      </w:r>
-      <w:r>
-        <w:t>we will research</w:t>
-      </w:r>
-      <w:r>
-        <w:t xml:space="preserve"> socio-demographic factiors </w:t>
-      </w:r>
-      <w:r>
-        <w:t>that influence disability</w:t>
-      </w:r>
-      <w:r>
-        <w:t>.</w:t>
-      </w:r>
-    </w:p>
-    <w:p>
-      <w:pPr>
-        <w:ind w:firstLine="720"/>
-      </w:pPr>
-      <w:r>
         <w:t xml:space="preserve">Jones </w:t>
       </w:r>
       <w:r>
         <w:t xml:space="preserve">in </w:t>
       </w:r>
       <w:r>
-        <w:t xml:space="preserve">2022 explores the differential labour market impact of the first wave of the COVID-19 pandemic on disabled people in the UK through the lens of a </w:t>
+        <w:t xml:space="preserve">2022 explores the differential </w:t>
+      </w:r>
+      <w:r>
+        <w:t>labor</w:t>
+      </w:r>
+      <w:r>
+        <w:t xml:space="preserve"> market impact of the first wave of the COVID-19 pandemic on disabled people in the UK through the lens of a </w:t>
       </w:r>
       <w:r>
         <w:t>two way fixed effects difference in differences</w:t>
       </w:r>
       <w:r>
-        <w:t>, employing data from the Quarterly Labour Force Survey (QLFS) for 2019 and 2020</w:t>
+        <w:t xml:space="preserve">, employing data from the Quarterly </w:t>
+      </w:r>
+      <w:r>
+        <w:t>Labor</w:t>
+      </w:r>
+      <w:r>
+        <w:t xml:space="preserve"> Force Survey (QLFS) for 2019 and 2020</w:t>
       </w:r>
       <w:r>
         <w:rPr>
           <w:rStyle w:val="Appelnotedebasdep"/>
         </w:rPr>
-        <w:footnoteReference w:id="32"/>
+        <w:footnoteReference w:id="33"/>
       </w:r>
       <w:r>
         <w:t xml:space="preserve">. </w:t>
@@ -6622,7 +7340,13 @@
       </w:pPr>
       <w:r>
         <w:lastRenderedPageBreak/>
-        <w:t>The main analysis then estimates the change in labour market outcomes between the pre-pandemic period (2019) and the post-lockdown period (April–December 2020) using a difference-in-differences specification:</w:t>
+        <w:t xml:space="preserve">The main analysis then estimates the change in </w:t>
+      </w:r>
+      <w:r>
+        <w:t>labor</w:t>
+      </w:r>
+      <w:r>
+        <w:t xml:space="preserve"> market outcomes between the pre-pandemic period (2019) and the post-lockdown period (April–December 2020) using a difference-in-differences specification:</w:t>
       </w:r>
     </w:p>
     <w:tbl>
@@ -6981,7 +7705,21 @@
           <w:rFonts w:ascii="Georgia" w:hAnsi="Georgia"/>
           <w:color w:val="1F1F1F"/>
         </w:rPr>
-        <w:t> labour market outcomes for individual </w:t>
+        <w:t> </w:t>
+      </w:r>
+      <w:r>
+        <w:rPr>
+          <w:rFonts w:ascii="Georgia" w:hAnsi="Georgia"/>
+          <w:color w:val="1F1F1F"/>
+        </w:rPr>
+        <w:t>labor</w:t>
+      </w:r>
+      <w:r>
+        <w:rPr>
+          <w:rFonts w:ascii="Georgia" w:hAnsi="Georgia"/>
+          <w:color w:val="1F1F1F"/>
+        </w:rPr>
+        <w:t xml:space="preserve"> market outcomes for individual </w:t>
       </w:r>
       <w:r>
         <w:rPr>
@@ -7175,7 +7913,13 @@
         <w:tab/>
       </w:r>
       <w:r>
-        <w:t xml:space="preserve">To approach a causal interpretation, Jones tests the parallel trends assumption by extending the pre-COVID-19 period to 2013 and including a time trend interacted with disability, finding that the results are robust. She concludes that while the disability employment and pay gaps remained stable during the first wave, the disproportionate use of the furlough scheme among disabled workers—indicated by the higher probability of temporary absence—represents a hidden form of labour </w:t>
+        <w:t xml:space="preserve">To approach a causal interpretation, Jones tests the parallel trends assumption by extending the pre-COVID-19 period to 2013 and including a time trend interacted with disability, finding that the results are robust. She concludes that while the disability employment and pay gaps remained stable during the first wave, the disproportionate use of the furlough scheme among disabled workers—indicated by the higher probability of temporary absence—represents a hidden form of </w:t>
+      </w:r>
+      <w:r>
+        <w:t>labor</w:t>
+      </w:r>
+      <w:r>
+        <w:t xml:space="preserve"> </w:t>
       </w:r>
       <w:r>
         <w:lastRenderedPageBreak/>
@@ -7202,7 +7946,7 @@
         <w:rPr>
           <w:rStyle w:val="Appelnotedebasdep"/>
         </w:rPr>
-        <w:footnoteReference w:id="33"/>
+        <w:footnoteReference w:id="34"/>
       </w:r>
       <w:r>
         <w:t>. They made use of monthly data from the nationally representative Current Population</w:t>
@@ -7746,11 +8490,17 @@
     </w:p>
     <w:p>
       <w:r>
-        <w:t xml:space="preserve">The main findings diverge sharply from earlier recessionary patterns. As the COVID‑19 recession began in Q2 2020, people with disabilities experienced employment losses that were proportionately similar to those of people without disabilities, in contrast to the greater losses observed during the Great Recession. However, during the subsequent economic recovery, the employment rate of people with disabilities grew much more quickly: by Q4 2021 through Q2 2022, the </w:t>
+        <w:t xml:space="preserve">The main findings diverge sharply from earlier recessionary patterns. As the COVID‑19 recession began in Q2 2020, people with disabilities experienced employment losses that were proportionately similar to those of people without disabilities, in contrast to the greater losses observed during the Great Recession. However, during the subsequent economic recovery, the employment rate of people with disabilities grew much more quickly: by Q4 2021 through Q2 2022, the employment‑to‑population ratio for PWD exceeded its pre‑pandemic level by nearly </w:t>
       </w:r>
       <w:r>
         <w:lastRenderedPageBreak/>
-        <w:t>employment‑to‑population ratio for PWD exceeded its pre‑pandemic level by nearly 3.6 percentage points, whereas the rate for persons without disabilities remained approximately 0.5 percentage points below its Q1 2019 baseline. Notably, these employment gains were concentrated precisely in teleworkable, essential, and non‑frontline occupations, with the coefficient on the interaction term Disabled × Q2 2022 reaching 0.186 (p&lt;0.01) for teleworkable jobs and 0.169 (p&lt;0.01) for non‑frontline jobs. Finally, the authors confirm that this outperformance is driven by increased labor force participation among people with disabilities rather than by a compositional change in the unemployment rate, suggesting that the pandemic‑induced shift to remote work may have opened new, durable labour market opportunities for this historically disadvantaged group</w:t>
+        <w:t xml:space="preserve">3.6 percentage points, whereas the rate for persons without disabilities remained approximately 0.5 percentage points below its Q1 2019 baseline. Notably, these employment gains were concentrated precisely in teleworkable, essential, and non‑frontline occupations, with the coefficient on the interaction term Disabled × Q2 2022 reaching 0.186 (p&lt;0.01) for teleworkable jobs and 0.169 (p&lt;0.01) for non‑frontline jobs. Finally, the authors confirm that this outperformance is driven by increased labor force participation among people with disabilities rather than by a compositional change in the unemployment rate, suggesting that the pandemic‑induced shift to remote work may have opened new, durable </w:t>
+      </w:r>
+      <w:r>
+        <w:t>labor</w:t>
+      </w:r>
+      <w:r>
+        <w:t xml:space="preserve"> market opportunities for this historically disadvantaged group</w:t>
       </w:r>
       <w:r>
         <w:t>.</w:t>
@@ -7767,7 +8517,7 @@
         <w:rPr>
           <w:rStyle w:val="Appelnotedebasdep"/>
         </w:rPr>
-        <w:footnoteReference w:id="34"/>
+        <w:footnoteReference w:id="35"/>
       </w:r>
       <w:r>
         <w:t>. Their study uses data drawn from six waves of the U.S. Current Population Survey’s Displaced Worker Supplement (CPS DWS), a nationally representative survey that collects detailed information on workers who have lost or left jobs due to plant or company closures, slack work, or the elimination of positions. The CPS DWS also includes a standard set of six disability questions covering difficulties in hearing, vision, cognition, ambulation, self‑care, and independent living. The final analytical sample consists of N = 344,729 respondents. To model the probability of experiencing involuntary job displacement, the authors estimate a series of logistic regression models. The general form of the logistic model can be expressed as</w:t>
@@ -8275,6 +9025,7 @@
     </w:tbl>
     <w:p>
       <w:r>
+        <w:lastRenderedPageBreak/>
         <w:t>where:</w:t>
       </w:r>
     </w:p>
@@ -8473,11 +9224,28 @@
         <w:ind w:firstLine="720"/>
       </w:pPr>
       <w:r>
-        <w:t xml:space="preserve">The main findings reveal a persistent and crisis‑magnified pattern of inequality. People with disabilities were approximately twice as likely as those without disabilities to experience job displacement over the entire study period. The disparity was especially pronounced during times of economic turmoil. Although the displacement gap by disability status had been declining—from a high of 6.5 percentage points during the Great Recession to a lower point in the intervening years—the COVID‑19 pandemic abruptly increased the gap to 5.8 percentage points. This finding shows that involuntary job loss among people with disabilities is exacerbated by exogenous shocks, a pattern that holds across multiple disability types. The authors conclude by extending prior research on disability and labour market precarity, situating the COVID‑19 pandemic as a critical case where pre‑existing vulnerabilities are amplified, and they call for policy interventions that </w:t>
+        <w:t xml:space="preserve">The main findings reveal a persistent and crisis‑magnified pattern of inequality. People with disabilities were approximately twice as likely as those without disabilities to experience job displacement over the entire study period. The disparity was especially pronounced during times of economic turmoil. Although the displacement gap by disability status had been declining—from a high of 6.5 percentage points during the Great Recession to a lower point in the intervening years—the COVID‑19 pandemic abruptly increased the gap to 5.8 percentage points. This finding shows that involuntary job loss among people with disabilities is exacerbated by exogenous shocks, a pattern that holds across multiple disability types. The authors conclude by extending prior research on disability and </w:t>
+      </w:r>
+      <w:r>
+        <w:t>labor</w:t>
+      </w:r>
+      <w:r>
+        <w:t xml:space="preserve"> market precarity, situating the COVID‑19 pandemic as a critical case where pre‑existing vulnerabilities are amplified, and they call for policy interventions that address both the immediate and the structural drivers of disability‑based displacement.</w:t>
+      </w:r>
+    </w:p>
+    <w:p>
+      <w:pPr>
+        <w:ind w:firstLine="720"/>
+      </w:pPr>
+      <w:r>
+        <w:t xml:space="preserve">In terms of disability measurement, the study disaggregates the general “any disability” indicator into specific types: hearing impairment, vision impairment, </w:t>
       </w:r>
       <w:r>
         <w:lastRenderedPageBreak/>
-        <w:t>address both the immediate and the structural drivers of disability‑based displacement.</w:t>
+        <w:t>cognitive difficulty, ambulatory (mobility) difficulty, self‑care difficulty, and independent living difficulty. This disaggregation yields the finding that disparities were largest for individuals with cognitive disabilities, for whom the probability of displacement during the pandemic was particularly elevated. Women and members of racialised minority groups with disabilities faced intersectional disadvantage, with displacement rates exceeding the sum of their constituent parts</w:t>
+      </w:r>
+      <w:r>
+        <w:t>.</w:t>
       </w:r>
     </w:p>
     <w:p>
@@ -8485,10 +9253,13 @@
         <w:ind w:firstLine="720"/>
       </w:pPr>
       <w:r>
-        <w:t>In terms of disability measurement, the study disaggregates the general “any disability” indicator into specific types: hearing impairment, vision impairment, cognitive difficulty, ambulatory (mobility) difficulty, self‑care difficulty, and independent living difficulty. This disaggregation yields the finding that disparities were largest for individuals with cognitive disabilities, for whom the probability of displacement during the pandemic was particularly elevated. Women and members of racialised minority groups with disabilities faced intersectional disadvantage, with displacement rates exceeding the sum of their constituent parts</w:t>
-      </w:r>
-      <w:r>
-        <w:t>.</w:t>
+        <w:t xml:space="preserve">From a policy perspective, the authors note that the CPS DWS does not capture discrimination directly. However, the presence of large and persistent gaps even after controlling for industry, occupation, and worker characteristics is consistent with ongoing structural discrimination—formalised as hiring bias, unequal access to telework accommodations, and lower seniority protections among workers with disabilities—that becomes more consequential when the </w:t>
+      </w:r>
+      <w:r>
+        <w:t>labor</w:t>
+      </w:r>
+      <w:r>
+        <w:t xml:space="preserve"> market tightens.</w:t>
       </w:r>
     </w:p>
     <w:p>
@@ -8496,52 +9267,56 @@
         <w:ind w:firstLine="720"/>
       </w:pPr>
       <w:r>
-        <w:t>From a policy perspective, the authors note that the CPS DWS does not capture discrimination directly. However, the presence of large and persistent gaps even after controlling for industry, occupation, and worker characteristics is consistent with ongoing structural discrimination—formalised as hiring bias, unequal access to telework accommodations, and lower seniority protections among workers with disabilities—that becomes more consequential when the labour market tightens.</w:t>
-      </w:r>
-    </w:p>
-    <w:p>
-      <w:pPr>
-        <w:ind w:firstLine="720"/>
-      </w:pPr>
-      <w:r>
         <w:t xml:space="preserve">Bondoux </w:t>
       </w:r>
       <w:r>
         <w:t xml:space="preserve">in 2024 </w:t>
       </w:r>
       <w:r>
-        <w:t>explores the complex, bidirectional relationships between disability and labour market outcomes across Europe through the lens of causal econometric methods applied to longitudinal panel data. Her thesis utilises data from the Survey of Health, Ageing and Retirement in Europe (SHARE), which provides a large sample of individuals followed over time across 28 European countries</w:t>
+        <w:t xml:space="preserve">explores the complex, bidirectional relationships between disability and </w:t>
+      </w:r>
+      <w:r>
+        <w:t>labor</w:t>
+      </w:r>
+      <w:r>
+        <w:t xml:space="preserve"> market outcomes across Europe through the lens of causal econometric methods applied to longitudinal panel data. Her thesis utilises data from the Survey of Health, Ageing and Retirement in Europe (SHARE), which provides a large sample of individuals followed over time across 28 European countries</w:t>
       </w:r>
       <w:r>
         <w:rPr>
           <w:rStyle w:val="Appelnotedebasdep"/>
         </w:rPr>
-        <w:footnoteReference w:id="35"/>
+        <w:footnoteReference w:id="36"/>
       </w:r>
       <w:r>
         <w:t xml:space="preserve">. </w:t>
       </w:r>
       <w:r>
-        <w:t xml:space="preserve">The study employs variables including personal income (defined as the sum of wages and compensation incomes), disability onset status, partner's disability status, labour supply (measured as hours worked or employment status), unemployment </w:t>
+        <w:t xml:space="preserve">The study employs variables including personal income (defined as the sum of wages and compensation incomes), disability onset status, partner's disability status, </w:t>
+      </w:r>
+      <w:r>
+        <w:t>labor</w:t>
+      </w:r>
+      <w:r>
+        <w:t xml:space="preserve"> supply (measured as hours worked or employment status), unemployment spells, and national social security system characteristics such as integration measures and compensation income generosity</w:t>
+      </w:r>
+      <w:r>
+        <w:t xml:space="preserve">. She </w:t>
+      </w:r>
+      <w:r>
+        <w:t>estimate</w:t>
+      </w:r>
+      <w:r>
+        <w:t>s</w:t>
+      </w:r>
+      <w:r>
+        <w:t xml:space="preserve"> the causal impact of disability onset on personal income, she implements a matching procedure before disability onset followed by a weighted difference-in-differences (DiD) estimator</w:t>
+      </w:r>
+      <w:r>
+        <w:t xml:space="preserve">. Propensity score matching covariates included variables such as: age, gender, </w:t>
       </w:r>
       <w:r>
         <w:lastRenderedPageBreak/>
-        <w:t>spells, and national social security system characteristics such as integration measures and compensation income generosity</w:t>
-      </w:r>
-      <w:r>
-        <w:t xml:space="preserve">. She </w:t>
-      </w:r>
-      <w:r>
-        <w:t>estimate</w:t>
-      </w:r>
-      <w:r>
-        <w:t>s</w:t>
-      </w:r>
-      <w:r>
-        <w:t xml:space="preserve"> the causal impact of disability onset on personal income, she implements a matching procedure before disability onset followed by a weighted difference-in-differences (DiD) estimator</w:t>
-      </w:r>
-      <w:r>
-        <w:t xml:space="preserve">. Propensity score matching covariates included variables such as: age, gender, education level, marital status, having children and occupational sector. </w:t>
+        <w:t xml:space="preserve">education level, marital status, having children and occupational sector. </w:t>
       </w:r>
       <w:r>
         <w:t xml:space="preserve">Logit model was used </w:t>
@@ -9293,16 +10068,64 @@
     </w:p>
     <w:p>
       <w:pPr>
-        <w:pStyle w:val="Paragraphedeliste"/>
-      </w:pPr>
-    </w:p>
-    <w:p>
-      <w:r>
-        <w:t xml:space="preserve">This approach combines PSM’s ability to reduce selection on observables with DiD’s ability to eliminate time‑invariant unobserved heterogeneity common to both groups. The identifying assumption, therefore, is that conditional on the propensity score and in the absence of disability onset, the treatment and matched control groups would have followed parallel trends in income. Bondoux validates this by </w:t>
-      </w:r>
+        <w:ind w:firstLine="720"/>
+      </w:pPr>
+      <w:r>
+        <w:t xml:space="preserve">This approach combines PSM’s ability to reduce selection on observables with DiD’s ability to eliminate time‑invariant unobserved heterogeneity common to both groups. The identifying assumption, therefore, is that conditional on the propensity score and in the absence of disability onset, the treatment and matched control groups would have followed parallel trends in income. Bondoux validates this by testing for pre‑treatment parallel trends and by examining that the matching procedure successfully balances covariates (standardised differences are reduced below 10% after matching). The finding of a significant negative effect of disability onset on personal income (robust to placebo tests, alternative matching algorithms, and different bandwidth choices) is thus interpreted as causal evidence of the </w:t>
+      </w:r>
+      <w:r>
+        <w:t>labor</w:t>
+      </w:r>
+      <w:r>
+        <w:t xml:space="preserve"> market penalty associated with becoming disabled in Europe, mitigated only in countries with generous integration measures and high compensation incomes</w:t>
+      </w:r>
+      <w:r>
+        <w:t>.</w:t>
+      </w:r>
+    </w:p>
+    <w:p>
+      <w:pPr>
+        <w:ind w:firstLine="720"/>
+      </w:pPr>
       <w:r>
         <w:lastRenderedPageBreak/>
-        <w:t>testing for pre‑treatment parallel trends and by examining that the matching procedure successfully balances covariates (standardised differences are reduced below 10% after matching). The finding of a significant negative effect of disability onset on personal income (robust to placebo tests, alternative matching algorithms, and different bandwidth choices) is thus interpreted as causal evidence of the labour market penalty associated with becoming disabled in Europe, mitigated only in countries with generous integration measures and high compensation incomes</w:t>
+        <w:t>Schur, van der Meulen Rodgers, and Kruse explore the disparate effects of the COVID-19 pandemic on workers with disabilities through the lens of an intersectional econometric decomposition approach</w:t>
+      </w:r>
+      <w:r>
+        <w:rPr>
+          <w:rStyle w:val="Appelnotedebasdep"/>
+        </w:rPr>
+        <w:footnoteReference w:id="37"/>
+      </w:r>
+      <w:r>
+        <w:t xml:space="preserve">. Using monthly data from the U.S. Current Population Survey (CPS), the authors restrict the sample to working-age adults (18–64 years) with strong </w:t>
+      </w:r>
+      <w:r>
+        <w:t>labor</w:t>
+      </w:r>
+      <w:r>
+        <w:t xml:space="preserve"> market attachment (currently employed or employed within the prior 12 months). The dependent variable is a binary employment indicator (employed vs. not employed) measured across three key pandemic periods: January–March 2020 (pre‑lockdown), April–December 2020 (post‑lockdown), and separately January–April 2020 (to capture the initial drop). Disability status is identified using the standard six‑question CPS sequence covering hearing, vision, cognitive, ambulatory, self‑care, and independent living difficulties. The core independent variables include categorical measures of gender (male/female), race/ethnicity (White non‑Hispanic, Black, Hispanic, Asian, other), and the three‑way interaction among disability status, gender, and race/ethnicity. Additional demographic controls include educational attainment (less than high school, high school, some college, Bachelor’s degree, advanced degree), marital status, and age. Occupational and industry controls are coded according to standard CPS classifications, with particular attention to sectors that were hardest hit by the initial pandemic shutdowns. All estimates are seasonally adjusted by the authors and reweighted to account for disability‑specific seasonal patterns, and the analysis employs CPS sample weights throughout.</w:t>
+      </w:r>
+    </w:p>
+    <w:p>
+      <w:pPr>
+        <w:ind w:firstLine="720"/>
+        <w:rPr>
+          <w:lang w:val="en-US"/>
+        </w:rPr>
+      </w:pPr>
+      <w:r>
+        <w:t>The main findings substantiate the initial intersectional hypothesis. The raw disability employment gap (persons with disabilities minus persons without disabilities) widened from 5.9 percentage points in the pre‑lockdown period (January–March 2020) to 7.6 percentage points in the post‑lockdown period (April–</w:t>
+      </w:r>
+      <w:r>
+        <w:lastRenderedPageBreak/>
+        <w:t xml:space="preserve">December 2020), a statistically significant increase of 1.7 points. Decomposition results show that 40% of this increase is explained by observable characteristics, with occupational distribution accounting for the largest share, followed by education. Crucially, even after accounting for differences in occupation, industry, education, and demographics, there remains a substantial unexplained component of the employment gap that also rose during the pandemic, which the authors interpret as a potential signal of growing discrimination against people with disabilities by employers. When examining three‑way interactions, the logit results identify that White and Black women with disabilities experienced the most severe and persistent employment losses during 2020 relative to White men without disabilities, and Hispanic men with disabilities also bore a heavy burden, though the latter finding is less robust due to small sample sizes. The study's novel contribution lies in its disaggregation of the pandemic’s shock across multiple axes of disadvantage, demonstrating that the </w:t>
+      </w:r>
+      <w:r>
+        <w:t>labor</w:t>
+      </w:r>
+      <w:r>
+        <w:t xml:space="preserve"> market penalty for disability is not uniform but is substantially exacerbated for those who also experience gender and racial marginalisation</w:t>
       </w:r>
       <w:r>
         <w:t>.</w:t>
@@ -9313,58 +10136,10 @@
         <w:ind w:firstLine="720"/>
       </w:pPr>
       <w:r>
-        <w:t>Schur, van der Meulen Rodgers, and Kruse explore the disparate effects of the COVID-19 pandemic on workers with disabilities through the lens of an intersectional econometric decomposition approach</w:t>
-      </w:r>
-      <w:r>
-        <w:rPr>
-          <w:rStyle w:val="Appelnotedebasdep"/>
-        </w:rPr>
-        <w:footnoteReference w:id="36"/>
-      </w:r>
-      <w:r>
-        <w:t xml:space="preserve">. Using monthly data from the U.S. Current Population Survey (CPS), the authors restrict the sample to working-age adults (18–64 years) with strong labour market attachment (currently employed or employed within the prior 12 months). The dependent variable is a binary employment indicator (employed vs. not employed) measured across three key pandemic periods: January–March 2020 (pre‑lockdown), April–December 2020 (post‑lockdown), and separately January–April 2020 (to capture the initial drop). Disability status is identified using the standard six‑question CPS sequence covering hearing, vision, cognitive, ambulatory, self‑care, and independent living difficulties. The core independent variables include categorical measures of gender (male/female), race/ethnicity (White non‑Hispanic, Black, Hispanic, Asian, other), and the three‑way interaction among disability status, gender, and race/ethnicity. Additional demographic controls include educational attainment (less than high school, high school, some college, Bachelor’s degree, advanced degree), marital status, and age. Occupational and industry controls are coded according to standard CPS classifications, with particular attention to sectors that were hardest hit by the </w:t>
-      </w:r>
-      <w:r>
-        <w:lastRenderedPageBreak/>
-        <w:t>initial pandemic shutdowns. All estimates are seasonally adjusted by the authors and reweighted to account for disability‑specific seasonal patterns, and the analysis employs CPS sample weights throughout.</w:t>
-      </w:r>
-    </w:p>
-    <w:p>
-      <w:pPr>
-        <w:ind w:firstLine="720"/>
-      </w:pPr>
-      <w:r>
-        <w:t>The main findings substantiate the initial intersectional hypothesis. The raw disability employment gap (persons with disabilities minus persons without disabilities) widened from 5.9 percentage points in the pre‑lockdown period (January–March 2020) to 7.6 percentage points in the post‑lockdown period (April–December 2020), a statistically significant increase of 1.7 points. Decomposition results show that 40% of this increase is explained by observable characteristics, with occupational distribution accounting for the largest share, followed by education. Crucially, even after accounting for differences in occupation, industry, education, and demographics, there remains a substantial unexplained component of the employment gap that also rose during the pandemic, which the authors interpret as a potential signal of growing discrimination against people with disabilities by employers. When examining three‑way interactions, the logit results identify that White and Black women with disabilities experienced the most severe and persistent employment losses during 2020 relative to White men without disabilities, and Hispanic men with disabilities also bore a heavy burden, though the latter finding is less robust due to small sample sizes. The study's novel contribution lies in its disaggregation of the pandemic’s shock across multiple axes of disadvantage, demonstrating that the labour market penalty for disability is not uniform but is substantially exacerbated for those who also experience gender and racial marginalisation</w:t>
-      </w:r>
-      <w:r>
-        <w:t>.</w:t>
-      </w:r>
-    </w:p>
-    <w:p>
-      <w:pPr>
-        <w:ind w:firstLine="720"/>
-      </w:pPr>
-    </w:p>
-    <w:p>
-      <w:pPr>
-        <w:ind w:firstLine="720"/>
-      </w:pPr>
-    </w:p>
-    <w:p>
-      <w:pPr>
-        <w:ind w:firstLine="720"/>
-      </w:pPr>
-    </w:p>
-    <w:p>
-      <w:pPr>
-        <w:ind w:firstLine="720"/>
-      </w:pPr>
-      <w:r>
-        <w:lastRenderedPageBreak/>
         <w:t xml:space="preserve">Table </w:t>
       </w:r>
       <w:r>
-        <w:t>4</w:t>
+        <w:t>5</w:t>
       </w:r>
       <w:r>
         <w:t>. Conclusions obtained as a result of a literary review of empirical works.</w:t>
@@ -9508,7 +10283,11 @@
               <w:t>. D</w:t>
             </w:r>
             <w:r>
-              <w:t>uring the subsequent economic recovery, the employment rate of people with disabilities grew much more quickly</w:t>
+              <w:t xml:space="preserve">uring the subsequent economic recovery, </w:t>
+            </w:r>
+            <w:r>
+              <w:lastRenderedPageBreak/>
+              <w:t>the employment rate of people with disabilities grew much more quickly</w:t>
             </w:r>
             <w:r>
               <w:t>.</w:t>
@@ -9572,7 +10351,13 @@
               <w:t>Weighted difference in differences used with propensity score matching. S</w:t>
             </w:r>
             <w:r>
-              <w:t>ignificant negative effect of disability onset on personal income (robust to placebo tests, alternative matching algorithms, and different bandwidth choices) is thus interpreted as causal evidence of the labour market penalty associated with becoming disabled in Europe</w:t>
+              <w:t xml:space="preserve">ignificant negative effect of disability onset on personal income (robust to placebo tests, alternative matching algorithms, and different bandwidth choices) is thus interpreted as causal evidence of the </w:t>
+            </w:r>
+            <w:r>
+              <w:t>labor</w:t>
+            </w:r>
+            <w:r>
+              <w:t xml:space="preserve"> market penalty associated with becoming disabled in Europe</w:t>
             </w:r>
             <w:r>
               <w:t xml:space="preserve">. </w:t>
@@ -9594,7 +10379,6 @@
           </w:tcPr>
           <w:p>
             <w:r>
-              <w:lastRenderedPageBreak/>
               <w:t>Schur, van der Meulen Rodgers, and Kruse</w:t>
             </w:r>
             <w:r>
@@ -9637,26 +10421,45 @@
     </w:tbl>
     <w:p>
       <w:r>
+        <w:t>Source: compiled by author based on results of empirical studies overview.</w:t>
+      </w:r>
+      <w:r>
         <w:tab/>
       </w:r>
     </w:p>
+    <w:p/>
     <w:p>
       <w:pPr>
         <w:ind w:firstLine="720"/>
       </w:pPr>
       <w:r>
-        <w:t xml:space="preserve">Overall most emperical studies rely either on emplyment probabilities  or income regressions. Disability definitions differs substantiolly and mostly rely on self-reported metrics. Crucial role of market secros is highlighted as many of disabled people occupied mainly ‘shutdown’ industries with higher risks of unemployment during the pandemic. Propensity scores methods rely on socio-demographic factiors such as gender and age couped with work environment variables to indicate industry or conditions. </w:t>
+        <w:t xml:space="preserve">Overall most emperical studies rely either on emplyment probabilities  or income regressions. Disability definitions differs substantiolly and mostly rely on self-reported metrics. Crucial role of market secros is highlighted as many of disabled people occupied mainly ‘shutdown’ industries with higher risks of </w:t>
+      </w:r>
+      <w:r>
+        <w:lastRenderedPageBreak/>
+        <w:t xml:space="preserve">unemployment during the pandemic. Propensity scores methods rely on socio-demographic factiors such as gender and age couped with work environment variables to indicate industry or conditions. </w:t>
       </w:r>
       <w:r>
         <w:t>Review of empirical studies provides a</w:t>
       </w:r>
     </w:p>
     <w:p>
+      <w:pPr>
+        <w:rPr>
+          <w:lang w:val="en-US"/>
+        </w:rPr>
+      </w:pPr>
       <w:r>
         <w:t xml:space="preserve">deeper understanding of application of various methds which are summarized in the table </w:t>
       </w:r>
       <w:r>
-        <w:t>4</w:t>
+        <w:t>5</w:t>
+      </w:r>
+      <w:r>
+        <w:rPr>
+          <w:lang w:val="en-US"/>
+        </w:rPr>
+        <w:t>.</w:t>
       </w:r>
     </w:p>
     <w:p/>
@@ -9665,7 +10468,7 @@
         <w:pStyle w:val="Titre2"/>
         <w:jc w:val="left"/>
       </w:pPr>
-      <w:bookmarkStart w:id="11" w:name="_Toc229556436"/>
+      <w:bookmarkStart w:id="11" w:name="_Toc229583077"/>
       <w:r>
         <w:t xml:space="preserve">2.2 </w:t>
       </w:r>
@@ -9833,7 +10636,6 @@
           <w:szCs w:val="28"/>
           <w:shd w:val="clear" w:color="auto" w:fill="FFFFFF"/>
         </w:rPr>
-        <w:lastRenderedPageBreak/>
         <w:t xml:space="preserve">Interviews from 4th </w:t>
       </w:r>
       <w:r>
@@ -10173,6 +10975,7 @@
           <w:szCs w:val="28"/>
           <w:shd w:val="clear" w:color="auto" w:fill="FFFFFF"/>
         </w:rPr>
+        <w:lastRenderedPageBreak/>
         <w:t xml:space="preserve">Selected panel data </w:t>
       </w:r>
       <w:r>
@@ -10353,7 +11156,6 @@
           <w:iCs/>
           <w:szCs w:val="28"/>
         </w:rPr>
-        <w:lastRenderedPageBreak/>
         <w:t>Age</w:t>
       </w:r>
       <w:r>
@@ -10662,7 +11464,16 @@
           <w:szCs w:val="28"/>
           <w:shd w:val="clear" w:color="auto" w:fill="FFFFFF"/>
         </w:rPr>
-        <w:t>”, “you are on paid leave” etc. The variable was transformed into dummy wariable 0 – not working and 1 – currently working.</w:t>
+        <w:t xml:space="preserve">”, “you </w:t>
+      </w:r>
+      <w:r>
+        <w:rPr>
+          <w:color w:val="000000"/>
+          <w:szCs w:val="28"/>
+          <w:shd w:val="clear" w:color="auto" w:fill="FFFFFF"/>
+        </w:rPr>
+        <w:lastRenderedPageBreak/>
+        <w:t>are on paid leave” etc. The variable was transformed into dummy wariable 0 – not working and 1 – currently working.</w:t>
       </w:r>
     </w:p>
     <w:p>
@@ -10717,6 +11528,7 @@
     </w:p>
     <w:p>
       <w:pPr>
+        <w:jc w:val="center"/>
         <w:rPr>
           <w:color w:val="000000"/>
           <w:szCs w:val="28"/>
@@ -10733,42 +11545,21 @@
           <w:shd w:val="clear" w:color="auto" w:fill="FFFFFF"/>
         </w:rPr>
       </w:pPr>
-    </w:p>
-    <w:p>
-      <w:pPr>
-        <w:jc w:val="center"/>
+      <w:r>
         <w:rPr>
           <w:color w:val="000000"/>
           <w:szCs w:val="28"/>
           <w:shd w:val="clear" w:color="auto" w:fill="FFFFFF"/>
         </w:rPr>
-      </w:pPr>
-    </w:p>
-    <w:p>
-      <w:pPr>
-        <w:jc w:val="center"/>
+        <w:t xml:space="preserve">Table </w:t>
+      </w:r>
+      <w:r>
         <w:rPr>
           <w:color w:val="000000"/>
           <w:szCs w:val="28"/>
           <w:shd w:val="clear" w:color="auto" w:fill="FFFFFF"/>
         </w:rPr>
-      </w:pPr>
-      <w:r>
-        <w:rPr>
-          <w:color w:val="000000"/>
-          <w:szCs w:val="28"/>
-          <w:shd w:val="clear" w:color="auto" w:fill="FFFFFF"/>
-        </w:rPr>
-        <w:lastRenderedPageBreak/>
-        <w:t xml:space="preserve">Table </w:t>
-      </w:r>
-      <w:r>
-        <w:rPr>
-          <w:color w:val="000000"/>
-          <w:szCs w:val="28"/>
-          <w:shd w:val="clear" w:color="auto" w:fill="FFFFFF"/>
-        </w:rPr>
-        <w:t>5</w:t>
+        <w:t>6</w:t>
       </w:r>
       <w:r>
         <w:rPr>
@@ -11156,31 +11947,48 @@
           <w:shd w:val="clear" w:color="auto" w:fill="FFFFFF"/>
         </w:rPr>
       </w:pPr>
-    </w:p>
-    <w:p>
-      <w:pPr>
-        <w:jc w:val="center"/>
+      <w:r>
         <w:rPr>
           <w:color w:val="000000"/>
           <w:szCs w:val="28"/>
           <w:shd w:val="clear" w:color="auto" w:fill="FFFFFF"/>
         </w:rPr>
-      </w:pPr>
-      <w:r>
+        <w:t>Source: author’s calculations</w:t>
+      </w:r>
+    </w:p>
+    <w:p>
+      <w:pPr>
         <w:rPr>
           <w:color w:val="000000"/>
           <w:szCs w:val="28"/>
           <w:shd w:val="clear" w:color="auto" w:fill="FFFFFF"/>
         </w:rPr>
-        <w:t xml:space="preserve">Table </w:t>
-      </w:r>
-      <w:r>
+      </w:pPr>
+    </w:p>
+    <w:p>
+      <w:pPr>
+        <w:jc w:val="center"/>
         <w:rPr>
           <w:color w:val="000000"/>
           <w:szCs w:val="28"/>
           <w:shd w:val="clear" w:color="auto" w:fill="FFFFFF"/>
         </w:rPr>
-        <w:t>6</w:t>
+      </w:pPr>
+      <w:r>
+        <w:rPr>
+          <w:color w:val="000000"/>
+          <w:szCs w:val="28"/>
+          <w:shd w:val="clear" w:color="auto" w:fill="FFFFFF"/>
+        </w:rPr>
+        <w:t xml:space="preserve">Table </w:t>
+      </w:r>
+      <w:r>
+        <w:rPr>
+          <w:color w:val="000000"/>
+          <w:szCs w:val="28"/>
+          <w:shd w:val="clear" w:color="auto" w:fill="FFFFFF"/>
+        </w:rPr>
+        <w:t>7</w:t>
       </w:r>
       <w:r>
         <w:rPr>
@@ -11790,6 +12598,7 @@
                 <w:caps w:val="0"/>
                 <w:szCs w:val="28"/>
               </w:rPr>
+              <w:lastRenderedPageBreak/>
               <w:t>Has disability: Yes</w:t>
             </w:r>
           </w:p>
@@ -11860,6 +12669,14 @@
           <w:shd w:val="clear" w:color="auto" w:fill="FFFFFF"/>
         </w:rPr>
       </w:pPr>
+      <w:r>
+        <w:rPr>
+          <w:color w:val="000000"/>
+          <w:szCs w:val="28"/>
+          <w:shd w:val="clear" w:color="auto" w:fill="FFFFFF"/>
+        </w:rPr>
+        <w:t>Source: author’s calculations</w:t>
+      </w:r>
     </w:p>
     <w:p>
       <w:pPr>
@@ -11912,15 +12729,6 @@
         </w:rPr>
         <w:t>is calculated based on 3 main employment earnings (formula ):</w:t>
       </w:r>
-    </w:p>
-    <w:p>
-      <w:pPr>
-        <w:rPr>
-          <w:color w:val="000000"/>
-          <w:szCs w:val="28"/>
-          <w:shd w:val="clear" w:color="auto" w:fill="FFFFFF"/>
-        </w:rPr>
-      </w:pPr>
     </w:p>
     <w:tbl>
       <w:tblPr>
@@ -12221,7 +13029,6 @@
           <w:szCs w:val="28"/>
           <w:shd w:val="clear" w:color="auto" w:fill="FFFFFF"/>
         </w:rPr>
-        <w:lastRenderedPageBreak/>
         <w:t>income</w:t>
       </w:r>
       <w:r>
@@ -12246,16 +13053,7 @@
     </w:p>
     <w:p>
       <w:pPr>
-        <w:rPr>
-          <w:color w:val="000000"/>
-          <w:szCs w:val="28"/>
-          <w:shd w:val="clear" w:color="auto" w:fill="FFFFFF"/>
-          <w:lang w:val="en-US"/>
-        </w:rPr>
-      </w:pPr>
-    </w:p>
-    <w:p>
-      <w:pPr>
+        <w:ind w:firstLine="720"/>
         <w:rPr>
           <w:color w:val="000000"/>
           <w:szCs w:val="28"/>
@@ -12434,6 +13232,7 @@
           <w:shd w:val="clear" w:color="auto" w:fill="FFFFFF"/>
           <w:lang w:val="en-US"/>
         </w:rPr>
+        <w:lastRenderedPageBreak/>
         <w:t xml:space="preserve">Picture </w:t>
       </w:r>
       <w:r>
@@ -12475,7 +13274,7 @@
           <w:szCs w:val="28"/>
         </w:rPr>
       </w:pPr>
-      <w:bookmarkStart w:id="12" w:name="_Toc229556437"/>
+      <w:bookmarkStart w:id="12" w:name="_Toc229583078"/>
       <w:r>
         <w:rPr>
           <w:rFonts w:cs="Times New Roman"/>
@@ -12496,7 +13295,13 @@
         <w:ind w:firstLine="720"/>
       </w:pPr>
       <w:r>
-        <w:t xml:space="preserve">As presented in the descriptive statistics (Table ##), the </w:t>
+        <w:t xml:space="preserve">As presented in the descriptive statistics (Table </w:t>
+      </w:r>
+      <w:r>
+        <w:t>7</w:t>
+      </w:r>
+      <w:r>
+        <w:t xml:space="preserve">), the </w:t>
       </w:r>
       <w:r>
         <w:rPr>
@@ -12512,11 +13317,7 @@
         <w:t xml:space="preserve"> – </w:t>
       </w:r>
       <w:r>
-        <w:t xml:space="preserve">which is infeasible in disability research due to the inherent nature of disability status—poses </w:t>
-      </w:r>
-      <w:r>
-        <w:lastRenderedPageBreak/>
-        <w:t>a fundamental threat to valid causal inference in observational studies . Under non-randomized designs, treated and untreated units cannot be presumed comparable on pretreatment covariates, yet the validity of causal claims critically depends on such equivalence</w:t>
+        <w:t>which is infeasible in disability research due to the inherent nature of disability status—poses a fundamental threat to valid causal inference in observational studies . Under non-randomized designs, treated and untreated units cannot be presumed comparable on pretreatment covariates, yet the validity of causal claims critically depends on such equivalence</w:t>
       </w:r>
       <w:r>
         <w:t xml:space="preserve">. </w:t>
@@ -12552,7 +13353,7 @@
         <w:rPr>
           <w:rStyle w:val="Appelnotedebasdep"/>
         </w:rPr>
-        <w:footnoteReference w:id="37"/>
+        <w:footnoteReference w:id="38"/>
       </w:r>
       <w:r>
         <w:t>.</w:t>
@@ -12860,20 +13661,38 @@
         <w:t>2</w:t>
       </w:r>
       <w:r>
-        <w:t xml:space="preserve">. On the contrary ligit model has yielded adequate balance. The propensity score was estimated using a logit regression of the treatment on the covariates, which yielded better balance than did NN appriach. After matching, all standardized mean differences for the covariates were below 0.1 and all standardized mean differences for squares and two-way interactions between covariates were below .15, indicating </w:t>
+        <w:t xml:space="preserve">. On the contrary ligit model has yielded adequate balance. The propensity score was estimated using a logit regression of the treatment on the covariates, which yielded better balance than did NN appriach. After matching, all standardized mean differences for the covariates were below 0.1 and all standardized mean differences for squares and two-way interactions between covariates were below .15, indicating adequate balance. Full matching uses all treated and all control units, so no units </w:t>
       </w:r>
       <w:r>
         <w:lastRenderedPageBreak/>
-        <w:t xml:space="preserve">adequate balance. Full matching uses all treated and all control units, so no units were discarded by the matching. </w:t>
+        <w:t xml:space="preserve">were discarded by the matching. </w:t>
       </w:r>
       <w:r>
         <w:t xml:space="preserve">Panel weights were applied to generate PSM weights. </w:t>
       </w:r>
       <w:r>
-        <w:t>Tables ## and ## summarize balancing results of full ligit model approach. Low standardized mean differences and eCDF statistics indicate adequate balancing performend by PSM approach.</w:t>
-      </w:r>
-      <w:r>
-        <w:t xml:space="preserve"> As shown in table ## total of </w:t>
+        <w:t xml:space="preserve">Tables </w:t>
+      </w:r>
+      <w:r>
+        <w:t>7</w:t>
+      </w:r>
+      <w:r>
+        <w:t xml:space="preserve"> and </w:t>
+      </w:r>
+      <w:r>
+        <w:t>8</w:t>
+      </w:r>
+      <w:r>
+        <w:t xml:space="preserve"> summarize balancing results of full ligit model approach. Low standardized mean differences and eCDF statistics indicate adequate balancing performend by PSM approach.</w:t>
+      </w:r>
+      <w:r>
+        <w:t xml:space="preserve"> As shown in table </w:t>
+      </w:r>
+      <w:r>
+        <w:t>8</w:t>
+      </w:r>
+      <w:r>
+        <w:t xml:space="preserve"> total of </w:t>
       </w:r>
       <w:r>
         <w:rPr>
@@ -12902,10 +13721,15 @@
     </w:p>
     <w:p>
       <w:r>
-        <w:t xml:space="preserve">Final PSM specification as following form (formula ##): </w:t>
-      </w:r>
-    </w:p>
-    <w:p/>
+        <w:t xml:space="preserve">Final PSM specification as following form (formula </w:t>
+      </w:r>
+      <w:r>
+        <w:t>2.8</w:t>
+      </w:r>
+      <w:r>
+        <w:t xml:space="preserve">): </w:t>
+      </w:r>
+    </w:p>
     <w:tbl>
       <w:tblPr>
         <w:tblStyle w:val="Grilledutableau"/>
@@ -13302,7 +14126,6 @@
         </w:tc>
       </w:tr>
     </w:tbl>
-    <w:p/>
     <w:p>
       <w:r>
         <w:t>w</w:t>
@@ -13465,19 +14288,20 @@
         <w:t xml:space="preserve">employment status. </w:t>
       </w:r>
     </w:p>
-    <w:p/>
-    <w:p/>
-    <w:p/>
+    <w:p>
+      <w:pPr>
+        <w:pStyle w:val="Paragraphedeliste"/>
+      </w:pPr>
+    </w:p>
     <w:p>
       <w:pPr>
         <w:jc w:val="center"/>
       </w:pPr>
       <w:r>
-        <w:lastRenderedPageBreak/>
         <w:t xml:space="preserve">Table </w:t>
       </w:r>
       <w:r>
-        <w:t>7</w:t>
+        <w:t>8</w:t>
       </w:r>
       <w:r>
         <w:t xml:space="preserve">. Propensity score balancing results summary. Low eCDF and </w:t>
@@ -13714,6 +14538,7 @@
                 <w:caps w:val="0"/>
                 <w:szCs w:val="28"/>
               </w:rPr>
+              <w:lastRenderedPageBreak/>
               <w:t>D</w:t>
             </w:r>
             <w:r>
@@ -14904,7 +15729,7 @@
         <w:t xml:space="preserve">Table </w:t>
       </w:r>
       <w:r>
-        <w:t>8</w:t>
+        <w:t>9</w:t>
       </w:r>
       <w:r>
         <w:t xml:space="preserve">. Propensity score matching results summary. Total </w:t>
@@ -15475,8 +16300,6 @@
       </w:tr>
     </w:tbl>
     <w:p/>
-    <w:p/>
-    <w:p/>
     <w:p>
       <w:pPr>
         <w:rPr>
@@ -15487,205 +16310,208 @@
         <w:rPr>
           <w:lang w:val="ru-RU"/>
         </w:rPr>
+        <w:tab/>
+      </w:r>
+      <w:r>
+        <w:rPr>
+          <w:lang w:val="en-US"/>
+        </w:rPr>
+        <w:t>Two-way</w:t>
+      </w:r>
+      <w:r>
+        <w:rPr>
+          <w:lang w:val="en-US"/>
+        </w:rPr>
+        <w:t xml:space="preserve"> f</w:t>
+      </w:r>
+      <w:r>
+        <w:rPr>
+          <w:lang w:val="en-US"/>
+        </w:rPr>
+        <w:t xml:space="preserve">ixed effects OLS was performed with clustered standard errors at individual level. Clustering of the covariance was performed due to presence of significant </w:t>
+      </w:r>
+      <w:proofErr w:type="spellStart"/>
+      <w:r>
+        <w:rPr>
+          <w:lang w:val="en-US"/>
+        </w:rPr>
+        <w:t>serieal</w:t>
+      </w:r>
+      <w:proofErr w:type="spellEnd"/>
+      <w:r>
+        <w:rPr>
+          <w:lang w:val="en-US"/>
+        </w:rPr>
+        <w:t xml:space="preserve"> correlation</w:t>
+      </w:r>
+      <w:r>
+        <w:rPr>
+          <w:lang w:val="en-US"/>
+        </w:rPr>
+        <w:t xml:space="preserve"> with coefficient o</w:t>
+      </w:r>
+      <w:r>
+        <w:rPr>
+          <w:lang w:val="en-US"/>
+        </w:rPr>
+        <w:t xml:space="preserve">n lagged differences equals to </w:t>
+      </w:r>
+      <w:r>
+        <w:rPr>
+          <w:lang w:val="en-US"/>
+        </w:rPr>
+        <w:t>-</w:t>
+      </w:r>
+      <w:r>
+        <w:rPr>
+          <w:szCs w:val="28"/>
+        </w:rPr>
+        <w:t>0,447</w:t>
+      </w:r>
+      <w:r>
+        <w:rPr>
+          <w:lang w:val="en-US"/>
+        </w:rPr>
+        <w:t xml:space="preserve"> </w:t>
+      </w:r>
+      <w:r>
+        <w:rPr>
+          <w:lang w:val="en-US"/>
+        </w:rPr>
+        <w:t xml:space="preserve">and </w:t>
+      </w:r>
+      <w:r>
+        <w:rPr>
+          <w:lang w:val="en-US"/>
+        </w:rPr>
+        <w:t>z</w:t>
+      </w:r>
+      <w:r>
+        <w:rPr>
+          <w:lang w:val="en-US"/>
+        </w:rPr>
+        <w:t>-statistic equals to</w:t>
+      </w:r>
+      <w:r>
+        <w:rPr>
+          <w:lang w:val="en-US"/>
+        </w:rPr>
+        <w:t xml:space="preserve"> </w:t>
+      </w:r>
+      <w:r>
+        <w:rPr>
+          <w:szCs w:val="28"/>
+        </w:rPr>
+        <w:t>-9,342</w:t>
+      </w:r>
+      <w:r>
+        <w:rPr>
+          <w:lang w:val="en-US"/>
+        </w:rPr>
+        <w:t xml:space="preserve"> at 99% level of significance</w:t>
+      </w:r>
+      <w:r>
+        <w:rPr>
+          <w:lang w:val="en-US"/>
+        </w:rPr>
+        <w:t xml:space="preserve">. </w:t>
+      </w:r>
+      <w:r>
+        <w:rPr>
+          <w:lang w:val="en-US"/>
+        </w:rPr>
+        <w:t>Wooldridge's test</w:t>
+      </w:r>
+      <w:r>
+        <w:rPr>
+          <w:lang w:val="en-US"/>
+        </w:rPr>
+        <w:t xml:space="preserve"> was used </w:t>
+      </w:r>
+      <w:r>
+        <w:rPr>
+          <w:lang w:val="en-US"/>
+        </w:rPr>
+        <w:t>for serial correlation in panel data</w:t>
+      </w:r>
+      <w:r>
+        <w:rPr>
+          <w:lang w:val="en-US"/>
+        </w:rPr>
+        <w:t xml:space="preserve"> </w:t>
+      </w:r>
+      <w:r>
+        <w:rPr>
+          <w:lang w:val="en-US"/>
+        </w:rPr>
+        <w:t>(</w:t>
+      </w:r>
+      <w:r>
+        <w:rPr>
+          <w:lang w:val="en-US"/>
+        </w:rPr>
+        <w:t xml:space="preserve">table </w:t>
+      </w:r>
+      <w:r>
+        <w:rPr>
+          <w:lang w:val="en-US"/>
+        </w:rPr>
+        <w:t>1</w:t>
+      </w:r>
+      <w:r>
+        <w:rPr>
+          <w:lang w:val="en-US"/>
+        </w:rPr>
+        <w:t>1</w:t>
+      </w:r>
+      <w:r>
+        <w:rPr>
+          <w:lang w:val="en-US"/>
+        </w:rPr>
+        <w:t>)</w:t>
+      </w:r>
+      <w:r>
+        <w:rPr>
+          <w:lang w:val="en-US"/>
+        </w:rPr>
+        <w:t xml:space="preserve">. </w:t>
+      </w:r>
+      <w:r>
+        <w:rPr>
+          <w:lang w:val="en-US"/>
+        </w:rPr>
+        <w:t xml:space="preserve">Serial correlation presence violates BLUE assumptions about ordinary least squares and thus must be eliminated by means of covariance type adjusting at individual level. </w:t>
+      </w:r>
+    </w:p>
+    <w:p>
+      <w:pPr>
+        <w:ind w:firstLine="720"/>
+        <w:rPr>
+          <w:lang w:val="en-US"/>
+        </w:rPr>
+      </w:pPr>
+      <w:r>
+        <w:rPr>
+          <w:lang w:val="en-US"/>
+        </w:rPr>
         <w:lastRenderedPageBreak/>
-        <w:tab/>
+        <w:t xml:space="preserve">Following </w:t>
       </w:r>
       <w:proofErr w:type="gramStart"/>
       <w:r>
         <w:rPr>
           <w:lang w:val="en-US"/>
         </w:rPr>
-        <w:t>Two way</w:t>
+        <w:t>two way</w:t>
       </w:r>
       <w:proofErr w:type="gramEnd"/>
       <w:r>
         <w:rPr>
           <w:lang w:val="en-US"/>
         </w:rPr>
-        <w:t xml:space="preserve"> f</w:t>
-      </w:r>
-      <w:r>
-        <w:rPr>
-          <w:lang w:val="en-US"/>
-        </w:rPr>
-        <w:t xml:space="preserve">ixed effects OLS was performed with clustered standard errors at individual level. Clustering of the covariance was performed due to presence of significant </w:t>
-      </w:r>
-      <w:proofErr w:type="spellStart"/>
-      <w:r>
-        <w:rPr>
-          <w:lang w:val="en-US"/>
-        </w:rPr>
-        <w:t>serieal</w:t>
-      </w:r>
-      <w:proofErr w:type="spellEnd"/>
-      <w:r>
-        <w:rPr>
-          <w:lang w:val="en-US"/>
-        </w:rPr>
-        <w:t xml:space="preserve"> correlation</w:t>
-      </w:r>
-      <w:r>
-        <w:rPr>
-          <w:lang w:val="en-US"/>
-        </w:rPr>
-        <w:t xml:space="preserve"> with coefficient o</w:t>
-      </w:r>
-      <w:r>
-        <w:rPr>
-          <w:lang w:val="en-US"/>
-        </w:rPr>
-        <w:t xml:space="preserve">n lagged differences equals to </w:t>
-      </w:r>
-      <w:r>
-        <w:rPr>
-          <w:lang w:val="en-US"/>
-        </w:rPr>
-        <w:t>-</w:t>
-      </w:r>
-      <w:r>
-        <w:rPr>
-          <w:szCs w:val="28"/>
-        </w:rPr>
-        <w:t>0,447</w:t>
-      </w:r>
-      <w:r>
-        <w:rPr>
-          <w:lang w:val="en-US"/>
-        </w:rPr>
-        <w:t xml:space="preserve"> </w:t>
-      </w:r>
-      <w:r>
-        <w:rPr>
-          <w:lang w:val="en-US"/>
-        </w:rPr>
-        <w:t xml:space="preserve">and </w:t>
-      </w:r>
-      <w:r>
-        <w:rPr>
-          <w:lang w:val="en-US"/>
-        </w:rPr>
-        <w:t>z</w:t>
-      </w:r>
-      <w:r>
-        <w:rPr>
-          <w:lang w:val="en-US"/>
-        </w:rPr>
-        <w:t>-statistic equals to</w:t>
-      </w:r>
-      <w:r>
-        <w:rPr>
-          <w:lang w:val="en-US"/>
-        </w:rPr>
-        <w:t xml:space="preserve"> </w:t>
-      </w:r>
-      <w:r>
-        <w:rPr>
-          <w:szCs w:val="28"/>
-        </w:rPr>
-        <w:t>-9,342</w:t>
-      </w:r>
-      <w:r>
-        <w:rPr>
-          <w:lang w:val="en-US"/>
-        </w:rPr>
-        <w:t xml:space="preserve"> at 99% level of significance</w:t>
-      </w:r>
-      <w:r>
-        <w:rPr>
-          <w:lang w:val="en-US"/>
-        </w:rPr>
-        <w:t xml:space="preserve">. </w:t>
-      </w:r>
-      <w:r>
-        <w:rPr>
-          <w:lang w:val="en-US"/>
-        </w:rPr>
-        <w:t>Wooldridge's test</w:t>
-      </w:r>
-      <w:r>
-        <w:rPr>
-          <w:lang w:val="en-US"/>
-        </w:rPr>
-        <w:t xml:space="preserve"> was used </w:t>
-      </w:r>
-      <w:r>
-        <w:rPr>
-          <w:lang w:val="en-US"/>
-        </w:rPr>
-        <w:t>for serial correlation in panel data</w:t>
-      </w:r>
-      <w:r>
-        <w:rPr>
-          <w:lang w:val="en-US"/>
-        </w:rPr>
-        <w:t xml:space="preserve"> </w:t>
-      </w:r>
-      <w:r>
-        <w:rPr>
-          <w:lang w:val="en-US"/>
-        </w:rPr>
-        <w:t>(</w:t>
-      </w:r>
-      <w:r>
-        <w:rPr>
-          <w:lang w:val="en-US"/>
-        </w:rPr>
-        <w:t xml:space="preserve">table </w:t>
-      </w:r>
-      <w:r>
-        <w:rPr>
-          <w:lang w:val="en-US"/>
-        </w:rPr>
-        <w:t>10</w:t>
-      </w:r>
-      <w:r>
-        <w:rPr>
-          <w:lang w:val="en-US"/>
-        </w:rPr>
-        <w:t>)</w:t>
-      </w:r>
-      <w:r>
-        <w:rPr>
-          <w:lang w:val="en-US"/>
-        </w:rPr>
-        <w:t xml:space="preserve">. </w:t>
-      </w:r>
-      <w:r>
-        <w:rPr>
-          <w:lang w:val="en-US"/>
-        </w:rPr>
-        <w:t xml:space="preserve">Serial correlation presence violates BLUE assumptions about ordinary least squares and thus must be eliminated by means of covariance type adjusting at individual level. </w:t>
-      </w:r>
-    </w:p>
-    <w:p>
-      <w:pPr>
-        <w:ind w:firstLine="720"/>
-        <w:rPr>
-          <w:lang w:val="en-US"/>
-        </w:rPr>
-      </w:pPr>
-      <w:r>
-        <w:rPr>
-          <w:lang w:val="en-US"/>
-        </w:rPr>
-        <w:t xml:space="preserve">Following </w:t>
-      </w:r>
-      <w:proofErr w:type="gramStart"/>
-      <w:r>
-        <w:rPr>
-          <w:lang w:val="en-US"/>
-        </w:rPr>
-        <w:t>two way</w:t>
-      </w:r>
-      <w:proofErr w:type="gramEnd"/>
-      <w:r>
-        <w:rPr>
-          <w:lang w:val="en-US"/>
-        </w:rPr>
         <w:t xml:space="preserve"> fixed effects (TWFE) specification is used:</w:t>
       </w:r>
     </w:p>
-    <w:p/>
     <w:tbl>
       <w:tblPr>
         <w:tblStyle w:val="Grilledutableau"/>
@@ -16311,27 +17137,33 @@
     </w:p>
     <w:p>
       <w:pPr>
+        <w:ind w:firstLine="720"/>
         <w:rPr>
           <w:lang w:val="en-US"/>
         </w:rPr>
       </w:pPr>
-    </w:p>
-    <w:p>
-      <w:pPr>
+      <w:r>
         <w:rPr>
           <w:lang w:val="en-US"/>
         </w:rPr>
-      </w:pPr>
+        <w:t xml:space="preserve">As indicated in table </w:t>
+      </w:r>
       <w:r>
         <w:rPr>
           <w:lang w:val="en-US"/>
         </w:rPr>
-        <w:t xml:space="preserve">As indicated in table ##, </w:t>
+        <w:t>9</w:t>
       </w:r>
       <w:r>
         <w:rPr>
           <w:lang w:val="en-US"/>
         </w:rPr>
+        <w:t xml:space="preserve">, </w:t>
+      </w:r>
+      <w:r>
+        <w:rPr>
+          <w:lang w:val="en-US"/>
+        </w:rPr>
         <w:t xml:space="preserve">the average marginal effect of having a disability on </w:t>
       </w:r>
       <w:r>
@@ -16386,29 +17218,22 @@
     </w:p>
     <w:p>
       <w:pPr>
+        <w:jc w:val="center"/>
         <w:rPr>
           <w:lang w:val="en-US"/>
         </w:rPr>
       </w:pPr>
-    </w:p>
-    <w:p>
-      <w:pPr>
-        <w:jc w:val="center"/>
+      <w:r>
         <w:rPr>
           <w:lang w:val="en-US"/>
         </w:rPr>
-      </w:pPr>
+        <w:t xml:space="preserve">Table </w:t>
+      </w:r>
       <w:r>
         <w:rPr>
           <w:lang w:val="en-US"/>
         </w:rPr>
-        <w:t xml:space="preserve">Table </w:t>
-      </w:r>
-      <w:r>
-        <w:rPr>
-          <w:lang w:val="en-US"/>
-        </w:rPr>
-        <w:t>9</w:t>
+        <w:t>10</w:t>
       </w:r>
       <w:r>
         <w:rPr>
@@ -17381,6 +18206,7 @@
                 <w:sz w:val="28"/>
                 <w:szCs w:val="28"/>
               </w:rPr>
+              <w:lastRenderedPageBreak/>
               <w:t>AIC</w:t>
             </w:r>
           </w:p>
@@ -17774,7 +18600,6 @@
     </w:tbl>
     <w:p>
       <w:pPr>
-        <w:jc w:val="center"/>
         <w:rPr>
           <w:lang w:val="en-US"/>
         </w:rPr>
@@ -17835,7 +18660,13 @@
         <w:rPr>
           <w:lang w:val="en-US"/>
         </w:rPr>
-        <w:t>10</w:t>
+        <w:t>1</w:t>
+      </w:r>
+      <w:r>
+        <w:rPr>
+          <w:lang w:val="en-US"/>
+        </w:rPr>
+        <w:t>1</w:t>
       </w:r>
       <w:r>
         <w:rPr>
@@ -18415,13 +19246,6 @@
         </w:rPr>
       </w:pPr>
     </w:p>
-    <w:p>
-      <w:pPr>
-        <w:rPr>
-          <w:lang w:val="en-US"/>
-        </w:rPr>
-      </w:pPr>
-    </w:p>
     <w:tbl>
       <w:tblPr>
         <w:tblStyle w:val="Table"/>
@@ -18462,7 +19286,6 @@
                 <w:sz w:val="28"/>
                 <w:szCs w:val="28"/>
               </w:rPr>
-              <w:lastRenderedPageBreak/>
               <w:t>Num.Obs.</w:t>
             </w:r>
           </w:p>
@@ -18849,31 +19672,6 @@
         </w:tc>
       </w:tr>
     </w:tbl>
-    <w:p>
-      <w:pPr>
-        <w:rPr>
-          <w:lang w:val="en-US"/>
-        </w:rPr>
-      </w:pPr>
-    </w:p>
-    <w:p>
-      <w:pPr>
-        <w:spacing w:after="160" w:line="278" w:lineRule="auto"/>
-        <w:jc w:val="left"/>
-        <w:rPr>
-          <w:lang w:val="en-US"/>
-        </w:rPr>
-      </w:pPr>
-    </w:p>
-    <w:p>
-      <w:pPr>
-        <w:spacing w:after="160" w:line="278" w:lineRule="auto"/>
-        <w:jc w:val="left"/>
-        <w:rPr>
-          <w:lang w:val="en-US"/>
-        </w:rPr>
-      </w:pPr>
-    </w:p>
     <w:p>
       <w:pPr>
         <w:spacing w:after="160" w:line="278" w:lineRule="auto"/>
@@ -19698,63 +20496,76 @@
     </w:p>
     <w:p>
       <w:pPr>
-        <w:spacing w:after="160" w:line="278" w:lineRule="auto"/>
-        <w:jc w:val="left"/>
+        <w:ind w:firstLine="720"/>
         <w:rPr>
           <w:lang w:val="en-US"/>
         </w:rPr>
       </w:pPr>
-    </w:p>
-    <w:p>
-      <w:pPr>
-        <w:spacing w:after="160" w:line="278" w:lineRule="auto"/>
-        <w:jc w:val="center"/>
+      <w:r>
         <w:rPr>
           <w:lang w:val="en-US"/>
         </w:rPr>
-      </w:pPr>
+        <w:t xml:space="preserve">Table </w:t>
+      </w:r>
       <w:r>
         <w:rPr>
           <w:lang w:val="en-US"/>
         </w:rPr>
-        <w:t xml:space="preserve">Table </w:t>
+        <w:t>1</w:t>
       </w:r>
       <w:r>
         <w:rPr>
           <w:lang w:val="en-US"/>
         </w:rPr>
+        <w:t>2</w:t>
+      </w:r>
+      <w:r>
+        <w:rPr>
+          <w:lang w:val="en-US"/>
+        </w:rPr>
+        <w:t xml:space="preserve"> demonstrates</w:t>
+      </w:r>
+      <w:r>
+        <w:rPr>
+          <w:lang w:val="en-US"/>
+        </w:rPr>
+        <w:t xml:space="preserve"> no significant effects prior to the pandemic. Additionally, parameters comparatively close to zero indicating prominent parallel trends picture </w:t>
+      </w:r>
+      <w:r>
+        <w:rPr>
+          <w:lang w:val="en-US"/>
+        </w:rPr>
+        <w:t>3</w:t>
+      </w:r>
+      <w:r>
+        <w:rPr>
+          <w:lang w:val="en-US"/>
+        </w:rPr>
+        <w:t>.</w:t>
+      </w:r>
+      <w:r>
+        <w:rPr>
+          <w:lang w:val="en-US"/>
+        </w:rPr>
+        <w:t xml:space="preserve"> </w:t>
+      </w:r>
+      <w:r>
+        <w:rPr>
+          <w:lang w:val="en-US"/>
+        </w:rPr>
+        <w:t xml:space="preserve">Joined F-test for pretreatment period shows no significant statistic (table </w:t>
+      </w:r>
+      <w:r>
+        <w:rPr>
+          <w:lang w:val="en-US"/>
+        </w:rPr>
         <w:t>11</w:t>
       </w:r>
       <w:r>
         <w:rPr>
           <w:lang w:val="en-US"/>
         </w:rPr>
-        <w:t xml:space="preserve"> demonstrates</w:t>
-      </w:r>
-      <w:r>
-        <w:rPr>
-          <w:lang w:val="en-US"/>
-        </w:rPr>
-        <w:t xml:space="preserve"> no significant effects prior to the pandemic. Additionally, parameters comparatively close to zero indicating prominent parallel trends picture </w:t>
-      </w:r>
-      <w:r>
-        <w:rPr>
-          <w:lang w:val="en-US"/>
-        </w:rPr>
-        <w:lastRenderedPageBreak/>
-        <w:t>##.</w:t>
-      </w:r>
-      <w:r>
-        <w:rPr>
-          <w:lang w:val="en-US"/>
-        </w:rPr>
-        <w:t xml:space="preserve"> </w:t>
-      </w:r>
-      <w:r>
-        <w:rPr>
-          <w:lang w:val="en-US"/>
-        </w:rPr>
-        <w:t xml:space="preserve">Joined F-test for pretreatment period shows no significant statistic (table ##): </w:t>
+        <w:t xml:space="preserve">): </w:t>
       </w:r>
       <w:r>
         <w:rPr>
@@ -19827,7 +20638,7 @@
         <w:rPr>
           <w:lang w:val="en-US"/>
         </w:rPr>
-        <w:t xml:space="preserve">. </w:t>
+        <w:t>.</w:t>
       </w:r>
     </w:p>
     <w:p>
@@ -19904,10 +20715,14 @@
         <w:jc w:val="center"/>
       </w:pPr>
       <w:r>
+        <w:lastRenderedPageBreak/>
         <w:t xml:space="preserve">Table </w:t>
       </w:r>
       <w:r>
-        <w:t>11</w:t>
+        <w:t>1</w:t>
+      </w:r>
+      <w:r>
+        <w:t>2</w:t>
       </w:r>
       <w:r>
         <w:t>. Results of dynamic TWFE.</w:t>
@@ -20114,13 +20929,14 @@
               <w:pStyle w:val="Compact"/>
               <w:rPr>
                 <w:rFonts w:ascii="Times New Roman" w:hAnsi="Times New Roman" w:cs="Times New Roman"/>
+                <w:lang w:val="ru-RU"/>
               </w:rPr>
             </w:pPr>
             <w:r>
               <w:rPr>
                 <w:rFonts w:ascii="Times New Roman" w:hAnsi="Times New Roman" w:cs="Times New Roman"/>
               </w:rPr>
-              <w:t>period_relevance = -5 × has_disability × period</w:t>
+              <w:t>period_relevance = -5 × has_disability</w:t>
             </w:r>
           </w:p>
         </w:tc>
@@ -20271,13 +21087,14 @@
               <w:pStyle w:val="Compact"/>
               <w:rPr>
                 <w:rFonts w:ascii="Times New Roman" w:hAnsi="Times New Roman" w:cs="Times New Roman"/>
+                <w:lang w:val="ru-RU"/>
               </w:rPr>
             </w:pPr>
             <w:r>
               <w:rPr>
                 <w:rFonts w:ascii="Times New Roman" w:hAnsi="Times New Roman" w:cs="Times New Roman"/>
               </w:rPr>
-              <w:t>period_relevance = -4 × has_disability × period</w:t>
+              <w:t>period_relevance = -4 × has_disability</w:t>
             </w:r>
           </w:p>
         </w:tc>
@@ -20429,13 +21246,14 @@
               <w:pStyle w:val="Compact"/>
               <w:rPr>
                 <w:rFonts w:ascii="Times New Roman" w:hAnsi="Times New Roman" w:cs="Times New Roman"/>
+                <w:lang w:val="ru-RU"/>
               </w:rPr>
             </w:pPr>
             <w:r>
               <w:rPr>
                 <w:rFonts w:ascii="Times New Roman" w:hAnsi="Times New Roman" w:cs="Times New Roman"/>
               </w:rPr>
-              <w:t>period_relevance = -3 × has_disability × period</w:t>
+              <w:t>period_relevance = -3 × has_disability</w:t>
             </w:r>
           </w:p>
         </w:tc>
@@ -20587,13 +21405,14 @@
               <w:pStyle w:val="Compact"/>
               <w:rPr>
                 <w:rFonts w:ascii="Times New Roman" w:hAnsi="Times New Roman" w:cs="Times New Roman"/>
+                <w:lang w:val="ru-RU"/>
               </w:rPr>
             </w:pPr>
             <w:r>
               <w:rPr>
                 <w:rFonts w:ascii="Times New Roman" w:hAnsi="Times New Roman" w:cs="Times New Roman"/>
               </w:rPr>
-              <w:t>period_relevance = -2 × has_disability × period</w:t>
+              <w:t>period_relevance = -2 × has_disability</w:t>
             </w:r>
           </w:p>
         </w:tc>
@@ -20745,14 +21564,14 @@
               <w:pStyle w:val="Compact"/>
               <w:rPr>
                 <w:rFonts w:ascii="Times New Roman" w:hAnsi="Times New Roman" w:cs="Times New Roman"/>
+                <w:lang w:val="ru-RU"/>
               </w:rPr>
             </w:pPr>
             <w:r>
               <w:rPr>
                 <w:rFonts w:ascii="Times New Roman" w:hAnsi="Times New Roman" w:cs="Times New Roman"/>
               </w:rPr>
-              <w:lastRenderedPageBreak/>
-              <w:t>period_relevance = 0 × has_disability × period</w:t>
+              <w:t>period_relevance = 0 × has_disability</w:t>
             </w:r>
           </w:p>
         </w:tc>
@@ -20902,13 +21721,14 @@
               <w:pStyle w:val="Compact"/>
               <w:rPr>
                 <w:rFonts w:ascii="Times New Roman" w:hAnsi="Times New Roman" w:cs="Times New Roman"/>
+                <w:lang w:val="ru-RU"/>
               </w:rPr>
             </w:pPr>
             <w:r>
               <w:rPr>
                 <w:rFonts w:ascii="Times New Roman" w:hAnsi="Times New Roman" w:cs="Times New Roman"/>
               </w:rPr>
-              <w:t>period_relevance = 1 × has_disability × period</w:t>
+              <w:t>period_relevance = 1 × has_disability</w:t>
             </w:r>
           </w:p>
         </w:tc>
@@ -21072,13 +21892,14 @@
               <w:pStyle w:val="Compact"/>
               <w:rPr>
                 <w:rFonts w:ascii="Times New Roman" w:hAnsi="Times New Roman" w:cs="Times New Roman"/>
+                <w:lang w:val="ru-RU"/>
               </w:rPr>
             </w:pPr>
             <w:r>
               <w:rPr>
                 <w:rFonts w:ascii="Times New Roman" w:hAnsi="Times New Roman" w:cs="Times New Roman"/>
               </w:rPr>
-              <w:t>period_relevance = 2 × has_disability × period</w:t>
+              <w:t>period_relevance = 2 × has_disability</w:t>
             </w:r>
           </w:p>
         </w:tc>
@@ -21228,13 +22049,14 @@
               <w:pStyle w:val="Compact"/>
               <w:rPr>
                 <w:rFonts w:ascii="Times New Roman" w:hAnsi="Times New Roman" w:cs="Times New Roman"/>
+                <w:lang w:val="ru-RU"/>
               </w:rPr>
             </w:pPr>
             <w:r>
               <w:rPr>
                 <w:rFonts w:ascii="Times New Roman" w:hAnsi="Times New Roman" w:cs="Times New Roman"/>
               </w:rPr>
-              <w:t>period_relevance = 3 × has_disability × period</w:t>
+              <w:t xml:space="preserve">period_relevance = 3 × has_disability </w:t>
             </w:r>
           </w:p>
         </w:tc>
@@ -21384,13 +22206,14 @@
               <w:pStyle w:val="Compact"/>
               <w:rPr>
                 <w:rFonts w:ascii="Times New Roman" w:hAnsi="Times New Roman" w:cs="Times New Roman"/>
+                <w:lang w:val="ru-RU"/>
               </w:rPr>
             </w:pPr>
             <w:r>
               <w:rPr>
                 <w:rFonts w:ascii="Times New Roman" w:hAnsi="Times New Roman" w:cs="Times New Roman"/>
               </w:rPr>
-              <w:t>period_relevance = 4 × has_disability × period</w:t>
+              <w:t xml:space="preserve">period_relevance = 4 × has_disability </w:t>
             </w:r>
           </w:p>
         </w:tc>
@@ -22215,48 +23038,89 @@
     <w:p/>
     <w:p>
       <w:r>
+        <w:lastRenderedPageBreak/>
         <w:tab/>
       </w:r>
       <w:r>
         <w:t xml:space="preserve">Empirical study highlighted </w:t>
       </w:r>
       <w:r>
-        <w:t xml:space="preserve">that disabled workers experienced a statistically significant decline in monthly employment earnings of -5,678.95 rubles (SE = 2,350.19, p = 0.016) during the pandemic period relative to their pre-pandemic baseline when compared to non-disabled workers. This decline represents </w:t>
-      </w:r>
+        <w:t>that disabled workers experienced a statistically significant decline in monthly employment earnings of -5,678.95 rubles (SE = 2,350.19, p = 0.016) during the pandemic period relative to their pre-pandemic baseline when compared to non-disabled workers. This decline represents approximately a 19 percent reduction relative to the pre-pandemic mean for the treatment group. The 95 percent confidence interval, ranging from -10,287.58 to -1,070.32 rubles has reasonable precision around this estimate, though the magnitude of the effect should be interpreted with attention to its substantial lower bound.</w:t>
+      </w:r>
+    </w:p>
+    <w:p>
+      <w:pPr>
+        <w:ind w:firstLine="720"/>
+      </w:pPr>
+      <w:r>
+        <w:t>The dynamic TWFE specification provides support for the parallel trends assumption. Pre-treatment coefficients for periods -5 through -2 are not systematically different from zero, with the joint F-test for all pretreatment periods failing to reject the null of no differential pre-trends (F = 2.023, p = 0.099). This lends credence to the interpretation of the post-treatment coefficient as a causal effect rather than an artifact of pre-existing divergence between groups. Notably, the negative effect becomes pronounced immediately at period zero (coinciding with the pandemic onset) and persists through periods one and two, with coefficients of -5,158.92 (p = 0.093), -11,248.30 (p = 0.006), and -9,323.44 (p = 0.015) respectively. By periods three and four, the estimates revert toward statistical insignificance, although wide confidence intervals caution against strong claims regarding effect dissipation.</w:t>
+      </w:r>
+    </w:p>
+    <w:p>
+      <w:pPr>
+        <w:ind w:firstLine="720"/>
+      </w:pPr>
+      <w:r>
+        <w:t>The Propensity Score Matching procedure employing full logit matching successfully balanced covariates between treatment and control groups, with all standardized mean differences below 0.10 and all squared and interaction terms below 0.15 post-matching. This balance strengthens the comparability of the comparison groups and reduces concerns about confounding by observed characteristics such as age, education, gender, marital status, harmful work exposure, and employment status.</w:t>
+      </w:r>
+    </w:p>
+    <w:p>
+      <w:pPr>
+        <w:ind w:firstLine="720"/>
+      </w:pPr>
       <w:r>
         <w:lastRenderedPageBreak/>
-        <w:t>approximately a 19 percent reduction relative to the pre-pandemic mean for the treatment group. The 95 percent confidence interval, ranging from -10,287.58 to -1,070.32 rubles has reasonable precision around this estimate, though the magnitude of the effect should be interpreted with attention to its substantial lower bound.</w:t>
-      </w:r>
-    </w:p>
-    <w:p>
-      <w:pPr>
-        <w:ind w:firstLine="720"/>
-      </w:pPr>
-      <w:r>
-        <w:t>The dynamic TWFE specification provides support for the parallel trends assumption. Pre-treatment coefficients for periods -5 through -2 are not systematically different from zero, with the joint F-test for all pretreatment periods failing to reject the null of no differential pre-trends (F = 2.023, p = 0.099). This lends credence to the interpretation of the post-treatment coefficient as a causal effect rather than an artifact of pre-existing divergence between groups. Notably, the negative effect becomes pronounced immediately at period zero (coinciding with the pandemic onset) and persists through periods one and two, with coefficients of -5,158.92 (p = 0.093), -11,248.30 (p = 0.006), and -9,323.44 (p = 0.015) respectively. By periods three and four, the estimates revert toward statistical insignificance, although wide confidence intervals caution against strong claims regarding effect dissipation.</w:t>
-      </w:r>
-    </w:p>
-    <w:p>
-      <w:pPr>
-        <w:ind w:firstLine="720"/>
-      </w:pPr>
-      <w:r>
-        <w:t>The Propensity Score Matching procedure employing full logit matching successfully balanced covariates between treatment and control groups, with all standardized mean differences below 0.10 and all squared and interaction terms below 0.15 post-matching. This balance strengthens the comparability of the comparison groups and reduces concerns about confounding by observed characteristics such as age, education, gender, marital status, harmful work exposure, and employment status.</w:t>
-      </w:r>
-    </w:p>
-    <w:p>
-      <w:pPr>
-        <w:ind w:firstLine="720"/>
-      </w:pPr>
-      <w:r>
-        <w:t xml:space="preserve">Several limitations warrant consideration. First, the self-reported nature of wage variables may introduce measurement error, though there is little reason to suspect differential reporting bias between disabled and non-disabled respondents. Second, the exclusion of individuals who acquired or lost disability status during the </w:t>
-      </w:r>
-      <w:r>
-        <w:lastRenderedPageBreak/>
-        <w:t>period of interest, while necessary for SUTVA compliance, limits generalizability to the stable disability population. Third, the relatively small number of treated units (221 matched disabled individuals) relative to controls (9,309) may affect precision, though the cluster-robust standard errors partially address concerns about dependence. Fourth, the analysis captures short- to medium-term effects only; longer-term adjustments in labor market outcomes remain unobserved.</w:t>
-      </w:r>
-      <w:r>
-        <w:t xml:space="preserve"> Additionally there are possible cofounders presented in picture ## that may effect treatment directly such as: discrimination by age (ageism), employer’s prejudge which is present in all sectors of the employment market and other types of discrimination. Unfortunatly those confounders remain unobserved.</w:t>
+        <w:t>Several limitations warrant consideration. First, the self-reported nature of wage variables may introduce measurement error, though there is little reason to suspect differential reporting bias between disabled and non-disabled respondents. Second, the exclusion of individuals who acquired or lost disability status during the period of interest, while necessary for SUTVA compliance, limits generalizability to the stable disability population. Third, the relatively small number of treated units (221 matched disabled individuals) relative to controls (9,309) may affect precision, though the cluster-robust standard errors partially address concerns about dependence. Fourth, the analysis captures short- to medium-term effects only; longer-term adjustments in labor market outcomes remain unobserved.</w:t>
+      </w:r>
+      <w:r>
+        <w:t xml:space="preserve"> Additionally there are possible cofounders presented in picture </w:t>
+      </w:r>
+      <w:r>
+        <w:t>4</w:t>
+      </w:r>
+      <w:r>
+        <w:t xml:space="preserve"> that may effect treatment directly such as: </w:t>
+      </w:r>
+    </w:p>
+    <w:p>
+      <w:pPr>
+        <w:pStyle w:val="Paragraphedeliste"/>
+        <w:numPr>
+          <w:ilvl w:val="0"/>
+          <w:numId w:val="5"/>
+        </w:numPr>
+      </w:pPr>
+      <w:r>
+        <w:t xml:space="preserve">discrimination by age (ageism), </w:t>
+      </w:r>
+    </w:p>
+    <w:p>
+      <w:pPr>
+        <w:pStyle w:val="Paragraphedeliste"/>
+        <w:numPr>
+          <w:ilvl w:val="0"/>
+          <w:numId w:val="5"/>
+        </w:numPr>
+      </w:pPr>
+      <w:r>
+        <w:t>employer’s prejudge which is present in all sectors of the employment market</w:t>
+      </w:r>
+    </w:p>
+    <w:p>
+      <w:pPr>
+        <w:pStyle w:val="Paragraphedeliste"/>
+        <w:numPr>
+          <w:ilvl w:val="0"/>
+          <w:numId w:val="5"/>
+        </w:numPr>
+      </w:pPr>
+      <w:r>
+        <w:t xml:space="preserve">other types of discrimination. </w:t>
+      </w:r>
+    </w:p>
+    <w:p>
+      <w:r>
+        <w:t>Unfortunatly those confounders remain unobserved.</w:t>
       </w:r>
     </w:p>
     <w:p>
@@ -22355,7 +23219,11 @@
         <w:t xml:space="preserve"> </w:t>
       </w:r>
       <w:r>
-        <w:t>should investigate whether similar patterns hold in other national contexts with different disability support systems and pandemic policy responses. Additionally, as longer-term data become available, researchers should assess whether the earnings gap persists, narrows, or widens beyond the immediate crisis period.</w:t>
+        <w:t xml:space="preserve">should investigate whether similar patterns hold in other national contexts </w:t>
+      </w:r>
+      <w:r>
+        <w:lastRenderedPageBreak/>
+        <w:t>with different disability support systems and pandemic policy responses. Additionally, as longer-term data become available, researchers should assess whether the earnings gap persists, narrows, or widens beyond the immediate crisis period.</w:t>
       </w:r>
     </w:p>
     <w:p>
@@ -22363,7 +23231,6 @@
         <w:ind w:firstLine="720"/>
       </w:pPr>
       <w:r>
-        <w:lastRenderedPageBreak/>
         <w:t>In sum</w:t>
       </w:r>
       <w:r>
@@ -22397,8 +23264,9 @@
     <w:p>
       <w:pPr>
         <w:pStyle w:val="Titre1"/>
-      </w:pPr>
-      <w:bookmarkStart w:id="13" w:name="_Toc229556438"/>
+        <w:jc w:val="left"/>
+      </w:pPr>
+      <w:bookmarkStart w:id="13" w:name="_Toc229583079"/>
       <w:r>
         <w:lastRenderedPageBreak/>
         <w:t>3. Recommendations to address similar</w:t>
@@ -22413,30 +23281,242 @@
     </w:p>
     <w:p>
       <w:pPr>
+        <w:pStyle w:val="Titre2"/>
+        <w:jc w:val="left"/>
+      </w:pPr>
+      <w:bookmarkStart w:id="14" w:name="_Toc229583080"/>
+      <w:r>
+        <w:t>3.1 Methodological recommendations</w:t>
+      </w:r>
+      <w:r>
+        <w:t xml:space="preserve"> to improve quality of data collection</w:t>
+      </w:r>
+      <w:bookmarkEnd w:id="14"/>
+    </w:p>
+    <w:p>
+      <w:pPr>
         <w:ind w:firstLine="720"/>
       </w:pPr>
       <w:r>
-        <w:t>The evidence presented in this study—specifically, a statistically significant and economically meaningful decline of approximately 19</w:t>
+        <w:t xml:space="preserve">We have encountered </w:t>
+      </w:r>
+      <w:r>
+        <w:t>ethodological challenges in this study</w:t>
+      </w:r>
+      <w:r>
+        <w:t xml:space="preserve"> – </w:t>
+      </w:r>
+      <w:r>
+        <w:t xml:space="preserve">particularly the non-random assignment of disability status and the need to exclude individuals with changing disability status to satisfy SUTVA. National statistical offices and longitudinal survey programmes, including the Russian Longitudinal Monitoring Survey, should expand the collection of disability-related variables with greater granularity. </w:t>
+      </w:r>
+      <w:r>
+        <w:t>We recommend following</w:t>
+      </w:r>
+      <w:r>
+        <w:t xml:space="preserve"> enhancements include: </w:t>
+      </w:r>
+    </w:p>
+    <w:p>
+      <w:pPr>
+        <w:ind w:firstLine="720"/>
+      </w:pPr>
+      <w:r>
+        <w:t xml:space="preserve">(a) capturing both </w:t>
+      </w:r>
+      <w:r>
+        <w:rPr>
+          <w:i/>
+          <w:iCs/>
+        </w:rPr>
+        <w:t>stable</w:t>
+      </w:r>
+      <w:r>
+        <w:t xml:space="preserve"> and </w:t>
+      </w:r>
+      <w:r>
+        <w:rPr>
+          <w:i/>
+          <w:iCs/>
+        </w:rPr>
+        <w:t>newly</w:t>
+      </w:r>
+      <w:r>
+        <w:t xml:space="preserve"> acquired disability status over the panel wave</w:t>
+      </w:r>
+      <w:r>
+        <w:t>. The variable we employed ‘</w:t>
+      </w:r>
+      <w:r>
+        <w:rPr>
+          <w:i/>
+          <w:iCs/>
+        </w:rPr>
+        <w:t>has disability’</w:t>
+      </w:r>
+      <w:r>
+        <w:rPr>
+          <w:i/>
+          <w:iCs/>
+        </w:rPr>
+        <w:t xml:space="preserve"> </w:t>
+      </w:r>
+      <w:r>
+        <w:t xml:space="preserve">is based on </w:t>
+      </w:r>
+      <w:r>
+        <w:rPr>
+          <w:lang w:val="en-US"/>
+        </w:rPr>
+        <w:t>medical social expertise committee which has cases of non-constant presence which means that social status of disabled was revoked for a period of time</w:t>
+      </w:r>
+      <w:r>
+        <w:rPr>
+          <w:lang w:val="en-US"/>
+        </w:rPr>
+        <w:t xml:space="preserve"> however impairments and barriers themselves are consistent</w:t>
+      </w:r>
+      <w:r>
+        <w:t xml:space="preserve">; </w:t>
+      </w:r>
+    </w:p>
+    <w:p>
+      <w:pPr>
+        <w:ind w:firstLine="720"/>
+      </w:pPr>
+      <w:r>
+        <w:t xml:space="preserve">(b) recording the </w:t>
+      </w:r>
+      <w:r>
+        <w:rPr>
+          <w:i/>
+          <w:iCs/>
+        </w:rPr>
+        <w:t>type</w:t>
+      </w:r>
+      <w:r>
+        <w:t xml:space="preserve"> and </w:t>
+      </w:r>
+      <w:r>
+        <w:rPr>
+          <w:i/>
+          <w:iCs/>
+        </w:rPr>
+        <w:t>severity</w:t>
+      </w:r>
+      <w:r>
+        <w:t xml:space="preserve"> of disability using standardised international classifications (e.g., Washington Group Short Set</w:t>
+      </w:r>
+      <w:r>
+        <w:rPr>
+          <w:rStyle w:val="Appelnotedebasdep"/>
+        </w:rPr>
+        <w:footnoteReference w:id="39"/>
+      </w:r>
+      <w:r>
+        <w:t>)</w:t>
+      </w:r>
+      <w:r>
+        <w:t xml:space="preserve">. We have faced problem of adequate impairment identification measurements (e.g. complete or partial blindness, </w:t>
+      </w:r>
+      <w:r>
+        <w:t>mental disorders or skeletal didabilities</w:t>
+      </w:r>
+      <w:r>
+        <w:t>). Such approach may assisst in making future classifications of disability impairments and capture effect of joined impairments on quality of life</w:t>
+      </w:r>
+      <w:r>
+        <w:t xml:space="preserve">; </w:t>
+      </w:r>
+    </w:p>
+    <w:p>
+      <w:pPr>
+        <w:ind w:firstLine="720"/>
+      </w:pPr>
+      <w:r>
+        <w:t>(c) collecting information on workplace accommodations received</w:t>
+      </w:r>
+      <w:r>
+        <w:t xml:space="preserve"> (e. g; additional workspace accomidations, benefits, personnel assistance).</w:t>
+      </w:r>
+    </w:p>
+    <w:p>
+      <w:pPr>
+        <w:ind w:firstLine="720"/>
+      </w:pPr>
+      <w:r>
+        <w:t>These improvements would enable future researchers to estimate causal effects with reduced bias and allow policymakers to target interventions to the most vulnerable subgroups.</w:t>
+      </w:r>
+    </w:p>
+    <w:p>
+      <w:pPr>
+        <w:pStyle w:val="Titre2"/>
+        <w:jc w:val="left"/>
+      </w:pPr>
+      <w:bookmarkStart w:id="15" w:name="_Toc229583081"/>
+      <w:r>
+        <w:lastRenderedPageBreak/>
+        <w:t>3.2 Policy recommendations</w:t>
+      </w:r>
+      <w:r>
+        <w:t xml:space="preserve"> </w:t>
+      </w:r>
+      <w:r>
+        <w:t>to improve</w:t>
+      </w:r>
+      <w:r>
+        <w:t xml:space="preserve"> outcomes for disabled workers during similar crises</w:t>
+      </w:r>
+      <w:bookmarkEnd w:id="15"/>
+    </w:p>
+    <w:p>
+      <w:pPr>
+        <w:ind w:firstLine="720"/>
+      </w:pPr>
+      <w:r>
+        <w:t>The evidence presented in this study</w:t>
+      </w:r>
+      <w:r>
+        <w:t xml:space="preserve"> – </w:t>
+      </w:r>
+      <w:r>
+        <w:t>specifically, a statistically significant decline of approximately 19</w:t>
       </w:r>
       <w:r>
         <w:t xml:space="preserve">% </w:t>
       </w:r>
       <w:r>
-        <w:t xml:space="preserve">in monthly earnings for disabled workers following the COVID-19 pandemic </w:t>
-      </w:r>
-      <w:r>
-        <w:t>there are</w:t>
-      </w:r>
-      <w:r>
-        <w:t xml:space="preserve"> direct implications for labor market and social protection policy. In light of these findings, three interrelated sets of policy recommendations emerge, targeting crisis preparedness, employer accountability, and data infrastructure.</w:t>
-      </w:r>
-    </w:p>
-    <w:p>
-      <w:pPr>
-        <w:ind w:firstLine="720"/>
-      </w:pPr>
-      <w:r>
-        <w:t>First, the disproportionate earnings shock experienced by disabled workers suggests that general economic stabilisation measures, while necessary, are insufficient to prevent the exacerbation of pre-existing inequalities during systemic crises. Policymakers should therefore embed disability-specific safeguards into emergency response frameworks. One concrete mechanism is the introduction of automatic earnings stabilisation transfers: a supplemental income benefit triggered when a verified macroeconomic shock (e.g., a pandemic, financial crisis, or natural disaster) coincides with a documented wage decline below a pre‑crisis threshold for disabled workers. Such a scheme would operate parallel to general unemployment or short‑time work benefits, addressing the specific vulnerability identified in this study. Furthermore, crisis employment retention programmes</w:t>
+        <w:t>in monthly earnings for disabled workers following the COVID-19 pandemic</w:t>
+      </w:r>
+      <w:r>
+        <w:t xml:space="preserve"> </w:t>
+      </w:r>
+      <w:r>
+        <w:t>are</w:t>
+      </w:r>
+      <w:r>
+        <w:t xml:space="preserve"> direct implications for labor market and social protection policy. In light of these findings, three interrelated sets of policy recommendations emerge</w:t>
+      </w:r>
+      <w:r>
+        <w:t>.</w:t>
+      </w:r>
+    </w:p>
+    <w:p>
+      <w:pPr>
+        <w:pStyle w:val="Paragraphedeliste"/>
+        <w:numPr>
+          <w:ilvl w:val="0"/>
+          <w:numId w:val="32"/>
+        </w:numPr>
+        <w:ind w:left="1134" w:hanging="425"/>
+      </w:pPr>
+      <w:r>
+        <w:t>disproportionate earnings shock experienced by disabled workers suggests that general economic stabilisation measures, while necessary, are insufficient to prevent the exacerbation of pre-existing inequalities during systemic crises</w:t>
+      </w:r>
+      <w:r>
+        <w:t>. Moreover amplification of the effect in midterm suggest larger long-term effects</w:t>
+      </w:r>
+      <w:r>
+        <w:t>. Policymakers should therefore embed disability-specific safeguards into emergency response frameworks. One concrete mechanism is the introduction of automatic earnings stabilisation transfers: a supplemental income benefit triggered when a verified macroeconomic shock (e.g., a pandemic, financial crisis, or natural disaster) coincides with a documented wage decline below a pre‑crisis threshold for disabled workers. Such a scheme would operate parallel to general unemployment or short‑time work benefits, addressing the specific vulnerability identified in this study. Furthermore, crisis employment retention programmes</w:t>
       </w:r>
       <w:r>
         <w:t xml:space="preserve"> (</w:t>
@@ -22453,10 +23533,15 @@
     </w:p>
     <w:p>
       <w:pPr>
-        <w:ind w:firstLine="720"/>
-      </w:pPr>
-      <w:r>
-        <w:t xml:space="preserve">Second, the absence of systematic employer-level data on disability employment and pay outcomes constitutes a critical barrier to evidence-based policy. This study employed </w:t>
+        <w:pStyle w:val="Paragraphedeliste"/>
+        <w:numPr>
+          <w:ilvl w:val="0"/>
+          <w:numId w:val="32"/>
+        </w:numPr>
+        <w:ind w:left="1134" w:hanging="425"/>
+      </w:pPr>
+      <w:r>
+        <w:t xml:space="preserve">absence of systematic employer-level data on disability employment and pay outcomes constitutes a critical barrier to evidence-based policy. This study employed </w:t>
       </w:r>
       <w:r>
         <w:t>p</w:t>
@@ -22474,71 +23559,24 @@
         <w:t>m</w:t>
       </w:r>
       <w:r>
-        <w:t xml:space="preserve">atching precisely because observational data on disability status are neither randomised nor routinely disaggregated. To move beyond post-hoc statistical adjustments, governments should mandate annual disability employment and pay gap reporting for employers </w:t>
+        <w:t xml:space="preserve">atching precisely because </w:t>
       </w:r>
       <w:r>
         <w:lastRenderedPageBreak/>
-        <w:t>above a certain size threshold (e.g., 250 employees). Such reporting would require firms to disclose hiring, retention, and promotion rates for disabled workers, as well as median wage differences between disabled and non-disabled employees in comparable roles. Inspired by the gender pay gap reporting frameworks adopted in several European countries, this mechanism creates transparency and incentivises employers to identify and remediate internal disparities. To ensure compliance, public procurement contracts could be conditioned on satisfactory disability inclusion metrics, leveraging the state’s purchasing power as a driver of structural change.</w:t>
-      </w:r>
-    </w:p>
-    <w:p>
-      <w:pPr>
-        <w:ind w:firstLine="720"/>
-      </w:pPr>
-      <w:r>
-        <w:t xml:space="preserve">Third, the methodological challenges encountered in this study—particularly the non-random assignment of disability status and the need to exclude individuals with changing disability status to satisfy SUTVA. National statistical offices and longitudinal survey programmes, including the Russian Longitudinal Monitoring Survey, should expand the collection of disability-related variables with greater granularity. Recommended enhancements include: </w:t>
-      </w:r>
-    </w:p>
-    <w:p>
-      <w:pPr>
-        <w:ind w:firstLine="720"/>
-      </w:pPr>
-      <w:r>
-        <w:t xml:space="preserve">(a) capturing both stable and newly acquired disability status over the panel wave; </w:t>
-      </w:r>
-    </w:p>
-    <w:p>
-      <w:pPr>
-        <w:ind w:firstLine="720"/>
-      </w:pPr>
-      <w:r>
-        <w:t xml:space="preserve">(b) recording the type and severity of disability using standardised international classifications (e.g., Washington Group Short Set); </w:t>
-      </w:r>
-    </w:p>
-    <w:p>
-      <w:pPr>
-        <w:ind w:firstLine="720"/>
-      </w:pPr>
-      <w:r>
-        <w:t xml:space="preserve">(c) collecting information on workplace accommodations received; and </w:t>
-      </w:r>
-    </w:p>
-    <w:p>
-      <w:pPr>
-        <w:ind w:firstLine="720"/>
-      </w:pPr>
-      <w:r>
-        <w:t xml:space="preserve">(d) tracking monthly earnings at a finer temporal resolution to allow event-study designs with more precise timing. </w:t>
-      </w:r>
-    </w:p>
-    <w:p>
-      <w:pPr>
-        <w:ind w:firstLine="720"/>
-      </w:pPr>
-      <w:r>
-        <w:t>These improvements would enable future researchers to estimate causal effects with reduced bias and allow policymakers to target interventions to the most vulnerable subgroups.</w:t>
-      </w:r>
-    </w:p>
-    <w:p>
-      <w:pPr>
-        <w:ind w:firstLine="720"/>
-      </w:pPr>
-      <w:r>
-        <w:t>Finally, while the present analysis focuses on the short‑ to medium‑term effects of a single crisis, the findings suggest a more durable principle: disability-</w:t>
-      </w:r>
-      <w:r>
-        <w:lastRenderedPageBreak/>
-        <w:t>inclusive policy cannot be an ex</w:t>
+        <w:t>observational data on disability status are neither randomised nor routinely disaggregated. To move beyond post-hoc statistical adjustments, governments should mandate annual disability employment and pay gap reporting for employers above a certain size threshold (e.g., 250 employees). Such reporting would require firms to disclose hiring, retention, and promotion rates for disabled workers, as well as median wage differences between disabled and non-disabled employees in comparable roles. Inspired by the gender pay gap reporting frameworks adopted in several European countries, this mechanism creates transparency and incentivises employers to identify and remediate internal disparities. To ensure compliance, public procurement contracts could be conditioned on satisfactory disability inclusion metrics, leveraging the state’s purchasing power as a driver of structural change.</w:t>
+      </w:r>
+    </w:p>
+    <w:p>
+      <w:pPr>
+        <w:pStyle w:val="Paragraphedeliste"/>
+        <w:numPr>
+          <w:ilvl w:val="0"/>
+          <w:numId w:val="32"/>
+        </w:numPr>
+        <w:ind w:left="1134" w:hanging="425"/>
+      </w:pPr>
+      <w:r>
+        <w:t>findings suggest a more durable principle: disability-inclusive policy cannot be an ex</w:t>
       </w:r>
       <w:r>
         <w:t>-</w:t>
@@ -22550,33 +23588,45 @@
         <w:t>-</w:t>
       </w:r>
       <w:r>
-        <w:t>ante into economic governance structures. To operationalise this principle, governments should establish standing inter-ministerial working groups on disability and economic shocks, tasked with pre‑drafting disability annexes to all major crisis response plans. Such annexes would specify, for example, accessible application procedures for income support, reserved places in retraining programmes, and direct communication channels with disabled persons’ organisations. By institutionalising this foresight, policymakers can mitigate the recurring pattern of disproportionate harm documented in this study and move toward a more resilient and equitable labour market.</w:t>
-      </w:r>
-    </w:p>
-    <w:p>
-      <w:pPr>
-        <w:spacing w:after="160" w:line="278" w:lineRule="auto"/>
-        <w:jc w:val="left"/>
-        <w:rPr>
-          <w:rFonts w:eastAsiaTheme="majorEastAsia" w:cstheme="majorBidi"/>
-          <w:b/>
-          <w:szCs w:val="40"/>
-        </w:rPr>
-      </w:pPr>
-      <w:r>
-        <w:br w:type="page"/>
+        <w:t>ante into economic governance structures. To operationalise this principle, governments should establish standing inter-ministerial working groups on disability and economic shocks, tasked with pre‑drafting disability annexes to all major crisis response plans. Such annexes would specify, for example, accessible application procedures for income support, reserved places in retraining programmes, and direct communication channels with disabled persons’ organisations. By institutionalising this foresig</w:t>
+      </w:r>
+      <w:r>
+        <w:t>g</w:t>
+      </w:r>
+      <w:r>
+        <w:t>ht, policymakers can mitigate the recurring pattern of disproportionate harm documented in this study and move toward a more resilient and equitable labor market.</w:t>
+      </w:r>
+    </w:p>
+    <w:p>
+      <w:pPr>
+        <w:ind w:firstLine="709"/>
+      </w:pPr>
+      <w:r>
+        <w:t>These improvements would</w:t>
+      </w:r>
+      <w:r>
+        <w:t xml:space="preserve"> allow</w:t>
+      </w:r>
+      <w:r>
+        <w:t xml:space="preserve"> </w:t>
+      </w:r>
+      <w:r>
+        <w:t>social servces to be ready in cases of similar socio-economic shocks and protect most vulnarable groups</w:t>
+      </w:r>
+      <w:r>
+        <w:t>.</w:t>
       </w:r>
     </w:p>
     <w:p>
       <w:pPr>
         <w:pStyle w:val="Titre1"/>
       </w:pPr>
-      <w:bookmarkStart w:id="14" w:name="_Toc229556439"/>
+      <w:bookmarkStart w:id="16" w:name="_Toc229583082"/>
       <w:r>
         <w:lastRenderedPageBreak/>
         <w:t>Conclusion</w:t>
       </w:r>
-      <w:bookmarkEnd w:id="14"/>
+      <w:bookmarkEnd w:id="16"/>
     </w:p>
     <w:p>
       <w:pPr>
@@ -22591,7 +23641,7 @@
         <w:ind w:firstLine="720"/>
       </w:pPr>
       <w:r>
-        <w:t>The study consisted of several main stages. In the first stage, a theoretical framework was established, drawing on Labor Market Segmentation Theory to conceptualise how disability status may operate as a primary labour market segmentation mechanism, particularly during exogenous shocks. Key theoretical propositions</w:t>
+        <w:t>The study consisted of several main stages. In the first stage, a theoretical framework was established, drawing on Labor Market Segmentation Theory to conceptualise how disability status may operate as a primary labor market segmentation mechanism, particularly during exogenous shocks. Key theoretical propositions</w:t>
       </w:r>
       <w:r>
         <w:t xml:space="preserve"> – s</w:t>
@@ -22612,7 +23662,19 @@
       </w:pPr>
       <w:r>
         <w:lastRenderedPageBreak/>
-        <w:t>The results of the review of theoretical and empirical literature align with the core predictions of Labor Market Segmentation Theory. Scholars have long documented that disability status serves as a basis for labour market stratification, with disabled workers facing barriers to entry into primary segment jobs characterised by stable employment, career progression, and adequate earnings. The pandemic, as an exogenous labour demand shock, was expected to amplify these pre-existing disparities. The empirical analysis confirms this expectation: disabled workers experienced a statistically significant decline in monthly earnings of</w:t>
+        <w:t xml:space="preserve">The results of the review of theoretical and empirical literature align with the core predictions of Labor Market Segmentation Theory. Scholars have long documented that disability status serves as a basis for </w:t>
+      </w:r>
+      <w:r>
+        <w:t>labor</w:t>
+      </w:r>
+      <w:r>
+        <w:t xml:space="preserve"> market stratification, with disabled workers facing barriers to entry into primary segment jobs characterised by stable employment, career progression, and adequate earnings. The pandemic, as an exogenous </w:t>
+      </w:r>
+      <w:r>
+        <w:t>labor</w:t>
+      </w:r>
+      <w:r>
+        <w:t xml:space="preserve"> demand shock, was expected to amplify these pre-existing disparities. The empirical analysis confirms this expectation: disabled workers experienced a statistically significant decline in monthly earnings of</w:t>
       </w:r>
       <w:r>
         <w:t xml:space="preserve"> </w:t>
@@ -22661,16 +23723,20 @@
     </w:p>
     <w:p>
       <w:pPr>
-        <w:pStyle w:val="Paragraphedeliste"/>
-      </w:pPr>
-    </w:p>
-    <w:p>
-      <w:r>
-        <w:t xml:space="preserve">The theoretical contribution of this study lies in extending Labor Market Segmentation Theory to the analysis of exogenous shocks. While the theory has traditionally focused on persistent structural barriers, this research demonstrates that segmentation mechanisms are amplified during crises, producing widening rather than stable earnings gaps. Methodologically, the study contributes by demonstrating </w:t>
+        <w:ind w:firstLine="720"/>
+      </w:pPr>
+      <w:r>
+        <w:t xml:space="preserve">The theoretical contribution of this study lies in extending Labor Market Segmentation Theory to the analysis of exogenous shocks. While the theory has traditionally focused on persistent structural barriers, this research demonstrates that segmentation mechanisms are amplified during crises, producing widening rather than stable earnings gaps. Methodologically, the study contributes by demonstrating the feasibility and necessity of combining Propensity Score Matching with TWFE </w:t>
       </w:r>
       <w:r>
         <w:lastRenderedPageBreak/>
-        <w:t>the feasibility and necessity of combining Propensity Score Matching with TWFE DiD to address non-random assignment of disability status in observational panel data. The successful balance achieved through full logit optimal matching provides a template for future disability labour market research.</w:t>
+        <w:t xml:space="preserve">DiD to address non-random assignment of disability status in observational panel data. The successful balance achieved through full logit optimal matching provides a template for future disability </w:t>
+      </w:r>
+      <w:r>
+        <w:t>labor</w:t>
+      </w:r>
+      <w:r>
+        <w:t xml:space="preserve"> market research.</w:t>
       </w:r>
     </w:p>
     <w:p>
@@ -22686,7 +23752,13 @@
         <w:ind w:firstLine="720"/>
       </w:pPr>
       <w:r>
-        <w:t>Several limitations of this study warrant acknowledgment. The exclusion of individuals who acquired or lost disability status during the period of interest, while necessary for internal validity, means the findings generalise only to the stable disability population. The relatively small number of treated units (221 matched disabled individuals) limits statistical power for subgroup analyses (e.g., by disability type or severity). Additionally, the study captures only short- to medium-term effects (up to four years post-pandemic); longer-term labour market trajectories remain unobserved. Finally, the analysis relies on self-reported wage data, which may contain measurement error, although there is no reason to suspect differential reporting bias across groups.</w:t>
+        <w:t xml:space="preserve">Several limitations of this study warrant acknowledgment. The exclusion of individuals who acquired or lost disability status during the period of interest, while necessary for internal validity, means the findings generalise only to the stable disability population. The relatively small number of treated units (221 matched disabled individuals) limits statistical power for subgroup analyses (e.g., by disability type or severity). Additionally, the study captures only short- to medium-term effects (up to four years post-pandemic); longer-term </w:t>
+      </w:r>
+      <w:r>
+        <w:t>labor</w:t>
+      </w:r>
+      <w:r>
+        <w:t xml:space="preserve"> market trajectories remain unobserved. Finally, the analysis relies on self-reported wage data, which may contain measurement error, although there is no reason to suspect differential reporting bias across groups.</w:t>
       </w:r>
     </w:p>
     <w:p>
@@ -22694,17 +23766,29 @@
         <w:ind w:firstLine="720"/>
       </w:pPr>
       <w:r>
-        <w:t xml:space="preserve">Future research may be directed along several avenues. First, as longer-term panel data become available, researchers should examine whether the earnings penalty observed in 2020–2022 persists, narrows, or widens over a five- to ten-year horizon. Second, investigations into the mechanisms underlying the effect—such as </w:t>
+        <w:t xml:space="preserve">Future research may be directed along several avenues. First, as longer-term panel data become available, researchers should examine whether the earnings penalty observed in 2020–2022 persists, narrows, or widens over a five- to ten-year horizon. Second, investigations into the mechanisms underlying the effect—such as differential job loss rates, occupational downgrading, reduced working hours, or </w:t>
       </w:r>
       <w:r>
         <w:lastRenderedPageBreak/>
-        <w:t>differential job loss rates, occupational downgrading, reduced working hours, or wage bargaining power erosion</w:t>
+        <w:t>wage bargaining power erosion</w:t>
       </w:r>
       <w:r>
         <w:t xml:space="preserve">: </w:t>
       </w:r>
       <w:r>
-        <w:t>would complement the reduced-form estimates presented here. Third, comparative studies across different national contexts with varying disability support systems, labour market regulations, and pandemic policy responses would help establish the generalisability of the Russian case. Fourth, future work could employ alternative matching methods (e.g., genetic matching or coarsened exact matching) and sensitivity analyses (e.g., Rosenbaum bounds) to further assess robustness to unobserved confounding. Finally, scenario-based forecasting approaches could be developed, combining demographic and disability prevalence projections with econometric models to simulate future crisis impacts and inform strategic planning by ministries of labour and social protection.</w:t>
+        <w:t xml:space="preserve">would complement the reduced-form estimates presented here. Third, comparative studies across different national contexts with varying disability support systems, </w:t>
+      </w:r>
+      <w:r>
+        <w:t>labor</w:t>
+      </w:r>
+      <w:r>
+        <w:t xml:space="preserve"> market regulations, and pandemic policy responses would help establish the generalisability of the Russian case. Fourth, future work could employ alternative matching methods (e.g., genetic matching or coarsened exact matching) and sensitivity analyses (e.g., Rosenbaum bounds) to further assess robustness to unobserved confounding. Finally, scenario-based forecasting approaches could be developed, combining demographic and disability prevalence projections with econometric models to simulate future crisis impacts and inform strategic planning by ministries of </w:t>
+      </w:r>
+      <w:r>
+        <w:t>labor</w:t>
+      </w:r>
+      <w:r>
+        <w:t xml:space="preserve"> and social protection.</w:t>
       </w:r>
     </w:p>
     <w:p>
@@ -22715,7 +23799,19 @@
         <w:t>In summary</w:t>
       </w:r>
       <w:r>
-        <w:t>, this study provides robust causal evidence that the COVID-19 pandemic exacerbated labour market segmentation based on disability status in Russia. Disabled workers bore a substantial and persistent earnings penalty relative to non-disabled workers, a finding that aligns with and extends Labor Market Segmentation Theory. The results carry clear implications for both crisis preparedness and routine labour market governance: disability-inclusive policy cannot be an afterthought but must be designed ex ante into economic structures. By documenting the magnitude and persistence of this disparity, the thesis contributes to a growing body of evidence that systemic shocks, if unaddressed, deepen rather than disrupt existing social inequalities.</w:t>
+        <w:t xml:space="preserve">, this study provides robust causal evidence that the COVID-19 pandemic exacerbated </w:t>
+      </w:r>
+      <w:r>
+        <w:t>labor</w:t>
+      </w:r>
+      <w:r>
+        <w:t xml:space="preserve"> market segmentation based on disability status in Russia. Disabled workers bore a substantial and persistent earnings penalty relative to non-disabled workers, a finding that aligns with and extends Labor Market Segmentation Theory. The results carry clear implications for both crisis preparedness and routine </w:t>
+      </w:r>
+      <w:r>
+        <w:t>labor</w:t>
+      </w:r>
+      <w:r>
+        <w:t xml:space="preserve"> market governance: disability-inclusive policy cannot be an afterthought but must be designed ex ante into economic structures. By documenting the magnitude and persistence of this disparity, the thesis contributes to a growing body of evidence that systemic shocks, if unaddressed, deepen rather than disrupt existing social inequalities.</w:t>
       </w:r>
     </w:p>
     <w:p>
@@ -22731,12 +23827,12 @@
       <w:pPr>
         <w:pStyle w:val="Titre1"/>
       </w:pPr>
-      <w:bookmarkStart w:id="15" w:name="_Toc229556440"/>
+      <w:bookmarkStart w:id="17" w:name="_Toc229583083"/>
       <w:r>
         <w:lastRenderedPageBreak/>
         <w:t>Bibliography</w:t>
       </w:r>
-      <w:bookmarkEnd w:id="15"/>
+      <w:bookmarkEnd w:id="17"/>
     </w:p>
     <w:p>
       <w:pPr>
@@ -22787,21 +23883,7 @@
         <w:rPr>
           <w:lang w:val="en-US"/>
         </w:rPr>
-        <w:t xml:space="preserve">Adda, J., Banks, J., &amp; Von </w:t>
-      </w:r>
-      <w:proofErr w:type="spellStart"/>
-      <w:r>
-        <w:rPr>
-          <w:lang w:val="en-US"/>
-        </w:rPr>
-        <w:t>Gaudecker</w:t>
-      </w:r>
-      <w:proofErr w:type="spellEnd"/>
-      <w:r>
-        <w:rPr>
-          <w:lang w:val="en-US"/>
-        </w:rPr>
-        <w:t>, H. M. (2003). The impact of income shocks on health: Evidence from cohort data. Journal of the European Economic Association, 1(4), 968–1000.</w:t>
+        <w:t>Adda, J., Banks, J., &amp; Von Gaudecker, H. M. (2003). The impact of income shocks on health: Evidence from cohort data. Journal of the European Economic Association, 1(4), 968–1000.</w:t>
       </w:r>
     </w:p>
     <w:p>
@@ -22882,14 +23964,12 @@
         </w:rPr>
         <w:t xml:space="preserve">, Justine, (2024), Relationships between disability and </w:t>
       </w:r>
-      <w:proofErr w:type="spellStart"/>
       <w:r>
         <w:rPr>
           <w:lang w:val="en-US"/>
         </w:rPr>
-        <w:t>labour</w:t>
-      </w:r>
-      <w:proofErr w:type="spellEnd"/>
+        <w:t>labor</w:t>
+      </w:r>
       <w:r>
         <w:rPr>
           <w:lang w:val="en-US"/>
@@ -23036,21 +24116,7 @@
         <w:rPr>
           <w:lang w:val="en-US"/>
         </w:rPr>
-        <w:t xml:space="preserve">Galama, T., &amp; Van </w:t>
-      </w:r>
-      <w:proofErr w:type="spellStart"/>
-      <w:r>
-        <w:rPr>
-          <w:lang w:val="en-US"/>
-        </w:rPr>
-        <w:t>Kippersluis</w:t>
-      </w:r>
-      <w:proofErr w:type="spellEnd"/>
-      <w:r>
-        <w:rPr>
-          <w:lang w:val="en-US"/>
-        </w:rPr>
-        <w:t>, H. (2019). A theory of socioeconomic disparities in health. Journal of Health Economics, 62, 1–14.</w:t>
+        <w:t>Galama, T., &amp; Van Kippersluis, H. (2019). A theory of socioeconomic disparities in health. Journal of Health Economics, 62, 1–14.</w:t>
       </w:r>
     </w:p>
     <w:p>
@@ -23172,23 +24238,21 @@
         </w:numPr>
         <w:ind w:hanging="578"/>
         <w:rPr>
-          <w:lang w:val="fr-FR"/>
-        </w:rPr>
-      </w:pPr>
-      <w:r>
-        <w:rPr>
           <w:lang w:val="en-US"/>
         </w:rPr>
+      </w:pPr>
+      <w:r>
+        <w:rPr>
+          <w:lang w:val="en-US"/>
+        </w:rPr>
         <w:t xml:space="preserve">Jones, M. (2022). COVID-19 and the </w:t>
       </w:r>
-      <w:proofErr w:type="spellStart"/>
       <w:r>
         <w:rPr>
           <w:lang w:val="en-US"/>
         </w:rPr>
-        <w:t>labour</w:t>
-      </w:r>
-      <w:proofErr w:type="spellEnd"/>
+        <w:t>labor</w:t>
+      </w:r>
       <w:r>
         <w:rPr>
           <w:lang w:val="en-US"/>
@@ -23197,23 +24261,9 @@
       </w:r>
       <w:r>
         <w:rPr>
-          <w:lang w:val="fr-FR"/>
-        </w:rPr>
-        <w:t xml:space="preserve">Social Science &amp; </w:t>
-      </w:r>
-      <w:proofErr w:type="spellStart"/>
-      <w:r>
-        <w:rPr>
-          <w:lang w:val="fr-FR"/>
-        </w:rPr>
-        <w:t>Medicine</w:t>
-      </w:r>
-      <w:proofErr w:type="spellEnd"/>
-      <w:r>
-        <w:rPr>
-          <w:lang w:val="fr-FR"/>
-        </w:rPr>
-        <w:t>, 292, Article 114637. https://doi.org/10.1016/j.socscimed.2021.114637</w:t>
+          <w:lang w:val="en-US"/>
+        </w:rPr>
+        <w:t>Social Science &amp; Medicine, 292, Article 114637. https://doi.org/10.1016/j.socscimed.2021.114637</w:t>
       </w:r>
     </w:p>
     <w:p>
@@ -23240,14 +24290,12 @@
         </w:rPr>
         <w:t xml:space="preserve">Disability, gender, and the British </w:t>
       </w:r>
-      <w:proofErr w:type="spellStart"/>
       <w:r>
         <w:rPr>
           <w:lang w:val="en-US"/>
         </w:rPr>
-        <w:t>labour</w:t>
-      </w:r>
-      <w:proofErr w:type="spellEnd"/>
+        <w:t>labor</w:t>
+      </w:r>
       <w:r>
         <w:rPr>
           <w:lang w:val="en-US"/>
@@ -23379,20 +24427,12 @@
           <w:lang w:val="en-US"/>
         </w:rPr>
       </w:pPr>
-      <w:proofErr w:type="spellStart"/>
       <w:r>
         <w:rPr>
           <w:lang w:val="en-US"/>
         </w:rPr>
         <w:lastRenderedPageBreak/>
-        <w:t>Pryma</w:t>
-      </w:r>
-      <w:proofErr w:type="spellEnd"/>
-      <w:r>
-        <w:rPr>
-          <w:lang w:val="en-US"/>
-        </w:rPr>
-        <w:t>, J. (2025). Trauma as a workaround: Recognizing chronic pain as disability without medical documentation in the United States and France. Social Science &amp; Medicine, 382, Article 118364.</w:t>
+        <w:t>Pryma, J. (2025). Trauma as a workaround: Recognizing chronic pain as disability without medical documentation in the United States and France. Social Science &amp; Medicine, 382, Article 118364.</w:t>
       </w:r>
     </w:p>
     <w:p>
@@ -23621,21 +24661,7 @@
         <w:rPr>
           <w:lang w:val="en-US"/>
         </w:rPr>
-        <w:t xml:space="preserve">, E. V., </w:t>
-      </w:r>
-      <w:proofErr w:type="spellStart"/>
-      <w:r>
-        <w:rPr>
-          <w:lang w:val="en-US"/>
-        </w:rPr>
-        <w:t>Marinenko</w:t>
-      </w:r>
-      <w:proofErr w:type="spellEnd"/>
-      <w:r>
-        <w:rPr>
-          <w:lang w:val="en-US"/>
-        </w:rPr>
-        <w:t xml:space="preserve">, Y. S., &amp; </w:t>
+        <w:t xml:space="preserve">, E. V., Marinenko, Y. S., &amp; </w:t>
       </w:r>
       <w:proofErr w:type="spellStart"/>
       <w:r>
@@ -23935,7 +24961,7 @@
       <w:pPr>
         <w:pStyle w:val="Titre1"/>
       </w:pPr>
-      <w:bookmarkStart w:id="16" w:name="_Toc229556441"/>
+      <w:bookmarkStart w:id="18" w:name="_Toc229583084"/>
       <w:r>
         <w:lastRenderedPageBreak/>
         <w:t>Appendix</w:t>
@@ -23943,7 +24969,7 @@
       <w:r>
         <w:t xml:space="preserve"> A. Used python code to compute TWFE.</w:t>
       </w:r>
-      <w:bookmarkEnd w:id="16"/>
+      <w:bookmarkEnd w:id="18"/>
     </w:p>
     <w:p>
       <w:pPr>
@@ -26869,7 +27895,6 @@
           <w:sz w:val="20"/>
           <w:szCs w:val="20"/>
         </w:rPr>
-        <w:lastRenderedPageBreak/>
         <w:t xml:space="preserve">    alpha=</w:t>
       </w:r>
       <w:r>
@@ -26924,6 +27949,7 @@
           <w:sz w:val="20"/>
           <w:szCs w:val="20"/>
         </w:rPr>
+        <w:lastRenderedPageBreak/>
         <w:t>)</w:t>
       </w:r>
     </w:p>
@@ -29572,7 +30598,6 @@
           <w:sz w:val="20"/>
           <w:szCs w:val="20"/>
         </w:rPr>
-        <w:lastRenderedPageBreak/>
         <w:t># Difference in differences TWFE model computation</w:t>
       </w:r>
     </w:p>
@@ -29647,6 +30672,7 @@
           <w:sz w:val="20"/>
           <w:szCs w:val="20"/>
         </w:rPr>
+        <w:lastRenderedPageBreak/>
         <w:t xml:space="preserve">    </w:t>
       </w:r>
       <w:r>
@@ -32318,7 +33344,6 @@
           <w:sz w:val="20"/>
           <w:szCs w:val="20"/>
         </w:rPr>
-        <w:lastRenderedPageBreak/>
         <w:t xml:space="preserve">    coef_df[</w:t>
       </w:r>
       <w:r>
@@ -32507,6 +33532,7 @@
           <w:sz w:val="20"/>
           <w:szCs w:val="20"/>
         </w:rPr>
+        <w:lastRenderedPageBreak/>
         <w:t xml:space="preserve">        coef_df[</w:t>
       </w:r>
       <w:r>
@@ -35415,7 +36441,6 @@
           <w:sz w:val="20"/>
           <w:szCs w:val="20"/>
         </w:rPr>
-        <w:lastRenderedPageBreak/>
         <w:t xml:space="preserve">    annotation_y = max_conf_high * </w:t>
       </w:r>
       <w:r>
@@ -35621,6 +36646,7 @@
           <w:sz w:val="20"/>
           <w:szCs w:val="20"/>
         </w:rPr>
+        <w:lastRenderedPageBreak/>
         <w:t xml:space="preserve">        xy=(-</w:t>
       </w:r>
       <w:r>
@@ -38249,7 +39275,6 @@
           <w:sz w:val="20"/>
           <w:szCs w:val="20"/>
         </w:rPr>
-        <w:lastRenderedPageBreak/>
         <w:t xml:space="preserve">    ax.set_ylim(min_conf_low - y_padding, max_conf_high + y_padding)</w:t>
       </w:r>
     </w:p>
@@ -38571,6 +39596,7 @@
           <w:sz w:val="20"/>
           <w:szCs w:val="20"/>
         </w:rPr>
+        <w:lastRenderedPageBreak/>
         <w:t xml:space="preserve">    ax.tick_params(colors=book_colors[</w:t>
       </w:r>
       <w:r>
@@ -38946,7 +39972,7 @@
           <w:lang w:val="en-US"/>
         </w:rPr>
       </w:pPr>
-      <w:bookmarkStart w:id="17" w:name="_Toc229556442"/>
+      <w:bookmarkStart w:id="19" w:name="_Toc229583085"/>
       <w:r>
         <w:rPr>
           <w:lang w:val="en-US"/>
@@ -38954,7 +39980,7 @@
         <w:lastRenderedPageBreak/>
         <w:t>Appendix B. R code used in PSM</w:t>
       </w:r>
-      <w:bookmarkEnd w:id="17"/>
+      <w:bookmarkEnd w:id="19"/>
     </w:p>
     <w:p>
       <w:pPr>
@@ -43534,7 +44560,6 @@
           <w:sz w:val="20"/>
           <w:szCs w:val="20"/>
         </w:rPr>
-        <w:lastRenderedPageBreak/>
         <w:t xml:space="preserve">          drop.distance </w:t>
       </w:r>
       <w:r>
@@ -43693,6 +44718,7 @@
           <w:sz w:val="20"/>
           <w:szCs w:val="20"/>
         </w:rPr>
+        <w:lastRenderedPageBreak/>
         <w:t xml:space="preserve">          var.order </w:t>
       </w:r>
       <w:r>
@@ -44504,7 +45530,7 @@
       <w:footerReference w:type="default" r:id="rId17"/>
       <w:footerReference w:type="first" r:id="rId18"/>
       <w:pgSz w:w="12240" w:h="15840"/>
-      <w:pgMar w:top="1440" w:right="1440" w:bottom="1440" w:left="1440" w:header="720" w:footer="720" w:gutter="0"/>
+      <w:pgMar w:top="1440" w:right="1440" w:bottom="1193" w:left="1440" w:header="720" w:footer="720" w:gutter="0"/>
       <w:pgNumType w:start="3"/>
       <w:cols w:space="720"/>
       <w:docGrid w:linePitch="381"/>
@@ -44759,9 +45785,49 @@
         <w:t xml:space="preserve"> </w:t>
       </w:r>
       <w:r>
+        <w:rPr>
+          <w:lang w:val="en-US"/>
+        </w:rPr>
+        <w:t>ROSSTAT report on situation of people with disabilities (</w:t>
+      </w:r>
+      <w:hyperlink r:id="rId1" w:history="1">
+        <w:r>
+          <w:rPr>
+            <w:rStyle w:val="Lienhypertexte"/>
+            <w:lang w:val="en-US"/>
+          </w:rPr>
+          <w:t>https://www.rosstat.gov.ru/folder/13964</w:t>
+        </w:r>
+      </w:hyperlink>
+      <w:r>
+        <w:rPr>
+          <w:lang w:val="en-US"/>
+        </w:rPr>
+        <w:t xml:space="preserve"> )</w:t>
+      </w:r>
+    </w:p>
+  </w:footnote>
+  <w:footnote w:id="2">
+    <w:p>
+      <w:pPr>
+        <w:pStyle w:val="Notedebasdepage"/>
+        <w:rPr>
+          <w:lang w:val="en-US"/>
+        </w:rPr>
+      </w:pPr>
+      <w:r>
+        <w:rPr>
+          <w:rStyle w:val="Appelnotedebasdep"/>
+        </w:rPr>
+        <w:footnoteRef/>
+      </w:r>
+      <w:r>
+        <w:t xml:space="preserve"> </w:t>
+      </w:r>
+      <w:r>
         <w:t xml:space="preserve">Kuper, H., Banks, L. M., Bright, T., Davey, C., &amp; Shakespeare, T. (2020). Disability-inclusive COVID-19 response: What it is, why it is important and what we can learn from the United Kingdom's response. Wellcome Open Research, 5, 79. </w:t>
       </w:r>
-      <w:hyperlink r:id="rId1" w:history="1">
+      <w:hyperlink r:id="rId2" w:history="1">
         <w:r>
           <w:rPr>
             <w:rStyle w:val="Lienhypertexte"/>
@@ -44774,7 +45840,7 @@
       </w:r>
     </w:p>
   </w:footnote>
-  <w:footnote w:id="2">
+  <w:footnote w:id="3">
     <w:p>
       <w:pPr>
         <w:pStyle w:val="Notedebasdepage"/>
@@ -44790,34 +45856,6 @@
       </w:r>
       <w:r>
         <w:t>United Nations. (2020). Policy brief: A disability‑inclusive response to COVID‑19. United Nations.</w:t>
-      </w:r>
-    </w:p>
-  </w:footnote>
-  <w:footnote w:id="3">
-    <w:p>
-      <w:pPr>
-        <w:pStyle w:val="Notedebasdepage"/>
-        <w:rPr>
-          <w:lang w:val="en-US"/>
-        </w:rPr>
-      </w:pPr>
-      <w:r>
-        <w:rPr>
-          <w:rStyle w:val="Appelnotedebasdep"/>
-        </w:rPr>
-        <w:footnoteRef/>
-      </w:r>
-      <w:r>
-        <w:rPr>
-          <w:lang w:val="en-US"/>
-        </w:rPr>
-        <w:t xml:space="preserve"> </w:t>
-      </w:r>
-      <w:r>
-        <w:rPr>
-          <w:lang w:val="en-US"/>
-        </w:rPr>
-        <w:t>Federal Law No. 166-FZ of December 15, 2001, "On State Pension Provision in the Russian Federation"</w:t>
       </w:r>
     </w:p>
   </w:footnote>
@@ -44845,57 +45883,85 @@
         <w:rPr>
           <w:lang w:val="en-US"/>
         </w:rPr>
-        <w:t>Federal Law No. 178-FZ of July 17, 1999, "On State Social Assistance"</w:t>
-      </w:r>
-    </w:p>
-    <w:p>
-      <w:pPr>
-        <w:pStyle w:val="Notedebasdepage"/>
-        <w:rPr>
-          <w:lang w:val="en-US"/>
-        </w:rPr>
-      </w:pPr>
+        <w:t>Federal Law No. 166-FZ of December 15, 2001, "On State Pension Provision in the Russian Federation"</w:t>
+      </w:r>
     </w:p>
   </w:footnote>
   <w:footnote w:id="5">
     <w:p>
       <w:pPr>
-        <w:spacing w:line="240" w:lineRule="auto"/>
-        <w:rPr>
-          <w:sz w:val="20"/>
-          <w:szCs w:val="20"/>
+        <w:pStyle w:val="Notedebasdepage"/>
+        <w:rPr>
           <w:lang w:val="en-US"/>
         </w:rPr>
       </w:pPr>
       <w:r>
         <w:rPr>
           <w:rStyle w:val="Appelnotedebasdep"/>
-          <w:sz w:val="20"/>
-          <w:szCs w:val="20"/>
         </w:rPr>
         <w:footnoteRef/>
       </w:r>
       <w:r>
         <w:rPr>
-          <w:sz w:val="20"/>
-          <w:szCs w:val="20"/>
           <w:lang w:val="en-US"/>
         </w:rPr>
         <w:t xml:space="preserve"> </w:t>
       </w:r>
       <w:r>
         <w:rPr>
-          <w:sz w:val="20"/>
-          <w:szCs w:val="20"/>
           <w:lang w:val="en-US"/>
         </w:rPr>
-        <w:t>Resolution of the Government of the Russian Federation No. 890 of July 30, 1994, "On State Support for the Development of the Medical Industry and Improving the Provision of Medicines and Medical Devices to the Population and Healthcare Institutions"</w:t>
-      </w:r>
+        <w:t>Federal Law No. 178-FZ of July 17, 1999, "On State Social Assistance"</w:t>
+      </w:r>
+    </w:p>
+    <w:p>
+      <w:pPr>
+        <w:pStyle w:val="Notedebasdepage"/>
+        <w:rPr>
+          <w:lang w:val="en-US"/>
+        </w:rPr>
+      </w:pPr>
     </w:p>
   </w:footnote>
   <w:footnote w:id="6">
     <w:p>
       <w:pPr>
+        <w:spacing w:line="240" w:lineRule="auto"/>
+        <w:rPr>
+          <w:sz w:val="20"/>
+          <w:szCs w:val="20"/>
+          <w:lang w:val="en-US"/>
+        </w:rPr>
+      </w:pPr>
+      <w:r>
+        <w:rPr>
+          <w:rStyle w:val="Appelnotedebasdep"/>
+          <w:sz w:val="20"/>
+          <w:szCs w:val="20"/>
+        </w:rPr>
+        <w:footnoteRef/>
+      </w:r>
+      <w:r>
+        <w:rPr>
+          <w:sz w:val="20"/>
+          <w:szCs w:val="20"/>
+          <w:lang w:val="en-US"/>
+        </w:rPr>
+        <w:t xml:space="preserve"> </w:t>
+      </w:r>
+      <w:r>
+        <w:rPr>
+          <w:sz w:val="20"/>
+          <w:szCs w:val="20"/>
+          <w:lang w:val="en-US"/>
+        </w:rPr>
+        <w:t>Resolution of the Government of the Russian Federation No. 890 of July 30, 1994, "On State Support for the Development of the Medical Industry and Improving the Provision of Medicines and Medical Devices to the Population and Healthcare Institutions"</w:t>
+      </w:r>
+    </w:p>
+  </w:footnote>
+  <w:footnote w:id="7">
+    <w:p>
+      <w:pPr>
         <w:pStyle w:val="Notedebasdepage"/>
       </w:pPr>
       <w:r>
@@ -44905,12 +45971,9 @@
         <w:footnoteRef/>
       </w:r>
       <w:r>
-        <w:t xml:space="preserve"> </w:t>
-      </w:r>
-      <w:r>
-        <w:t xml:space="preserve">Rasell, M., &amp; Iarskaia-Smirnova, E. (Eds.). (2013). Disability in Eastern Europe and the Former Soviet Union: History, policy and everyday life (1st ed.). Routledge. </w:t>
-      </w:r>
-      <w:hyperlink r:id="rId2" w:history="1">
+        <w:t xml:space="preserve"> Rasell, M., &amp; Iarskaia-Smirnova, E. (Eds.). (2013). Disability in Eastern Europe and the Former Soviet Union: History, policy and everyday life (1st ed.). Routledge. </w:t>
+      </w:r>
+      <w:hyperlink r:id="rId3" w:history="1">
         <w:r>
           <w:rPr>
             <w:rStyle w:val="Lienhypertexte"/>
@@ -44923,7 +45986,7 @@
       </w:r>
     </w:p>
   </w:footnote>
-  <w:footnote w:id="7">
+  <w:footnote w:id="8">
     <w:p>
       <w:pPr>
         <w:pStyle w:val="Notedebasdepage"/>
@@ -44939,31 +46002,6 @@
       </w:r>
       <w:r>
         <w:t>Sukushina, E. V., Marinenko, Y. S., &amp; Vyalova, V. P. (2024). Specifics of representing disability in scientific discourse: The experience of a practical study [Особенности представления инвалидности в научном дискурсе]. Vestnik Tomsk State University. Philosophy. Sociology. Political Science, (Issue 82), 183–198. https://doi.org/10.17223/1998863Х/82/16</w:t>
-      </w:r>
-    </w:p>
-  </w:footnote>
-  <w:footnote w:id="8">
-    <w:p>
-      <w:pPr>
-        <w:pStyle w:val="Notedebasdepage"/>
-      </w:pPr>
-      <w:r>
-        <w:rPr>
-          <w:rStyle w:val="Appelnotedebasdep"/>
-        </w:rPr>
-        <w:footnoteRef/>
-      </w:r>
-      <w:r>
-        <w:t xml:space="preserve"> </w:t>
-      </w:r>
-      <w:r>
-        <w:t xml:space="preserve">  </w:t>
-      </w:r>
-      <w:r>
-        <w:t>Ramaswamy, K. (2024). Cripping Justice: Enabling Theory on Disability [Apollo - University of Cambridge Repository]. https://doi.org/10.17863/CAM.115138</w:t>
-      </w:r>
-      <w:r>
-        <w:t xml:space="preserve"> </w:t>
       </w:r>
     </w:p>
   </w:footnote>
@@ -44982,9 +46020,31 @@
         <w:t xml:space="preserve"> </w:t>
       </w:r>
       <w:r>
+        <w:t xml:space="preserve">  Ramaswamy, K. (2024). Cripping Justice: Enabling Theory on Disability [Apollo - University of Cambridge Repository]. https://doi.org/10.17863/CAM.115138</w:t>
+      </w:r>
+      <w:r>
+        <w:t xml:space="preserve"> </w:t>
+      </w:r>
+    </w:p>
+  </w:footnote>
+  <w:footnote w:id="10">
+    <w:p>
+      <w:pPr>
+        <w:pStyle w:val="Notedebasdepage"/>
+      </w:pPr>
+      <w:r>
+        <w:rPr>
+          <w:rStyle w:val="Appelnotedebasdep"/>
+        </w:rPr>
+        <w:footnoteRef/>
+      </w:r>
+      <w:r>
+        <w:t xml:space="preserve"> </w:t>
+      </w:r>
+      <w:r>
         <w:t>RLMS official page (</w:t>
       </w:r>
-      <w:hyperlink r:id="rId3" w:history="1">
+      <w:hyperlink r:id="rId4" w:history="1">
         <w:r>
           <w:rPr>
             <w:rStyle w:val="Lienhypertexte"/>
@@ -44997,7 +46057,7 @@
       </w:r>
     </w:p>
   </w:footnote>
-  <w:footnote w:id="10">
+  <w:footnote w:id="11">
     <w:p>
       <w:pPr>
         <w:pStyle w:val="Notedebasdepage"/>
@@ -45013,25 +46073,6 @@
       </w:r>
       <w:r>
         <w:t>Pryma, J. (2025). Trauma as a workaround: Recognizing chronic pain as disability without medical documentation in the United States and France. Social Science &amp; Medicine, 382, Article 118364.</w:t>
-      </w:r>
-    </w:p>
-  </w:footnote>
-  <w:footnote w:id="11">
-    <w:p>
-      <w:pPr>
-        <w:pStyle w:val="Notedebasdepage"/>
-      </w:pPr>
-      <w:r>
-        <w:rPr>
-          <w:rStyle w:val="Appelnotedebasdep"/>
-        </w:rPr>
-        <w:footnoteRef/>
-      </w:r>
-      <w:r>
-        <w:t xml:space="preserve"> </w:t>
-      </w:r>
-      <w:r>
-        <w:t>Shakespeare, T. (2006). Disability rights and wrongs. Routledge.</w:t>
       </w:r>
     </w:p>
   </w:footnote>
@@ -45050,7 +46091,7 @@
         <w:t xml:space="preserve"> </w:t>
       </w:r>
       <w:r>
-        <w:t>United Nations. (2006). Convention on the Rights of Persons with Disabilities (CRPD).</w:t>
+        <w:t>Shakespeare, T. (2006). Disability rights and wrongs. Routledge.</w:t>
       </w:r>
     </w:p>
   </w:footnote>
@@ -45069,13 +46110,7 @@
         <w:t xml:space="preserve"> </w:t>
       </w:r>
       <w:r>
-        <w:t>World Health Organization (WHO). (20</w:t>
-      </w:r>
-      <w:r>
-        <w:t>2</w:t>
-      </w:r>
-      <w:r>
-        <w:t>1). International Classification of Functioning, Disability and Health (ICF). https://www.who.int/classifications/icf/en/</w:t>
+        <w:t>United Nations. (2006). Convention on the Rights of Persons with Disabilities (CRPD).</w:t>
       </w:r>
     </w:p>
   </w:footnote>
@@ -45094,10 +46129,13 @@
         <w:t xml:space="preserve"> </w:t>
       </w:r>
       <w:r>
-        <w:t>Dan, B. (2024), The ICF as a socio-psycho-biological model for the full participation of disabled individuals. Dev Med Child Neurol, 66: 1398-1399. https://doi.org/10.1111/dmcn.16044</w:t>
-      </w:r>
-      <w:r>
-        <w:t xml:space="preserve"> </w:t>
+        <w:t>World Health Organization (WHO). (20</w:t>
+      </w:r>
+      <w:r>
+        <w:t>2</w:t>
+      </w:r>
+      <w:r>
+        <w:t>1). International Classification of Functioning, Disability and Health (ICF). https://www.who.int/classifications/icf/en/</w:t>
       </w:r>
     </w:p>
   </w:footnote>
@@ -45116,6 +46154,28 @@
         <w:t xml:space="preserve"> </w:t>
       </w:r>
       <w:r>
+        <w:t>Dan, B. (2024), The ICF as a socio-psycho-biological model for the full participation of disabled individuals. Dev Med Child Neurol, 66: 1398-1399. https://doi.org/10.1111/dmcn.16044</w:t>
+      </w:r>
+      <w:r>
+        <w:t xml:space="preserve"> </w:t>
+      </w:r>
+    </w:p>
+  </w:footnote>
+  <w:footnote w:id="16">
+    <w:p>
+      <w:pPr>
+        <w:pStyle w:val="Notedebasdepage"/>
+      </w:pPr>
+      <w:r>
+        <w:rPr>
+          <w:rStyle w:val="Appelnotedebasdep"/>
+        </w:rPr>
+        <w:footnoteRef/>
+      </w:r>
+      <w:r>
+        <w:t xml:space="preserve"> </w:t>
+      </w:r>
+      <w:r>
         <w:t>Goodley, D. (2017). </w:t>
       </w:r>
       <w:r>
@@ -45130,7 +46190,7 @@
       </w:r>
     </w:p>
   </w:footnote>
-  <w:footnote w:id="16">
+  <w:footnote w:id="17">
     <w:p>
       <w:pPr>
         <w:pStyle w:val="Notedebasdepage"/>
@@ -45142,10 +46202,7 @@
         <w:footnoteRef/>
       </w:r>
       <w:r>
-        <w:t xml:space="preserve"> </w:t>
-      </w:r>
-      <w:r>
-        <w:t>Van Oyen, H., Van der Heyden, J., Perenboom, R., &amp; Jagger, C. (2006). Monitoring population disability: evaluation of a new Global Activity Limitation Indicator (GALI). Sozial- und Präventivmedizin, 51(3), 153-161.</w:t>
+        <w:t xml:space="preserve"> Van Oyen, H., Van der Heyden, J., Perenboom, R., &amp; Jagger, C. (2006). Monitoring population disability: evaluation of a new Global Activity Limitation Indicator (GALI). Sozial- und Präventivmedizin, 51(3), 153-161.</w:t>
       </w:r>
     </w:p>
     <w:p>
@@ -45155,71 +46212,52 @@
       <w:r>
         <w:t>https://doi.org/10.1007/s00038-006-0035-y</w:t>
       </w:r>
-    </w:p>
-  </w:footnote>
-  <w:footnote w:id="17">
-    <w:p>
-      <w:pPr>
-        <w:spacing w:line="240" w:lineRule="auto"/>
-        <w:rPr>
-          <w:sz w:val="20"/>
-          <w:szCs w:val="20"/>
-        </w:rPr>
-      </w:pPr>
-      <w:r>
-        <w:rPr>
-          <w:rStyle w:val="Appelnotedebasdep"/>
-        </w:rPr>
-        <w:footnoteRef/>
-      </w:r>
-      <w:r>
-        <w:t xml:space="preserve"> </w:t>
-      </w:r>
-      <w:r>
-        <w:rPr>
-          <w:sz w:val="20"/>
-          <w:szCs w:val="20"/>
-        </w:rPr>
-        <w:t>Becker, G. S. (1964). Human capital: A theoretical and empirical analysis, with special reference to education.</w:t>
-      </w:r>
-      <w:r>
-        <w:rPr>
-          <w:sz w:val="20"/>
-          <w:szCs w:val="20"/>
-        </w:rPr>
-        <w:t xml:space="preserve"> </w:t>
-      </w:r>
-      <w:r>
-        <w:rPr>
-          <w:sz w:val="20"/>
-          <w:szCs w:val="20"/>
-        </w:rPr>
-        <w:t>National Bureau of Economic Research; distributed by Columbia University Press.</w:t>
-      </w:r>
-    </w:p>
-    <w:p>
-      <w:pPr>
-        <w:pStyle w:val="Notedebasdepage"/>
-      </w:pPr>
     </w:p>
   </w:footnote>
   <w:footnote w:id="18">
     <w:p>
       <w:pPr>
+        <w:spacing w:line="240" w:lineRule="auto"/>
+        <w:rPr>
+          <w:sz w:val="20"/>
+          <w:szCs w:val="20"/>
+        </w:rPr>
+      </w:pPr>
+      <w:r>
+        <w:rPr>
+          <w:rStyle w:val="Appelnotedebasdep"/>
+        </w:rPr>
+        <w:footnoteRef/>
+      </w:r>
+      <w:r>
+        <w:t xml:space="preserve"> </w:t>
+      </w:r>
+      <w:r>
+        <w:rPr>
+          <w:sz w:val="20"/>
+          <w:szCs w:val="20"/>
+        </w:rPr>
+        <w:t>Becker, G. S. (1964). Human capital: A theoretical and empirical analysis, with special reference to education.</w:t>
+      </w:r>
+      <w:r>
+        <w:rPr>
+          <w:sz w:val="20"/>
+          <w:szCs w:val="20"/>
+        </w:rPr>
+        <w:t xml:space="preserve"> </w:t>
+      </w:r>
+      <w:r>
+        <w:rPr>
+          <w:sz w:val="20"/>
+          <w:szCs w:val="20"/>
+        </w:rPr>
+        <w:t>National Bureau of Economic Research; distributed by Columbia University Press.</w:t>
+      </w:r>
+    </w:p>
+    <w:p>
+      <w:pPr>
         <w:pStyle w:val="Notedebasdepage"/>
       </w:pPr>
-      <w:r>
-        <w:rPr>
-          <w:rStyle w:val="Appelnotedebasdep"/>
-        </w:rPr>
-        <w:footnoteRef/>
-      </w:r>
-      <w:r>
-        <w:t xml:space="preserve"> </w:t>
-      </w:r>
-      <w:r>
-        <w:t>Haveman, R., &amp; Wolfe, B. (2000). The economics of disability and disability policy. Handbook of Health Economics, 1, 995-1051</w:t>
-      </w:r>
     </w:p>
   </w:footnote>
   <w:footnote w:id="19">
@@ -45237,7 +46275,7 @@
         <w:t xml:space="preserve"> </w:t>
       </w:r>
       <w:r>
-        <w:t>Jones, M. K., Latreille, P. L., &amp; Sloane, P. J. (2021). Disability, gender, and the British labour market. Oxford Economic Papers, 73(2), 565-587.</w:t>
+        <w:t>Haveman, R., &amp; Wolfe, B. (2000). The economics of disability and disability policy. Handbook of Health Economics, 1, 995-1051</w:t>
       </w:r>
     </w:p>
   </w:footnote>
@@ -45245,9 +46283,6 @@
     <w:p>
       <w:pPr>
         <w:pStyle w:val="Notedebasdepage"/>
-        <w:rPr>
-          <w:lang w:val="en-US"/>
-        </w:rPr>
       </w:pPr>
       <w:r>
         <w:rPr>
@@ -45259,7 +46294,19 @@
         <w:t xml:space="preserve"> </w:t>
       </w:r>
       <w:r>
-        <w:t>Gilleskie, D. B., &amp; Hoffman, D. (2014). Health capital and human capital as explanations for health-related wage disparities. Journal of Human Capital, 8(3), 235–279</w:t>
+        <w:t xml:space="preserve">Jones, M. K., Latreille, P. L., &amp; Sloane, P. J. (2021). </w:t>
+      </w:r>
+      <w:r>
+        <w:t xml:space="preserve">Disability, gender, </w:t>
+      </w:r>
+      <w:r>
+        <w:t xml:space="preserve">and the British </w:t>
+      </w:r>
+      <w:r>
+        <w:t>labor</w:t>
+      </w:r>
+      <w:r>
+        <w:t xml:space="preserve"> market. Oxford Economic Papers, 73(2), 565-587.</w:t>
       </w:r>
     </w:p>
   </w:footnote>
@@ -45267,6 +46314,9 @@
     <w:p>
       <w:pPr>
         <w:pStyle w:val="Notedebasdepage"/>
+        <w:rPr>
+          <w:lang w:val="en-US"/>
+        </w:rPr>
       </w:pPr>
       <w:r>
         <w:rPr>
@@ -45278,7 +46328,7 @@
         <w:t xml:space="preserve"> </w:t>
       </w:r>
       <w:r>
-        <w:t>Grossman, M. (1972). On the concept of health capital and the demand for health. Journal of Political Economy, 80(2), 223–255.</w:t>
+        <w:t>Gilleskie, D. B., &amp; Hoffman, D. (2014). Health capital and human capital as explanations for health-related wage disparities. Journal of Human Capital, 8(3), 235–279</w:t>
       </w:r>
     </w:p>
   </w:footnote>
@@ -45297,7 +46347,7 @@
         <w:t xml:space="preserve"> </w:t>
       </w:r>
       <w:r>
-        <w:t>Galama, T., &amp; Van Kippersluis, H. (2019). A theory of socioeconomic disparities in health. Journal of Health Economics, 62, 1–14.</w:t>
+        <w:t>Grossman, M. (1972). On the concept of health capital and the demand for health. Journal of Political Economy, 80(2), 223–255.</w:t>
       </w:r>
     </w:p>
   </w:footnote>
@@ -45316,7 +46366,7 @@
         <w:t xml:space="preserve"> </w:t>
       </w:r>
       <w:r>
-        <w:t>Baicker, K., Mullainathan, S., &amp; Schwartzstein, J. (2015). Behavioral hazard in health insurance. Quarterly Journal of Economics, 130(4), 1623–1667.</w:t>
+        <w:t>Galama, T., &amp; Van Kippersluis, H. (2019). A theory of socioeconomic disparities in health. Journal of Health Economics, 62, 1–14.</w:t>
       </w:r>
     </w:p>
   </w:footnote>
@@ -45335,7 +46385,7 @@
         <w:t xml:space="preserve"> </w:t>
       </w:r>
       <w:r>
-        <w:t>Williams, D., &amp; Mohammed, S. (2013). Racism and health I: Pathways and evidence. American Behavioral Scientist, 57(8), 1152–1173.</w:t>
+        <w:t>Baicker, K., Mullainathan, S., &amp; Schwartzstein, J. (2015). Behavioral hazard in health insurance. Quarterly Journal of Economics, 130(4), 1623–1667.</w:t>
       </w:r>
     </w:p>
   </w:footnote>
@@ -45354,7 +46404,7 @@
         <w:t xml:space="preserve"> </w:t>
       </w:r>
       <w:r>
-        <w:t>Adda, J., Banks, J., &amp; Von Gaudecker, H. M. (2003). The impact of income shocks on health: Evidence from cohort data. Journal of the European Economic Association, 1(4), 968–1000.</w:t>
+        <w:t>Williams, D., &amp; Mohammed, S. (2013). Racism and health I: Pathways and evidence. American Behavioral Scientist, 57(8), 1152–1173.</w:t>
       </w:r>
     </w:p>
   </w:footnote>
@@ -45373,7 +46423,7 @@
         <w:t xml:space="preserve"> </w:t>
       </w:r>
       <w:r>
-        <w:t>Sen, A. (1999). Development as freedom. Oxford University Press</w:t>
+        <w:t>Adda, J., Banks, J., &amp; Von Gaudecker, H. M. (2003). The impact of income shocks on health: Evidence from cohort data. Journal of the European Economic Association, 1(4), 968–1000.</w:t>
       </w:r>
     </w:p>
   </w:footnote>
@@ -45381,9 +46431,6 @@
     <w:p>
       <w:pPr>
         <w:pStyle w:val="Notedebasdepage"/>
-        <w:rPr>
-          <w:lang w:val="en-US"/>
-        </w:rPr>
       </w:pPr>
       <w:r>
         <w:rPr>
@@ -45395,7 +46442,7 @@
         <w:t xml:space="preserve"> </w:t>
       </w:r>
       <w:r>
-        <w:t>Nussbaum, M. C. (2006). Frontiers of justice: Disability, nationality, species membership. The Belknap Press of Harvard University Press.</w:t>
+        <w:t>Sen, A. (1999). Development as freedom. Oxford University Press</w:t>
       </w:r>
     </w:p>
   </w:footnote>
@@ -45403,6 +46450,9 @@
     <w:p>
       <w:pPr>
         <w:pStyle w:val="Notedebasdepage"/>
+        <w:rPr>
+          <w:lang w:val="en-US"/>
+        </w:rPr>
       </w:pPr>
       <w:r>
         <w:rPr>
@@ -45414,7 +46464,7 @@
         <w:t xml:space="preserve"> </w:t>
       </w:r>
       <w:r>
-        <w:t>Terzi, L. (2020). Capability and educational equality. Journal of Human Development, 21(2), 123-139.</w:t>
+        <w:t>Nussbaum, M. C. (2006). Frontiers of justice: Disability, nationality, species membership. The Belknap Press of Harvard University Press.</w:t>
       </w:r>
     </w:p>
   </w:footnote>
@@ -45433,7 +46483,7 @@
         <w:t xml:space="preserve"> </w:t>
       </w:r>
       <w:r>
-        <w:t>Kabeer, N. (2021). Women's empowerment and economic development. World Development, 147, 105553.</w:t>
+        <w:t>Terzi, L. (2020). Capability and educational equality. Journal of Human Development, 21(2), 123-139.</w:t>
       </w:r>
     </w:p>
   </w:footnote>
@@ -45452,7 +46502,7 @@
         <w:t xml:space="preserve"> </w:t>
       </w:r>
       <w:r>
-        <w:t>Doeringer, P. B., &amp; Piore, M. J. (1971). Internal labor markets and manpower analysis. Heath</w:t>
+        <w:t>Kabeer, N. (2021). Women's empowerment and economic development. World Development, 147, 105553.</w:t>
       </w:r>
     </w:p>
   </w:footnote>
@@ -45460,9 +46510,6 @@
     <w:p>
       <w:pPr>
         <w:pStyle w:val="Notedebasdepage"/>
-        <w:rPr>
-          <w:lang w:val="en-US"/>
-        </w:rPr>
       </w:pPr>
       <w:r>
         <w:rPr>
@@ -45474,7 +46521,7 @@
         <w:t xml:space="preserve"> </w:t>
       </w:r>
       <w:r>
-        <w:t>Campbell, F. K. (2009). Contours of ableism: The production of disability and abledness. Palgrave Macmillan.</w:t>
+        <w:t>Doeringer, P. B., &amp; Piore, M. J. (1971). Internal labor markets and manpower analysis. Heath</w:t>
       </w:r>
     </w:p>
   </w:footnote>
@@ -45496,9 +46543,40 @@
         <w:t xml:space="preserve"> </w:t>
       </w:r>
       <w:r>
-        <w:t xml:space="preserve">Jones, M. (2022). COVID-19 and the labour market outcomes of disabled people in the UK. Social Science &amp; Medicine, 292, Article 114637. </w:t>
-      </w:r>
-      <w:hyperlink r:id="rId4" w:history="1">
+        <w:t>Campbell, F. K. (2009). Contours of ableism: The production of disability and abledness. Palgrave Macmillan.</w:t>
+      </w:r>
+    </w:p>
+  </w:footnote>
+  <w:footnote w:id="33">
+    <w:p>
+      <w:pPr>
+        <w:pStyle w:val="Notedebasdepage"/>
+        <w:rPr>
+          <w:lang w:val="en-US"/>
+        </w:rPr>
+      </w:pPr>
+      <w:r>
+        <w:rPr>
+          <w:rStyle w:val="Appelnotedebasdep"/>
+        </w:rPr>
+        <w:footnoteRef/>
+      </w:r>
+      <w:r>
+        <w:t xml:space="preserve"> </w:t>
+      </w:r>
+      <w:r>
+        <w:t xml:space="preserve">Jones, M. (2022). </w:t>
+      </w:r>
+      <w:r>
+        <w:t xml:space="preserve">COVID-19 and the </w:t>
+      </w:r>
+      <w:r>
+        <w:t>labor</w:t>
+      </w:r>
+      <w:r>
+        <w:t xml:space="preserve"> market outcomes of disabled people in the UK. Social Science &amp; Medicine, 292, Article 114637. </w:t>
+      </w:r>
+      <w:hyperlink r:id="rId5" w:history="1">
         <w:r>
           <w:rPr>
             <w:rStyle w:val="Lienhypertexte"/>
@@ -45511,7 +46589,7 @@
       </w:r>
     </w:p>
   </w:footnote>
-  <w:footnote w:id="33">
+  <w:footnote w:id="34">
     <w:p>
       <w:pPr>
         <w:pStyle w:val="Notedebasdepage"/>
@@ -45533,7 +46611,7 @@
       </w:r>
     </w:p>
   </w:footnote>
-  <w:footnote w:id="34">
+  <w:footnote w:id="35">
     <w:p>
       <w:pPr>
         <w:pStyle w:val="Notedebasdepage"/>
@@ -45553,7 +46631,7 @@
       <w:r>
         <w:t xml:space="preserve">Maroto, M., &amp; Pettinicchio, D. (2024). From recession to pandemic: Displacement among workers with disabilities from 2007 through 2021. Journal of Vocational Rehabilitation, 61(1), 25–37. </w:t>
       </w:r>
-      <w:hyperlink r:id="rId5" w:history="1">
+      <w:hyperlink r:id="rId6" w:history="1">
         <w:r>
           <w:rPr>
             <w:rStyle w:val="Lienhypertexte"/>
@@ -45566,7 +46644,7 @@
       </w:r>
     </w:p>
   </w:footnote>
-  <w:footnote w:id="35">
+  <w:footnote w:id="36">
     <w:p>
       <w:pPr>
         <w:pStyle w:val="Notedebasdepage"/>
@@ -45584,35 +46662,16 @@
         <w:t xml:space="preserve"> </w:t>
       </w:r>
       <w:r>
-        <w:t>Bondoux, Justine, (2024), Relationships between disability and labour market outcomes in Europe</w:t>
-      </w:r>
-    </w:p>
-  </w:footnote>
-  <w:footnote w:id="36">
-    <w:p>
-      <w:pPr>
-        <w:pStyle w:val="Notedebasdepage"/>
-        <w:rPr>
-          <w:lang w:val="en-US"/>
-        </w:rPr>
-      </w:pPr>
-      <w:r>
-        <w:rPr>
-          <w:rStyle w:val="Appelnotedebasdep"/>
-        </w:rPr>
-        <w:footnoteRef/>
-      </w:r>
-      <w:r>
-        <w:t xml:space="preserve"> </w:t>
-      </w:r>
-      <w:r>
-        <w:t>Schur, Lisa &amp; Rodgers, Yana &amp; Kruse, Douglas. (2021). COVID-19 and Employment Losses for Workers with Disabilities: An Intersectional Approach. SSRN Electronic Journal. 10.2139/ssrn.3788319</w:t>
-      </w:r>
-      <w:r>
-        <w:rPr>
-          <w:lang w:val="en-US"/>
-        </w:rPr>
-        <w:t>.</w:t>
+        <w:t xml:space="preserve">Bondoux, Justine, (2024), Relationships </w:t>
+      </w:r>
+      <w:r>
+        <w:t xml:space="preserve">between disability and </w:t>
+      </w:r>
+      <w:r>
+        <w:t>labor</w:t>
+      </w:r>
+      <w:r>
+        <w:t xml:space="preserve"> market outcomes in Europe</w:t>
       </w:r>
     </w:p>
   </w:footnote>
@@ -45634,7 +46693,74 @@
         <w:t xml:space="preserve"> </w:t>
       </w:r>
       <w:r>
+        <w:t>Schur, Lisa &amp; Rodgers, Yana &amp; Kruse, Douglas. (2021). COVID-19 and Employment Losses for Workers with Disabilities: An Intersectional Approach. SSRN Electronic Journal. 10.2139/ssrn.3788319</w:t>
+      </w:r>
+      <w:r>
+        <w:rPr>
+          <w:lang w:val="en-US"/>
+        </w:rPr>
+        <w:t>.</w:t>
+      </w:r>
+    </w:p>
+  </w:footnote>
+  <w:footnote w:id="38">
+    <w:p>
+      <w:pPr>
+        <w:pStyle w:val="Notedebasdepage"/>
+        <w:rPr>
+          <w:lang w:val="en-US"/>
+        </w:rPr>
+      </w:pPr>
+      <w:r>
+        <w:rPr>
+          <w:rStyle w:val="Appelnotedebasdep"/>
+        </w:rPr>
+        <w:footnoteRef/>
+      </w:r>
+      <w:r>
+        <w:t xml:space="preserve"> </w:t>
+      </w:r>
+      <w:r>
         <w:t>Rosenbaum, P. R., &amp; Rubin, D. B. (1983). The central role of the propensity score in observational studies for causal effects. Biometrika, 70(1), 41–55.</w:t>
+      </w:r>
+    </w:p>
+  </w:footnote>
+  <w:footnote w:id="39">
+    <w:p>
+      <w:pPr>
+        <w:pStyle w:val="Notedebasdepage"/>
+        <w:rPr>
+          <w:lang w:val="en-US"/>
+        </w:rPr>
+      </w:pPr>
+      <w:r>
+        <w:rPr>
+          <w:rStyle w:val="Appelnotedebasdep"/>
+        </w:rPr>
+        <w:footnoteRef/>
+      </w:r>
+      <w:r>
+        <w:t xml:space="preserve"> </w:t>
+      </w:r>
+      <w:r>
+        <w:t>(</w:t>
+      </w:r>
+      <w:r>
+        <w:t>Washington Group Short Set</w:t>
+      </w:r>
+      <w:r>
+        <w:t xml:space="preserve">) </w:t>
+      </w:r>
+      <w:hyperlink r:id="rId7" w:history="1">
+        <w:r>
+          <w:rPr>
+            <w:rStyle w:val="Lienhypertexte"/>
+          </w:rPr>
+          <w:t>https://www.washingtongroup-disability.com/question-sets/wg-short-set-on-functioning-wg-ss/</w:t>
+        </w:r>
+      </w:hyperlink>
+      <w:r>
+        <w:t xml:space="preserve"> </w:t>
       </w:r>
     </w:p>
   </w:footnote>
@@ -46049,6 +47175,95 @@
     </w:lvl>
   </w:abstractNum>
   <w:abstractNum w:abstractNumId="4" w15:restartNumberingAfterBreak="0">
+    <w:nsid w:val="143E37BE"/>
+    <w:multiLevelType w:val="hybridMultilevel"/>
+    <w:tmpl w:val="1E96EB76"/>
+    <w:lvl w:ilvl="0" w:tplc="0F0EDAF2">
+      <w:start w:val="1"/>
+      <w:numFmt w:val="lowerLetter"/>
+      <w:lvlText w:val="(%1)"/>
+      <w:lvlJc w:val="left"/>
+      <w:pPr>
+        <w:ind w:left="1080" w:hanging="360"/>
+      </w:pPr>
+      <w:rPr>
+        <w:rFonts w:hint="default"/>
+      </w:rPr>
+    </w:lvl>
+    <w:lvl w:ilvl="1" w:tplc="040C0019" w:tentative="1">
+      <w:start w:val="1"/>
+      <w:numFmt w:val="lowerLetter"/>
+      <w:lvlText w:val="%2."/>
+      <w:lvlJc w:val="left"/>
+      <w:pPr>
+        <w:ind w:left="1800" w:hanging="360"/>
+      </w:pPr>
+    </w:lvl>
+    <w:lvl w:ilvl="2" w:tplc="040C001B" w:tentative="1">
+      <w:start w:val="1"/>
+      <w:numFmt w:val="lowerRoman"/>
+      <w:lvlText w:val="%3."/>
+      <w:lvlJc w:val="right"/>
+      <w:pPr>
+        <w:ind w:left="2520" w:hanging="180"/>
+      </w:pPr>
+    </w:lvl>
+    <w:lvl w:ilvl="3" w:tplc="040C000F" w:tentative="1">
+      <w:start w:val="1"/>
+      <w:numFmt w:val="decimal"/>
+      <w:lvlText w:val="%4."/>
+      <w:lvlJc w:val="left"/>
+      <w:pPr>
+        <w:ind w:left="3240" w:hanging="360"/>
+      </w:pPr>
+    </w:lvl>
+    <w:lvl w:ilvl="4" w:tplc="040C0019" w:tentative="1">
+      <w:start w:val="1"/>
+      <w:numFmt w:val="lowerLetter"/>
+      <w:lvlText w:val="%5."/>
+      <w:lvlJc w:val="left"/>
+      <w:pPr>
+        <w:ind w:left="3960" w:hanging="360"/>
+      </w:pPr>
+    </w:lvl>
+    <w:lvl w:ilvl="5" w:tplc="040C001B" w:tentative="1">
+      <w:start w:val="1"/>
+      <w:numFmt w:val="lowerRoman"/>
+      <w:lvlText w:val="%6."/>
+      <w:lvlJc w:val="right"/>
+      <w:pPr>
+        <w:ind w:left="4680" w:hanging="180"/>
+      </w:pPr>
+    </w:lvl>
+    <w:lvl w:ilvl="6" w:tplc="040C000F" w:tentative="1">
+      <w:start w:val="1"/>
+      <w:numFmt w:val="decimal"/>
+      <w:lvlText w:val="%7."/>
+      <w:lvlJc w:val="left"/>
+      <w:pPr>
+        <w:ind w:left="5400" w:hanging="360"/>
+      </w:pPr>
+    </w:lvl>
+    <w:lvl w:ilvl="7" w:tplc="040C0019" w:tentative="1">
+      <w:start w:val="1"/>
+      <w:numFmt w:val="lowerLetter"/>
+      <w:lvlText w:val="%8."/>
+      <w:lvlJc w:val="left"/>
+      <w:pPr>
+        <w:ind w:left="6120" w:hanging="360"/>
+      </w:pPr>
+    </w:lvl>
+    <w:lvl w:ilvl="8" w:tplc="040C001B" w:tentative="1">
+      <w:start w:val="1"/>
+      <w:numFmt w:val="lowerRoman"/>
+      <w:lvlText w:val="%9."/>
+      <w:lvlJc w:val="right"/>
+      <w:pPr>
+        <w:ind w:left="6840" w:hanging="180"/>
+      </w:pPr>
+    </w:lvl>
+  </w:abstractNum>
+  <w:abstractNum w:abstractNumId="5" w15:restartNumberingAfterBreak="0">
     <w:nsid w:val="1A6D740F"/>
     <w:multiLevelType w:val="hybridMultilevel"/>
     <w:tmpl w:val="BBE005BE"/>
@@ -46137,7 +47352,7 @@
       </w:pPr>
     </w:lvl>
   </w:abstractNum>
-  <w:abstractNum w:abstractNumId="5" w15:restartNumberingAfterBreak="0">
+  <w:abstractNum w:abstractNumId="6" w15:restartNumberingAfterBreak="0">
     <w:nsid w:val="256C47D2"/>
     <w:multiLevelType w:val="hybridMultilevel"/>
     <w:tmpl w:val="092630A4"/>
@@ -46250,7 +47465,7 @@
       </w:rPr>
     </w:lvl>
   </w:abstractNum>
-  <w:abstractNum w:abstractNumId="6" w15:restartNumberingAfterBreak="0">
+  <w:abstractNum w:abstractNumId="7" w15:restartNumberingAfterBreak="0">
     <w:nsid w:val="26BE73E6"/>
     <w:multiLevelType w:val="hybridMultilevel"/>
     <w:tmpl w:val="15604864"/>
@@ -46363,7 +47578,7 @@
       </w:rPr>
     </w:lvl>
   </w:abstractNum>
-  <w:abstractNum w:abstractNumId="7" w15:restartNumberingAfterBreak="0">
+  <w:abstractNum w:abstractNumId="8" w15:restartNumberingAfterBreak="0">
     <w:nsid w:val="282C4EC0"/>
     <w:multiLevelType w:val="hybridMultilevel"/>
     <w:tmpl w:val="90CA4388"/>
@@ -46452,7 +47667,7 @@
       </w:pPr>
     </w:lvl>
   </w:abstractNum>
-  <w:abstractNum w:abstractNumId="8" w15:restartNumberingAfterBreak="0">
+  <w:abstractNum w:abstractNumId="9" w15:restartNumberingAfterBreak="0">
     <w:nsid w:val="2A537D0E"/>
     <w:multiLevelType w:val="hybridMultilevel"/>
     <w:tmpl w:val="0D2820A6"/>
@@ -46541,7 +47756,7 @@
       </w:pPr>
     </w:lvl>
   </w:abstractNum>
-  <w:abstractNum w:abstractNumId="9" w15:restartNumberingAfterBreak="0">
+  <w:abstractNum w:abstractNumId="10" w15:restartNumberingAfterBreak="0">
     <w:nsid w:val="36010965"/>
     <w:multiLevelType w:val="hybridMultilevel"/>
     <w:tmpl w:val="DCA8922C"/>
@@ -46630,7 +47845,7 @@
       </w:pPr>
     </w:lvl>
   </w:abstractNum>
-  <w:abstractNum w:abstractNumId="10" w15:restartNumberingAfterBreak="0">
+  <w:abstractNum w:abstractNumId="11" w15:restartNumberingAfterBreak="0">
     <w:nsid w:val="3A505105"/>
     <w:multiLevelType w:val="hybridMultilevel"/>
     <w:tmpl w:val="CB228516"/>
@@ -46742,7 +47957,7 @@
       </w:rPr>
     </w:lvl>
   </w:abstractNum>
-  <w:abstractNum w:abstractNumId="11" w15:restartNumberingAfterBreak="0">
+  <w:abstractNum w:abstractNumId="12" w15:restartNumberingAfterBreak="0">
     <w:nsid w:val="3B073817"/>
     <w:multiLevelType w:val="hybridMultilevel"/>
     <w:tmpl w:val="26F03700"/>
@@ -46831,7 +48046,7 @@
       </w:pPr>
     </w:lvl>
   </w:abstractNum>
-  <w:abstractNum w:abstractNumId="12" w15:restartNumberingAfterBreak="0">
+  <w:abstractNum w:abstractNumId="13" w15:restartNumberingAfterBreak="0">
     <w:nsid w:val="45E64FEE"/>
     <w:multiLevelType w:val="hybridMultilevel"/>
     <w:tmpl w:val="22D21B7A"/>
@@ -46917,7 +48132,7 @@
       </w:pPr>
     </w:lvl>
   </w:abstractNum>
-  <w:abstractNum w:abstractNumId="13" w15:restartNumberingAfterBreak="0">
+  <w:abstractNum w:abstractNumId="14" w15:restartNumberingAfterBreak="0">
     <w:nsid w:val="4C326977"/>
     <w:multiLevelType w:val="hybridMultilevel"/>
     <w:tmpl w:val="6F48ABC0"/>
@@ -47030,7 +48245,7 @@
       </w:rPr>
     </w:lvl>
   </w:abstractNum>
-  <w:abstractNum w:abstractNumId="14" w15:restartNumberingAfterBreak="0">
+  <w:abstractNum w:abstractNumId="15" w15:restartNumberingAfterBreak="0">
     <w:nsid w:val="4CF47393"/>
     <w:multiLevelType w:val="multilevel"/>
     <w:tmpl w:val="59BE2A5A"/>
@@ -47143,7 +48358,7 @@
       </w:pPr>
     </w:lvl>
   </w:abstractNum>
-  <w:abstractNum w:abstractNumId="15" w15:restartNumberingAfterBreak="0">
+  <w:abstractNum w:abstractNumId="16" w15:restartNumberingAfterBreak="0">
     <w:nsid w:val="4DFF7CF2"/>
     <w:multiLevelType w:val="hybridMultilevel"/>
     <w:tmpl w:val="9D101992"/>
@@ -47256,7 +48471,7 @@
       </w:rPr>
     </w:lvl>
   </w:abstractNum>
-  <w:abstractNum w:abstractNumId="16" w15:restartNumberingAfterBreak="0">
+  <w:abstractNum w:abstractNumId="17" w15:restartNumberingAfterBreak="0">
     <w:nsid w:val="4F936D7C"/>
     <w:multiLevelType w:val="hybridMultilevel"/>
     <w:tmpl w:val="9D101992"/>
@@ -47369,7 +48584,7 @@
       </w:rPr>
     </w:lvl>
   </w:abstractNum>
-  <w:abstractNum w:abstractNumId="17" w15:restartNumberingAfterBreak="0">
+  <w:abstractNum w:abstractNumId="18" w15:restartNumberingAfterBreak="0">
     <w:nsid w:val="50830462"/>
     <w:multiLevelType w:val="hybridMultilevel"/>
     <w:tmpl w:val="B73ACA3E"/>
@@ -47455,7 +48670,7 @@
       </w:pPr>
     </w:lvl>
   </w:abstractNum>
-  <w:abstractNum w:abstractNumId="18" w15:restartNumberingAfterBreak="0">
+  <w:abstractNum w:abstractNumId="19" w15:restartNumberingAfterBreak="0">
     <w:nsid w:val="518E794D"/>
     <w:multiLevelType w:val="hybridMultilevel"/>
     <w:tmpl w:val="935A837E"/>
@@ -47568,7 +48783,7 @@
       </w:rPr>
     </w:lvl>
   </w:abstractNum>
-  <w:abstractNum w:abstractNumId="19" w15:restartNumberingAfterBreak="0">
+  <w:abstractNum w:abstractNumId="20" w15:restartNumberingAfterBreak="0">
     <w:nsid w:val="565D64B9"/>
     <w:multiLevelType w:val="hybridMultilevel"/>
     <w:tmpl w:val="D02CA01A"/>
@@ -47657,7 +48872,7 @@
       </w:pPr>
     </w:lvl>
   </w:abstractNum>
-  <w:abstractNum w:abstractNumId="20" w15:restartNumberingAfterBreak="0">
+  <w:abstractNum w:abstractNumId="21" w15:restartNumberingAfterBreak="0">
     <w:nsid w:val="5C241D72"/>
     <w:multiLevelType w:val="hybridMultilevel"/>
     <w:tmpl w:val="B9D25C62"/>
@@ -47743,7 +48958,7 @@
       </w:pPr>
     </w:lvl>
   </w:abstractNum>
-  <w:abstractNum w:abstractNumId="21" w15:restartNumberingAfterBreak="0">
+  <w:abstractNum w:abstractNumId="22" w15:restartNumberingAfterBreak="0">
     <w:nsid w:val="5CBB317F"/>
     <w:multiLevelType w:val="hybridMultilevel"/>
     <w:tmpl w:val="1500DE1C"/>
@@ -47829,7 +49044,7 @@
       </w:pPr>
     </w:lvl>
   </w:abstractNum>
-  <w:abstractNum w:abstractNumId="22" w15:restartNumberingAfterBreak="0">
+  <w:abstractNum w:abstractNumId="23" w15:restartNumberingAfterBreak="0">
     <w:nsid w:val="65BC1713"/>
     <w:multiLevelType w:val="hybridMultilevel"/>
     <w:tmpl w:val="43CEA4A0"/>
@@ -47918,7 +49133,7 @@
       </w:pPr>
     </w:lvl>
   </w:abstractNum>
-  <w:abstractNum w:abstractNumId="23" w15:restartNumberingAfterBreak="0">
+  <w:abstractNum w:abstractNumId="24" w15:restartNumberingAfterBreak="0">
     <w:nsid w:val="66103EE7"/>
     <w:multiLevelType w:val="hybridMultilevel"/>
     <w:tmpl w:val="EE72548A"/>
@@ -48031,7 +49246,7 @@
       </w:rPr>
     </w:lvl>
   </w:abstractNum>
-  <w:abstractNum w:abstractNumId="24" w15:restartNumberingAfterBreak="0">
+  <w:abstractNum w:abstractNumId="25" w15:restartNumberingAfterBreak="0">
     <w:nsid w:val="689263D6"/>
     <w:multiLevelType w:val="hybridMultilevel"/>
     <w:tmpl w:val="83EA1518"/>
@@ -48117,7 +49332,7 @@
       </w:pPr>
     </w:lvl>
   </w:abstractNum>
-  <w:abstractNum w:abstractNumId="25" w15:restartNumberingAfterBreak="0">
+  <w:abstractNum w:abstractNumId="26" w15:restartNumberingAfterBreak="0">
     <w:nsid w:val="692D3CAC"/>
     <w:multiLevelType w:val="hybridMultilevel"/>
     <w:tmpl w:val="1AD84C82"/>
@@ -48229,7 +49444,7 @@
       </w:rPr>
     </w:lvl>
   </w:abstractNum>
-  <w:abstractNum w:abstractNumId="26" w15:restartNumberingAfterBreak="0">
+  <w:abstractNum w:abstractNumId="27" w15:restartNumberingAfterBreak="0">
     <w:nsid w:val="6A7130B8"/>
     <w:multiLevelType w:val="hybridMultilevel"/>
     <w:tmpl w:val="7D3E42A4"/>
@@ -48342,7 +49557,7 @@
       </w:rPr>
     </w:lvl>
   </w:abstractNum>
-  <w:abstractNum w:abstractNumId="27" w15:restartNumberingAfterBreak="0">
+  <w:abstractNum w:abstractNumId="28" w15:restartNumberingAfterBreak="0">
     <w:nsid w:val="6F9D19D8"/>
     <w:multiLevelType w:val="hybridMultilevel"/>
     <w:tmpl w:val="6CB84494"/>
@@ -48428,7 +49643,7 @@
       </w:pPr>
     </w:lvl>
   </w:abstractNum>
-  <w:abstractNum w:abstractNumId="28" w15:restartNumberingAfterBreak="0">
+  <w:abstractNum w:abstractNumId="29" w15:restartNumberingAfterBreak="0">
     <w:nsid w:val="720A3C41"/>
     <w:multiLevelType w:val="multilevel"/>
     <w:tmpl w:val="99502C3C"/>
@@ -48577,7 +49792,7 @@
       </w:rPr>
     </w:lvl>
   </w:abstractNum>
-  <w:abstractNum w:abstractNumId="29" w15:restartNumberingAfterBreak="0">
+  <w:abstractNum w:abstractNumId="30" w15:restartNumberingAfterBreak="0">
     <w:nsid w:val="72BB48EF"/>
     <w:multiLevelType w:val="hybridMultilevel"/>
     <w:tmpl w:val="6A70AB3A"/>
@@ -48663,7 +49878,7 @@
       </w:pPr>
     </w:lvl>
   </w:abstractNum>
-  <w:abstractNum w:abstractNumId="30" w15:restartNumberingAfterBreak="0">
+  <w:abstractNum w:abstractNumId="31" w15:restartNumberingAfterBreak="0">
     <w:nsid w:val="75550180"/>
     <w:multiLevelType w:val="hybridMultilevel"/>
     <w:tmpl w:val="6EFE8270"/>
@@ -48753,97 +49968,100 @@
     </w:lvl>
   </w:abstractNum>
   <w:num w:numId="1" w16cid:durableId="1851871220">
+    <w:abstractNumId w:val="26"/>
+  </w:num>
+  <w:num w:numId="2" w16cid:durableId="864950355">
+    <w:abstractNumId w:val="14"/>
+  </w:num>
+  <w:num w:numId="3" w16cid:durableId="1334840302">
+    <w:abstractNumId w:val="11"/>
+  </w:num>
+  <w:num w:numId="4" w16cid:durableId="1468082961">
+    <w:abstractNumId w:val="28"/>
+  </w:num>
+  <w:num w:numId="5" w16cid:durableId="213273258">
+    <w:abstractNumId w:val="6"/>
+  </w:num>
+  <w:num w:numId="6" w16cid:durableId="222910829">
     <w:abstractNumId w:val="25"/>
   </w:num>
-  <w:num w:numId="2" w16cid:durableId="864950355">
+  <w:num w:numId="7" w16cid:durableId="18510155">
+    <w:abstractNumId w:val="15"/>
+  </w:num>
+  <w:num w:numId="8" w16cid:durableId="2058704355">
+    <w:abstractNumId w:val="12"/>
+  </w:num>
+  <w:num w:numId="9" w16cid:durableId="801848313">
+    <w:abstractNumId w:val="29"/>
+  </w:num>
+  <w:num w:numId="10" w16cid:durableId="1791706795">
     <w:abstractNumId w:val="13"/>
   </w:num>
-  <w:num w:numId="3" w16cid:durableId="1334840302">
+  <w:num w:numId="11" w16cid:durableId="1932346551">
     <w:abstractNumId w:val="10"/>
-  </w:num>
-  <w:num w:numId="4" w16cid:durableId="1468082961">
-    <w:abstractNumId w:val="27"/>
-  </w:num>
-  <w:num w:numId="5" w16cid:durableId="213273258">
-    <w:abstractNumId w:val="5"/>
-  </w:num>
-  <w:num w:numId="6" w16cid:durableId="222910829">
-    <w:abstractNumId w:val="24"/>
-  </w:num>
-  <w:num w:numId="7" w16cid:durableId="18510155">
-    <w:abstractNumId w:val="14"/>
-  </w:num>
-  <w:num w:numId="8" w16cid:durableId="2058704355">
-    <w:abstractNumId w:val="11"/>
-  </w:num>
-  <w:num w:numId="9" w16cid:durableId="801848313">
-    <w:abstractNumId w:val="28"/>
-  </w:num>
-  <w:num w:numId="10" w16cid:durableId="1791706795">
-    <w:abstractNumId w:val="12"/>
-  </w:num>
-  <w:num w:numId="11" w16cid:durableId="1932346551">
-    <w:abstractNumId w:val="9"/>
   </w:num>
   <w:num w:numId="12" w16cid:durableId="902445368">
     <w:abstractNumId w:val="1"/>
   </w:num>
   <w:num w:numId="13" w16cid:durableId="1916283762">
-    <w:abstractNumId w:val="22"/>
+    <w:abstractNumId w:val="23"/>
   </w:num>
   <w:num w:numId="14" w16cid:durableId="995451726">
-    <w:abstractNumId w:val="4"/>
+    <w:abstractNumId w:val="5"/>
   </w:num>
   <w:num w:numId="15" w16cid:durableId="1147473317">
-    <w:abstractNumId w:val="6"/>
+    <w:abstractNumId w:val="7"/>
   </w:num>
   <w:num w:numId="16" w16cid:durableId="1407341606">
-    <w:abstractNumId w:val="29"/>
+    <w:abstractNumId w:val="30"/>
   </w:num>
   <w:num w:numId="17" w16cid:durableId="609434593">
-    <w:abstractNumId w:val="7"/>
+    <w:abstractNumId w:val="8"/>
   </w:num>
   <w:num w:numId="18" w16cid:durableId="1233465615">
-    <w:abstractNumId w:val="17"/>
+    <w:abstractNumId w:val="18"/>
   </w:num>
   <w:num w:numId="19" w16cid:durableId="1531142692">
-    <w:abstractNumId w:val="20"/>
+    <w:abstractNumId w:val="21"/>
   </w:num>
   <w:num w:numId="20" w16cid:durableId="1038892398">
-    <w:abstractNumId w:val="21"/>
+    <w:abstractNumId w:val="22"/>
   </w:num>
   <w:num w:numId="21" w16cid:durableId="2006398776">
     <w:abstractNumId w:val="0"/>
   </w:num>
   <w:num w:numId="22" w16cid:durableId="1857694310">
-    <w:abstractNumId w:val="18"/>
+    <w:abstractNumId w:val="19"/>
   </w:num>
   <w:num w:numId="23" w16cid:durableId="543911979">
-    <w:abstractNumId w:val="26"/>
+    <w:abstractNumId w:val="27"/>
   </w:num>
   <w:num w:numId="24" w16cid:durableId="1674453303">
-    <w:abstractNumId w:val="23"/>
+    <w:abstractNumId w:val="24"/>
   </w:num>
   <w:num w:numId="25" w16cid:durableId="1551771533">
     <w:abstractNumId w:val="2"/>
   </w:num>
   <w:num w:numId="26" w16cid:durableId="241991116">
-    <w:abstractNumId w:val="8"/>
+    <w:abstractNumId w:val="9"/>
   </w:num>
   <w:num w:numId="27" w16cid:durableId="1302926530">
+    <w:abstractNumId w:val="17"/>
+  </w:num>
+  <w:num w:numId="28" w16cid:durableId="437799592">
     <w:abstractNumId w:val="16"/>
   </w:num>
-  <w:num w:numId="28" w16cid:durableId="437799592">
-    <w:abstractNumId w:val="15"/>
-  </w:num>
   <w:num w:numId="29" w16cid:durableId="824471672">
-    <w:abstractNumId w:val="30"/>
+    <w:abstractNumId w:val="31"/>
   </w:num>
   <w:num w:numId="30" w16cid:durableId="1871146265">
     <w:abstractNumId w:val="3"/>
   </w:num>
   <w:num w:numId="31" w16cid:durableId="1703361631">
-    <w:abstractNumId w:val="19"/>
+    <w:abstractNumId w:val="20"/>
+  </w:num>
+  <w:num w:numId="32" w16cid:durableId="568268931">
+    <w:abstractNumId w:val="4"/>
   </w:num>
 </w:numbering>
 </file>
